--- a/final report/Bitcoin-Analytics-Capstone_Sp26-Team08_Final_Revised.docx
+++ b/final report/Bitcoin-Analytics-Capstone_Sp26-Team08_Final_Revised.docx
@@ -148,6 +148,14 @@
     </w:p>
     <w:sdt>
       <w:sdtPr>
+        <w:rPr>
+          <w:rFonts w:ascii="Aptos" w:eastAsia="Aptos" w:hAnsi="Aptos" w:cstheme="minorBidi"/>
+          <w:b w:val="0"/>
+          <w:bCs w:val="0"/>
+          <w:color w:val="auto"/>
+          <w:sz w:val="21"/>
+          <w:szCs w:val="22"/>
+        </w:rPr>
         <w:id w:val="-1291502088"/>
         <w:docPartObj>
           <w:docPartGallery w:val="Table of Contents"/>
@@ -156,11 +164,7 @@
       </w:sdtPr>
       <w:sdtEndPr>
         <w:rPr>
-          <w:rFonts w:ascii="Aptos" w:eastAsia="Aptos" w:hAnsi="Aptos" w:cstheme="minorBidi"/>
           <w:noProof/>
-          <w:color w:val="auto"/>
-          <w:sz w:val="21"/>
-          <w:szCs w:val="22"/>
         </w:rPr>
       </w:sdtEndPr>
       <w:sdtContent>
@@ -2584,21 +2588,7 @@
           <w:rFonts w:ascii="Calibri" w:hAnsi="Calibri" w:cs="Calibri"/>
           <w:sz w:val="22"/>
         </w:rPr>
-        <w:t xml:space="preserve">The strongest result from our analysis is that valuation still matters most. Lower MVRV regimes were consistently associated with better accumulation outcomes. At the same time, the best entry windows were not usually the most extreme panic periods. They appeared more often in what we describe as an active churn regime: Bitcoin looked relatively undervalued, exchange </w:t>
-      </w:r>
-      <w:r>
-        <w:rPr>
-          <w:rFonts w:ascii="Calibri" w:hAnsi="Calibri" w:cs="Calibri"/>
-          <w:sz w:val="22"/>
-        </w:rPr>
-        <w:t>net flows</w:t>
-      </w:r>
-      <w:r>
-        <w:rPr>
-          <w:rFonts w:ascii="Calibri" w:hAnsi="Calibri" w:cs="Calibri"/>
-          <w:sz w:val="22"/>
-        </w:rPr>
-        <w:t xml:space="preserve"> showed moderate outflows, and on-chain participation remained healthy. This combination turned out to be more useful than looking at valuation in isolation.</w:t>
+        <w:t>The strongest result from our analysis is that valuation still matters most. Lower MVRV regimes were consistently associated with better accumulation outcomes. At the same time, the best entry windows were not usually the most extreme panic periods. They appeared more often in what we describe as an active churn regime: Bitcoin looked relatively undervalued, exchange net flows showed moderate outflows, and on-chain participation remained healthy. This combination turned out to be more useful than looking at valuation in isolation.</w:t>
       </w:r>
     </w:p>
     <w:p>
@@ -2688,6 +2678,7 @@
     </w:p>
     <w:p>
       <w:pPr>
+        <w:spacing w:after="240" w:line="240" w:lineRule="auto"/>
         <w:rPr>
           <w:rFonts w:asciiTheme="majorHAnsi" w:hAnsiTheme="majorHAnsi" w:cstheme="majorHAnsi"/>
           <w:sz w:val="22"/>
@@ -2717,6 +2708,7 @@
     </w:p>
     <w:p>
       <w:pPr>
+        <w:spacing w:after="240" w:line="240" w:lineRule="auto"/>
         <w:rPr>
           <w:rFonts w:asciiTheme="majorHAnsi" w:hAnsiTheme="majorHAnsi" w:cstheme="majorHAnsi"/>
           <w:sz w:val="22"/>
@@ -2727,32 +2719,35 @@
           <w:rFonts w:asciiTheme="majorHAnsi" w:hAnsiTheme="majorHAnsi" w:cstheme="majorHAnsi"/>
           <w:sz w:val="22"/>
         </w:rPr>
-        <w:t>In the world of bitcoin and crypto investment, this</w:t>
-      </w:r>
-      <w:r>
+        <w:t>In the world of bitcoin and crypto investment, this creates a useful business question: can a disciplined investor preserve the simplicity of DCA while improving capital timing through transparent signals? A positive answer matters because even modest improvements in bitcoin accumulated per dollar compound meaningfully over multi-year horizons. An accumulation strategy that buys slightly more aggressively when the asset is structurally cheap and slightly less aggressively when conditions are unfavorable can potentially improve long-run holdings without requiring leverage, discretionary timing, or black-box prediction.</w:t>
+      </w:r>
+    </w:p>
+    <w:p>
+      <w:pPr>
+        <w:spacing w:after="240" w:line="240" w:lineRule="auto"/>
         <w:rPr>
           <w:rFonts w:asciiTheme="majorHAnsi" w:hAnsiTheme="majorHAnsi" w:cstheme="majorHAnsi"/>
           <w:sz w:val="22"/>
         </w:rPr>
-        <w:t xml:space="preserve"> creates a useful business question: can a disciplined investor preserve the simplicity of DCA while improving capital timing through transparent signals? A positive answer matters because even modest improvements in </w:t>
-      </w:r>
+      </w:pPr>
       <w:r>
         <w:rPr>
           <w:rFonts w:asciiTheme="majorHAnsi" w:hAnsiTheme="majorHAnsi" w:cstheme="majorHAnsi"/>
           <w:sz w:val="22"/>
         </w:rPr>
-        <w:t>bitcoin</w:t>
+        <w:t xml:space="preserve">This framing also fits a realistic product perspective. The output of the model is not a trading signal such as 'buy' or 'sell' for a fully invested portfolio. </w:t>
       </w:r>
       <w:r>
         <w:rPr>
           <w:rFonts w:asciiTheme="majorHAnsi" w:hAnsiTheme="majorHAnsi" w:cstheme="majorHAnsi"/>
           <w:sz w:val="22"/>
         </w:rPr>
-        <w:t xml:space="preserve"> accumulated per dollar compound meaningfully over multi-year horizons. An accumulation strategy that buys slightly more aggressively when the asset is structurally cheap and slightly less aggressively when conditions are unfavorable can potentially improve long-run holdings without requiring leverage, discretionary timing, or black-box prediction.</w:t>
+        <w:t>Instead, it tells us periods that were more favorable for long-term accumulation and scale buying intensity up or down accordingly.</w:t>
       </w:r>
     </w:p>
     <w:p>
       <w:pPr>
+        <w:spacing w:after="240" w:line="240" w:lineRule="auto"/>
         <w:rPr>
           <w:rFonts w:asciiTheme="majorHAnsi" w:hAnsiTheme="majorHAnsi" w:cstheme="majorHAnsi"/>
           <w:sz w:val="22"/>
@@ -2763,83 +2758,61 @@
           <w:rFonts w:asciiTheme="majorHAnsi" w:hAnsiTheme="majorHAnsi" w:cstheme="majorHAnsi"/>
           <w:sz w:val="22"/>
         </w:rPr>
-        <w:t xml:space="preserve">This framing also fits a realistic product perspective. The output of the model is not a trading signal such as 'buy' or 'sell' for a fully invested portfolio. </w:t>
-      </w:r>
-      <w:r>
-        <w:rPr>
-          <w:rFonts w:asciiTheme="majorHAnsi" w:hAnsiTheme="majorHAnsi" w:cstheme="majorHAnsi"/>
-          <w:sz w:val="22"/>
-        </w:rPr>
-        <w:t>Instead, it tells us</w:t>
-      </w:r>
-      <w:r>
-        <w:rPr>
-          <w:rFonts w:asciiTheme="majorHAnsi" w:hAnsiTheme="majorHAnsi" w:cstheme="majorHAnsi"/>
-          <w:sz w:val="22"/>
-        </w:rPr>
-        <w:t xml:space="preserve"> periods that were more favorable for long-term accumulation and scale buying intensity up or down accordingly.</w:t>
+        <w:t>Our project answers below three research questions:</w:t>
       </w:r>
     </w:p>
     <w:p>
       <w:pPr>
-        <w:rPr>
-          <w:rFonts w:asciiTheme="majorHAnsi" w:hAnsiTheme="majorHAnsi" w:cstheme="majorHAnsi"/>
-          <w:sz w:val="22"/>
-        </w:rPr>
-      </w:pPr>
-      <w:r>
-        <w:rPr>
-          <w:rFonts w:asciiTheme="majorHAnsi" w:hAnsiTheme="majorHAnsi" w:cstheme="majorHAnsi"/>
-          <w:sz w:val="22"/>
-        </w:rPr>
-        <w:t>Our project answers below three research questions:</w:t>
+        <w:pStyle w:val="ListBullet"/>
+        <w:spacing w:after="240" w:line="240" w:lineRule="auto"/>
+        <w:rPr>
+          <w:rFonts w:ascii="Calibri" w:hAnsi="Calibri" w:cs="Calibri"/>
+        </w:rPr>
+      </w:pPr>
+      <w:r>
+        <w:rPr>
+          <w:rFonts w:ascii="Calibri" w:hAnsi="Calibri" w:cs="Calibri"/>
+        </w:rPr>
+        <w:t>Do on-chain valuation and participation indicators identify systematically better Bitcoin accumulation windows?</w:t>
       </w:r>
     </w:p>
     <w:p>
       <w:pPr>
         <w:pStyle w:val="ListBullet"/>
-        <w:rPr>
-          <w:rFonts w:ascii="Calibri" w:hAnsi="Calibri" w:cs="Calibri"/>
-        </w:rPr>
-      </w:pPr>
-      <w:r>
-        <w:rPr>
-          <w:rFonts w:ascii="Calibri" w:hAnsi="Calibri" w:cs="Calibri"/>
-        </w:rPr>
-        <w:t>Do on-chain valuation and participation indicators identify systematically better Bitcoin accumulation windows?</w:t>
+        <w:spacing w:after="240" w:line="240" w:lineRule="auto"/>
+        <w:rPr>
+          <w:rFonts w:ascii="Calibri" w:hAnsi="Calibri" w:cs="Calibri"/>
+        </w:rPr>
+      </w:pPr>
+      <w:r>
+        <w:rPr>
+          <w:rFonts w:ascii="Calibri" w:hAnsi="Calibri" w:cs="Calibri"/>
+        </w:rPr>
+        <w:t>Do prediction-market features from Polymarket add useful information about risk, sentiment, or speculative conviction?</w:t>
       </w:r>
     </w:p>
     <w:p>
       <w:pPr>
         <w:pStyle w:val="ListBullet"/>
-        <w:rPr>
-          <w:rFonts w:ascii="Calibri" w:hAnsi="Calibri" w:cs="Calibri"/>
-        </w:rPr>
-      </w:pPr>
-      <w:r>
-        <w:rPr>
-          <w:rFonts w:ascii="Calibri" w:hAnsi="Calibri" w:cs="Calibri"/>
-        </w:rPr>
-        <w:t>Do prediction-market features from Polymarket add useful information about risk, sentiment, or speculative conviction?</w:t>
+        <w:spacing w:after="240" w:line="240" w:lineRule="auto"/>
+        <w:rPr>
+          <w:rFonts w:ascii="Calibri" w:hAnsi="Calibri" w:cs="Calibri"/>
+        </w:rPr>
+      </w:pPr>
+      <w:r>
+        <w:rPr>
+          <w:rFonts w:ascii="Calibri" w:hAnsi="Calibri" w:cs="Calibri"/>
+        </w:rPr>
+        <w:t>Can a rule-based dynamic allocation framework outperform uniform DCA on a rolling out-of-sample style backtest while remaining interpretable?</w:t>
       </w:r>
     </w:p>
     <w:p>
       <w:pPr>
         <w:pStyle w:val="ListBullet"/>
-        <w:rPr>
-          <w:rFonts w:ascii="Calibri" w:hAnsi="Calibri" w:cs="Calibri"/>
-        </w:rPr>
-      </w:pPr>
-      <w:r>
-        <w:rPr>
-          <w:rFonts w:ascii="Calibri" w:hAnsi="Calibri" w:cs="Calibri"/>
-        </w:rPr>
-        <w:t>Can a rule-based dynamic allocation framework outperform uniform DCA on a rolling out-of-sample style backtest while remaining interpretable?</w:t>
-      </w:r>
-    </w:p>
-    <w:p>
-      <w:pPr>
-        <w:pStyle w:val="ListBullet"/>
+        <w:numPr>
+          <w:ilvl w:val="0"/>
+          <w:numId w:val="0"/>
+        </w:numPr>
         <w:rPr>
           <w:rFonts w:ascii="Calibri" w:hAnsi="Calibri" w:cs="Calibri"/>
         </w:rPr>
@@ -3015,6 +2988,19 @@
     </w:p>
     <w:p>
       <w:pPr>
+        <w:pStyle w:val="ListBullet"/>
+        <w:numPr>
+          <w:ilvl w:val="0"/>
+          <w:numId w:val="0"/>
+        </w:numPr>
+        <w:ind w:left="360" w:hanging="360"/>
+        <w:rPr>
+          <w:rFonts w:ascii="Calibri" w:hAnsi="Calibri" w:cs="Calibri"/>
+        </w:rPr>
+      </w:pPr>
+    </w:p>
+    <w:p>
+      <w:pPr>
         <w:pStyle w:val="Heading1"/>
         <w:rPr>
           <w:rFonts w:ascii="Calibri" w:hAnsi="Calibri" w:cs="Calibri"/>
@@ -3058,14 +3044,7 @@
           <w:rFonts w:ascii="Calibri" w:hAnsi="Calibri" w:cs="Calibri"/>
           <w:sz w:val="22"/>
         </w:rPr>
-        <w:t xml:space="preserve">The project uses two main data sources. </w:t>
-      </w:r>
-      <w:r>
-        <w:rPr>
-          <w:rFonts w:ascii="Calibri" w:hAnsi="Calibri" w:cs="Calibri"/>
-          <w:sz w:val="22"/>
-        </w:rPr>
-        <w:t>The</w:t>
+        <w:t>The project uses two main data sources. The</w:t>
       </w:r>
       <w:r>
         <w:rPr>
@@ -3880,7 +3859,19 @@
           <w:rFonts w:ascii="Calibri" w:hAnsi="Calibri" w:cs="Calibri"/>
         </w:rPr>
         <w:lastRenderedPageBreak/>
-        <w:t>3.3 Signal 3 — whale smart money</w:t>
+        <w:t>3.3 Signal 3</w:t>
+      </w:r>
+      <w:r>
+        <w:rPr>
+          <w:rFonts w:ascii="Calibri" w:hAnsi="Calibri" w:cs="Calibri"/>
+        </w:rPr>
+        <w:t xml:space="preserve"> - </w:t>
+      </w:r>
+      <w:r>
+        <w:rPr>
+          <w:rFonts w:ascii="Calibri" w:hAnsi="Calibri" w:cs="Calibri"/>
+        </w:rPr>
+        <w:t>smart money</w:t>
       </w:r>
       <w:bookmarkEnd w:id="10"/>
     </w:p>
@@ -3998,13 +3989,6 @@
           <w:sz w:val="22"/>
         </w:rPr>
       </w:pPr>
-      <w:r>
-        <w:rPr>
-          <w:rFonts w:ascii="Calibri" w:hAnsi="Calibri" w:cs="Calibri"/>
-          <w:sz w:val="22"/>
-        </w:rPr>
-        <w:t xml:space="preserve"> </w:t>
-      </w:r>
       <w:r>
         <w:rPr>
           <w:rFonts w:ascii="Calibri" w:hAnsi="Calibri" w:cs="Calibri"/>
@@ -4328,19 +4312,7 @@
         <w:rPr>
           <w:rFonts w:ascii="Calibri" w:hAnsi="Calibri" w:cs="Calibri"/>
         </w:rPr>
-        <w:t xml:space="preserve">Figure </w:t>
-      </w:r>
-      <w:r>
-        <w:rPr>
-          <w:rFonts w:ascii="Calibri" w:hAnsi="Calibri" w:cs="Calibri"/>
-        </w:rPr>
-        <w:t>9</w:t>
-      </w:r>
-      <w:r>
-        <w:rPr>
-          <w:rFonts w:ascii="Calibri" w:hAnsi="Calibri" w:cs="Calibri"/>
-        </w:rPr>
-        <w:t>. The prediction-market risk index functioned mainly as a regime filter, helping distinguish between different macro uncertainty environments.</w:t>
+        <w:t>Figure 9. The prediction-market risk index functioned mainly as a regime filter, helping distinguish between different macro uncertainty environments.</w:t>
       </w:r>
     </w:p>
     <w:p>
@@ -4866,14 +4838,7 @@
                 <w:rFonts w:ascii="Calibri" w:hAnsi="Calibri" w:cs="Calibri"/>
                 <w:sz w:val="22"/>
               </w:rPr>
-              <w:t xml:space="preserve">active addresses </w:t>
-            </w:r>
-            <w:r>
-              <w:rPr>
-                <w:rFonts w:ascii="Calibri" w:hAnsi="Calibri" w:cs="Calibri"/>
-                <w:sz w:val="22"/>
-              </w:rPr>
-              <w:t>indicate</w:t>
+              <w:t>active addresses indicate</w:t>
             </w:r>
             <w:r>
               <w:rPr>
@@ -5413,13 +5378,19 @@
               <w:spacing w:before="40" w:after="40"/>
               <w:rPr>
                 <w:rFonts w:ascii="Calibri" w:hAnsi="Calibri" w:cs="Calibri"/>
-                <w:sz w:val="18"/>
+                <w:b/>
+                <w:bCs/>
+                <w:sz w:val="20"/>
+                <w:szCs w:val="24"/>
               </w:rPr>
             </w:pPr>
             <w:r>
               <w:rPr>
                 <w:rFonts w:ascii="Calibri" w:hAnsi="Calibri" w:cs="Calibri"/>
-                <w:sz w:val="18"/>
+                <w:b/>
+                <w:bCs/>
+                <w:sz w:val="20"/>
+                <w:szCs w:val="24"/>
               </w:rPr>
               <w:t>Final Model Score</w:t>
             </w:r>
@@ -5439,6 +5410,7 @@
           <w:p>
             <w:pPr>
               <w:spacing w:before="40" w:after="40"/>
+              <w:jc w:val="center"/>
               <w:rPr>
                 <w:rFonts w:ascii="Calibri" w:hAnsi="Calibri" w:cs="Calibri"/>
                 <w:sz w:val="18"/>
@@ -5467,6 +5439,7 @@
           <w:p>
             <w:pPr>
               <w:spacing w:before="40" w:after="40"/>
+              <w:jc w:val="center"/>
               <w:rPr>
                 <w:rFonts w:ascii="Calibri" w:hAnsi="Calibri" w:cs="Calibri"/>
                 <w:sz w:val="18"/>
@@ -5495,6 +5468,7 @@
           <w:p>
             <w:pPr>
               <w:spacing w:before="40" w:after="40"/>
+              <w:jc w:val="center"/>
               <w:rPr>
                 <w:rFonts w:ascii="Calibri" w:hAnsi="Calibri" w:cs="Calibri"/>
                 <w:sz w:val="18"/>
@@ -5531,13 +5505,19 @@
               <w:spacing w:before="40" w:after="40"/>
               <w:rPr>
                 <w:rFonts w:ascii="Calibri" w:hAnsi="Calibri" w:cs="Calibri"/>
-                <w:sz w:val="18"/>
+                <w:b/>
+                <w:bCs/>
+                <w:sz w:val="20"/>
+                <w:szCs w:val="24"/>
               </w:rPr>
             </w:pPr>
             <w:r>
               <w:rPr>
                 <w:rFonts w:ascii="Calibri" w:hAnsi="Calibri" w:cs="Calibri"/>
-                <w:sz w:val="18"/>
+                <w:b/>
+                <w:bCs/>
+                <w:sz w:val="20"/>
+                <w:szCs w:val="24"/>
               </w:rPr>
               <w:t>Win Rate</w:t>
             </w:r>
@@ -5557,6 +5537,7 @@
           <w:p>
             <w:pPr>
               <w:spacing w:before="40" w:after="40"/>
+              <w:jc w:val="center"/>
               <w:rPr>
                 <w:rFonts w:ascii="Calibri" w:hAnsi="Calibri" w:cs="Calibri"/>
                 <w:sz w:val="18"/>
@@ -5585,6 +5566,7 @@
           <w:p>
             <w:pPr>
               <w:spacing w:before="40" w:after="40"/>
+              <w:jc w:val="center"/>
               <w:rPr>
                 <w:rFonts w:ascii="Calibri" w:hAnsi="Calibri" w:cs="Calibri"/>
                 <w:sz w:val="18"/>
@@ -5613,6 +5595,7 @@
           <w:p>
             <w:pPr>
               <w:spacing w:before="40" w:after="40"/>
+              <w:jc w:val="center"/>
               <w:rPr>
                 <w:rFonts w:ascii="Calibri" w:hAnsi="Calibri" w:cs="Calibri"/>
                 <w:sz w:val="18"/>
@@ -5649,13 +5632,19 @@
               <w:spacing w:before="40" w:after="40"/>
               <w:rPr>
                 <w:rFonts w:ascii="Calibri" w:hAnsi="Calibri" w:cs="Calibri"/>
-                <w:sz w:val="18"/>
+                <w:b/>
+                <w:bCs/>
+                <w:sz w:val="20"/>
+                <w:szCs w:val="24"/>
               </w:rPr>
             </w:pPr>
             <w:r>
               <w:rPr>
                 <w:rFonts w:ascii="Calibri" w:hAnsi="Calibri" w:cs="Calibri"/>
-                <w:sz w:val="18"/>
+                <w:b/>
+                <w:bCs/>
+                <w:sz w:val="20"/>
+                <w:szCs w:val="24"/>
               </w:rPr>
               <w:t>Exponential Decay Percentile</w:t>
             </w:r>
@@ -5675,6 +5664,7 @@
           <w:p>
             <w:pPr>
               <w:spacing w:before="40" w:after="40"/>
+              <w:jc w:val="center"/>
               <w:rPr>
                 <w:rFonts w:ascii="Calibri" w:hAnsi="Calibri" w:cs="Calibri"/>
                 <w:sz w:val="18"/>
@@ -5703,6 +5693,7 @@
           <w:p>
             <w:pPr>
               <w:spacing w:before="40" w:after="40"/>
+              <w:jc w:val="center"/>
               <w:rPr>
                 <w:rFonts w:ascii="Calibri" w:hAnsi="Calibri" w:cs="Calibri"/>
                 <w:sz w:val="18"/>
@@ -5731,6 +5722,7 @@
           <w:p>
             <w:pPr>
               <w:spacing w:before="40" w:after="40"/>
+              <w:jc w:val="center"/>
               <w:rPr>
                 <w:rFonts w:ascii="Calibri" w:hAnsi="Calibri" w:cs="Calibri"/>
                 <w:sz w:val="18"/>
@@ -5767,13 +5759,19 @@
               <w:spacing w:before="40" w:after="40"/>
               <w:rPr>
                 <w:rFonts w:ascii="Calibri" w:hAnsi="Calibri" w:cs="Calibri"/>
-                <w:sz w:val="18"/>
+                <w:b/>
+                <w:bCs/>
+                <w:sz w:val="20"/>
+                <w:szCs w:val="24"/>
               </w:rPr>
             </w:pPr>
             <w:r>
               <w:rPr>
                 <w:rFonts w:ascii="Calibri" w:hAnsi="Calibri" w:cs="Calibri"/>
-                <w:sz w:val="18"/>
+                <w:b/>
+                <w:bCs/>
+                <w:sz w:val="20"/>
+                <w:szCs w:val="24"/>
               </w:rPr>
               <w:t>Mean Excess Percentile</w:t>
             </w:r>
@@ -5793,6 +5791,7 @@
           <w:p>
             <w:pPr>
               <w:spacing w:before="40" w:after="40"/>
+              <w:jc w:val="center"/>
               <w:rPr>
                 <w:rFonts w:ascii="Calibri" w:hAnsi="Calibri" w:cs="Calibri"/>
                 <w:sz w:val="18"/>
@@ -5821,6 +5820,7 @@
           <w:p>
             <w:pPr>
               <w:spacing w:before="40" w:after="40"/>
+              <w:jc w:val="center"/>
               <w:rPr>
                 <w:rFonts w:ascii="Calibri" w:hAnsi="Calibri" w:cs="Calibri"/>
                 <w:sz w:val="18"/>
@@ -5849,6 +5849,7 @@
           <w:p>
             <w:pPr>
               <w:spacing w:before="40" w:after="40"/>
+              <w:jc w:val="center"/>
               <w:rPr>
                 <w:rFonts w:ascii="Calibri" w:hAnsi="Calibri" w:cs="Calibri"/>
                 <w:sz w:val="18"/>
@@ -5885,13 +5886,19 @@
               <w:spacing w:before="40" w:after="40"/>
               <w:rPr>
                 <w:rFonts w:ascii="Calibri" w:hAnsi="Calibri" w:cs="Calibri"/>
-                <w:sz w:val="18"/>
+                <w:b/>
+                <w:bCs/>
+                <w:sz w:val="20"/>
+                <w:szCs w:val="24"/>
               </w:rPr>
             </w:pPr>
             <w:r>
               <w:rPr>
                 <w:rFonts w:ascii="Calibri" w:hAnsi="Calibri" w:cs="Calibri"/>
-                <w:sz w:val="18"/>
+                <w:b/>
+                <w:bCs/>
+                <w:sz w:val="20"/>
+                <w:szCs w:val="24"/>
               </w:rPr>
               <w:t>Median Excess Percentile</w:t>
             </w:r>
@@ -5911,6 +5918,7 @@
           <w:p>
             <w:pPr>
               <w:spacing w:before="40" w:after="40"/>
+              <w:jc w:val="center"/>
               <w:rPr>
                 <w:rFonts w:ascii="Calibri" w:hAnsi="Calibri" w:cs="Calibri"/>
                 <w:sz w:val="18"/>
@@ -5939,6 +5947,7 @@
           <w:p>
             <w:pPr>
               <w:spacing w:before="40" w:after="40"/>
+              <w:jc w:val="center"/>
               <w:rPr>
                 <w:rFonts w:ascii="Calibri" w:hAnsi="Calibri" w:cs="Calibri"/>
                 <w:sz w:val="18"/>
@@ -5967,6 +5976,7 @@
           <w:p>
             <w:pPr>
               <w:spacing w:before="40" w:after="40"/>
+              <w:jc w:val="center"/>
               <w:rPr>
                 <w:rFonts w:ascii="Calibri" w:hAnsi="Calibri" w:cs="Calibri"/>
                 <w:sz w:val="18"/>
@@ -6003,13 +6013,19 @@
               <w:spacing w:before="40" w:after="40"/>
               <w:rPr>
                 <w:rFonts w:ascii="Calibri" w:hAnsi="Calibri" w:cs="Calibri"/>
-                <w:sz w:val="18"/>
+                <w:b/>
+                <w:bCs/>
+                <w:sz w:val="20"/>
+                <w:szCs w:val="24"/>
               </w:rPr>
             </w:pPr>
             <w:r>
               <w:rPr>
                 <w:rFonts w:ascii="Calibri" w:hAnsi="Calibri" w:cs="Calibri"/>
-                <w:sz w:val="18"/>
+                <w:b/>
+                <w:bCs/>
+                <w:sz w:val="20"/>
+                <w:szCs w:val="24"/>
               </w:rPr>
               <w:t>Mean Relative Improvement</w:t>
             </w:r>
@@ -6029,6 +6045,7 @@
           <w:p>
             <w:pPr>
               <w:spacing w:before="40" w:after="40"/>
+              <w:jc w:val="center"/>
               <w:rPr>
                 <w:rFonts w:ascii="Calibri" w:hAnsi="Calibri" w:cs="Calibri"/>
                 <w:sz w:val="18"/>
@@ -6057,6 +6074,7 @@
           <w:p>
             <w:pPr>
               <w:spacing w:before="40" w:after="40"/>
+              <w:jc w:val="center"/>
               <w:rPr>
                 <w:rFonts w:ascii="Calibri" w:hAnsi="Calibri" w:cs="Calibri"/>
                 <w:sz w:val="18"/>
@@ -6085,6 +6103,7 @@
           <w:p>
             <w:pPr>
               <w:spacing w:before="40" w:after="40"/>
+              <w:jc w:val="center"/>
               <w:rPr>
                 <w:rFonts w:ascii="Calibri" w:hAnsi="Calibri" w:cs="Calibri"/>
                 <w:sz w:val="18"/>
@@ -6121,13 +6140,19 @@
               <w:spacing w:before="40" w:after="40"/>
               <w:rPr>
                 <w:rFonts w:ascii="Calibri" w:hAnsi="Calibri" w:cs="Calibri"/>
-                <w:sz w:val="18"/>
+                <w:b/>
+                <w:bCs/>
+                <w:sz w:val="20"/>
+                <w:szCs w:val="24"/>
               </w:rPr>
             </w:pPr>
             <w:r>
               <w:rPr>
                 <w:rFonts w:ascii="Calibri" w:hAnsi="Calibri" w:cs="Calibri"/>
-                <w:sz w:val="18"/>
+                <w:b/>
+                <w:bCs/>
+                <w:sz w:val="20"/>
+                <w:szCs w:val="24"/>
               </w:rPr>
               <w:t>Median Relative Improvement</w:t>
             </w:r>
@@ -6147,6 +6172,7 @@
           <w:p>
             <w:pPr>
               <w:spacing w:before="40" w:after="40"/>
+              <w:jc w:val="center"/>
               <w:rPr>
                 <w:rFonts w:ascii="Calibri" w:hAnsi="Calibri" w:cs="Calibri"/>
                 <w:sz w:val="18"/>
@@ -6175,6 +6201,7 @@
           <w:p>
             <w:pPr>
               <w:spacing w:before="40" w:after="40"/>
+              <w:jc w:val="center"/>
               <w:rPr>
                 <w:rFonts w:ascii="Calibri" w:hAnsi="Calibri" w:cs="Calibri"/>
                 <w:sz w:val="18"/>
@@ -6203,6 +6230,7 @@
           <w:p>
             <w:pPr>
               <w:spacing w:before="40" w:after="40"/>
+              <w:jc w:val="center"/>
               <w:rPr>
                 <w:rFonts w:ascii="Calibri" w:hAnsi="Calibri" w:cs="Calibri"/>
                 <w:sz w:val="18"/>
@@ -6239,13 +6267,19 @@
               <w:spacing w:before="40" w:after="40"/>
               <w:rPr>
                 <w:rFonts w:ascii="Calibri" w:hAnsi="Calibri" w:cs="Calibri"/>
-                <w:sz w:val="18"/>
+                <w:b/>
+                <w:bCs/>
+                <w:sz w:val="20"/>
+                <w:szCs w:val="24"/>
               </w:rPr>
             </w:pPr>
             <w:r>
               <w:rPr>
                 <w:rFonts w:ascii="Calibri" w:hAnsi="Calibri" w:cs="Calibri"/>
-                <w:sz w:val="18"/>
+                <w:b/>
+                <w:bCs/>
+                <w:sz w:val="20"/>
+                <w:szCs w:val="24"/>
               </w:rPr>
               <w:t>Mean Ratio (Dynamic/Uniform)</w:t>
             </w:r>
@@ -6265,6 +6299,7 @@
           <w:p>
             <w:pPr>
               <w:spacing w:before="40" w:after="40"/>
+              <w:jc w:val="center"/>
               <w:rPr>
                 <w:rFonts w:ascii="Calibri" w:hAnsi="Calibri" w:cs="Calibri"/>
                 <w:sz w:val="18"/>
@@ -6293,6 +6328,7 @@
           <w:p>
             <w:pPr>
               <w:spacing w:before="40" w:after="40"/>
+              <w:jc w:val="center"/>
               <w:rPr>
                 <w:rFonts w:ascii="Calibri" w:hAnsi="Calibri" w:cs="Calibri"/>
                 <w:sz w:val="18"/>
@@ -6321,6 +6357,7 @@
           <w:p>
             <w:pPr>
               <w:spacing w:before="40" w:after="40"/>
+              <w:jc w:val="center"/>
               <w:rPr>
                 <w:rFonts w:ascii="Calibri" w:hAnsi="Calibri" w:cs="Calibri"/>
                 <w:sz w:val="18"/>
@@ -6339,15 +6376,7 @@
     </w:tbl>
     <w:p>
       <w:pPr>
-        <w:rPr>
-          <w:rFonts w:ascii="Calibri" w:hAnsi="Calibri" w:cs="Calibri"/>
-          <w:sz w:val="22"/>
-          <w:szCs w:val="24"/>
-        </w:rPr>
-      </w:pPr>
-    </w:p>
-    <w:p>
-      <w:pPr>
+        <w:spacing w:before="120" w:after="120" w:line="240" w:lineRule="auto"/>
         <w:rPr>
           <w:rFonts w:ascii="Calibri" w:hAnsi="Calibri" w:cs="Calibri"/>
           <w:sz w:val="22"/>
@@ -6532,6 +6561,161 @@
     </w:p>
     <w:p>
       <w:pPr>
+        <w:pStyle w:val="NormalWeb"/>
+        <w:rPr>
+          <w:rFonts w:ascii="Calibri" w:eastAsia="Aptos" w:hAnsi="Calibri" w:cs="Calibri"/>
+          <w:sz w:val="22"/>
+          <w:lang w:val="en-US" w:eastAsia="en-US"/>
+        </w:rPr>
+      </w:pPr>
+      <w:r>
+        <w:rPr>
+          <w:rFonts w:ascii="Calibri" w:eastAsia="Aptos" w:hAnsi="Calibri" w:cs="Calibri"/>
+          <w:sz w:val="22"/>
+          <w:lang w:val="en-US" w:eastAsia="en-US"/>
+        </w:rPr>
+        <w:t>The most instructive period of underperformance occurs from late 2022 into early 2023, immediately after the FTX collapse and during the early recovery that followed. As shown in Figure X, the dynamic strategy’s SPD percentile falls sharply below the uniform DCA benchmark around the 2022–2023 window, before recovering later. This is not best understood as a case where the model simply “bought the wrong regime.” Instead, it reflects a regime-transition failure. By that stage, valuation signals such as MVRV were already indicating that Bitcoin had become historically cheap after the Terra/Luna and FTX dislocations, so the model correctly recognized deep undervaluation. However, the broader framework was intentionally designed to avoid buying too aggressively in unstable environments, and trend-sensitive components such as the 200-day moving average, together with macro and risk dampeners, were still suppressing allocations because the market continued to look fragile. As a result, the strategy remained too defensive during the first leg of the rebound.</w:t>
+      </w:r>
+    </w:p>
+    <w:p>
+      <w:pPr>
+        <w:pStyle w:val="NormalWeb"/>
+        <w:rPr>
+          <w:rFonts w:ascii="Calibri" w:eastAsia="Aptos" w:hAnsi="Calibri" w:cs="Calibri"/>
+          <w:sz w:val="22"/>
+          <w:lang w:val="en-US" w:eastAsia="en-US"/>
+        </w:rPr>
+      </w:pPr>
+      <w:r>
+        <w:rPr>
+          <w:rFonts w:ascii="Calibri" w:eastAsia="Aptos" w:hAnsi="Calibri" w:cs="Calibri"/>
+          <w:sz w:val="22"/>
+          <w:lang w:val="en-US" w:eastAsia="en-US"/>
+        </w:rPr>
+        <w:drawing>
+          <wp:inline distT="0" distB="0" distL="0" distR="0" wp14:anchorId="16E2A56D" wp14:editId="2D6FB404">
+            <wp:extent cx="6217920" cy="3018790"/>
+            <wp:effectExtent l="0" t="0" r="0" b="0"/>
+            <wp:docPr id="1509552464" name="Picture 1"/>
+            <wp:cNvGraphicFramePr>
+              <a:graphicFrameLocks xmlns:a="http://schemas.openxmlformats.org/drawingml/2006/main" noChangeAspect="1"/>
+            </wp:cNvGraphicFramePr>
+            <a:graphic xmlns:a="http://schemas.openxmlformats.org/drawingml/2006/main">
+              <a:graphicData uri="http://schemas.openxmlformats.org/drawingml/2006/picture">
+                <pic:pic xmlns:pic="http://schemas.openxmlformats.org/drawingml/2006/picture">
+                  <pic:nvPicPr>
+                    <pic:cNvPr id="1509552464" name=""/>
+                    <pic:cNvPicPr/>
+                  </pic:nvPicPr>
+                  <pic:blipFill>
+                    <a:blip r:embed="rId17"/>
+                    <a:stretch>
+                      <a:fillRect/>
+                    </a:stretch>
+                  </pic:blipFill>
+                  <pic:spPr>
+                    <a:xfrm>
+                      <a:off x="0" y="0"/>
+                      <a:ext cx="6217920" cy="3018790"/>
+                    </a:xfrm>
+                    <a:prstGeom prst="rect">
+                      <a:avLst/>
+                    </a:prstGeom>
+                  </pic:spPr>
+                </pic:pic>
+              </a:graphicData>
+            </a:graphic>
+          </wp:inline>
+        </w:drawing>
+      </w:r>
+    </w:p>
+    <w:p>
+      <w:pPr>
+        <w:pStyle w:val="FigureCaption"/>
+        <w:rPr>
+          <w:rFonts w:ascii="Calibri" w:hAnsi="Calibri" w:cs="Calibri"/>
+        </w:rPr>
+      </w:pPr>
+      <w:r>
+        <w:rPr>
+          <w:rFonts w:ascii="Calibri" w:hAnsi="Calibri" w:cs="Calibri"/>
+        </w:rPr>
+        <w:t xml:space="preserve">Figure </w:t>
+      </w:r>
+      <w:r>
+        <w:rPr>
+          <w:rFonts w:ascii="Calibri" w:hAnsi="Calibri" w:cs="Calibri"/>
+        </w:rPr>
+        <w:t>10</w:t>
+      </w:r>
+      <w:r>
+        <w:rPr>
+          <w:rFonts w:ascii="Calibri" w:hAnsi="Calibri" w:cs="Calibri"/>
+        </w:rPr>
+        <w:t xml:space="preserve">. The </w:t>
+      </w:r>
+      <w:r>
+        <w:rPr>
+          <w:rFonts w:ascii="Calibri" w:hAnsi="Calibri" w:cs="Calibri"/>
+        </w:rPr>
+        <w:t>Dynamic DCA underperformed uniform DCA around late 2022 to early 2033 amid FTXC crash</w:t>
+      </w:r>
+    </w:p>
+    <w:p>
+      <w:pPr>
+        <w:pStyle w:val="NormalWeb"/>
+        <w:rPr>
+          <w:rFonts w:ascii="Calibri" w:eastAsia="Aptos" w:hAnsi="Calibri" w:cs="Calibri"/>
+          <w:sz w:val="22"/>
+          <w:lang w:val="en-US" w:eastAsia="en-US"/>
+        </w:rPr>
+      </w:pPr>
+      <w:r>
+        <w:rPr>
+          <w:rFonts w:ascii="Calibri" w:eastAsia="Aptos" w:hAnsi="Calibri" w:cs="Calibri"/>
+          <w:sz w:val="22"/>
+          <w:lang w:val="en-US" w:eastAsia="en-US"/>
+        </w:rPr>
+        <w:t xml:space="preserve">This period is especially important for an accumulation framework because the earliest phase of recovery is often where front-loaded buying generates the greatest sats-per-dollar advantage. When the model waits for too much confirmation after a crash, it protects against catching a falling knife, but it also risks missing the cheap-to-neutral repricing window that matters most for long-run accumulation efficiency. In this sense, the late-2022 to early-2023 miss reveals a structural </w:t>
+      </w:r>
+      <w:proofErr w:type="spellStart"/>
+      <w:r>
+        <w:rPr>
+          <w:rFonts w:ascii="Calibri" w:eastAsia="Aptos" w:hAnsi="Calibri" w:cs="Calibri"/>
+          <w:sz w:val="22"/>
+          <w:lang w:val="en-US" w:eastAsia="en-US"/>
+        </w:rPr>
+        <w:t>tradeoff</w:t>
+      </w:r>
+      <w:proofErr w:type="spellEnd"/>
+      <w:r>
+        <w:rPr>
+          <w:rFonts w:ascii="Calibri" w:eastAsia="Aptos" w:hAnsi="Calibri" w:cs="Calibri"/>
+          <w:sz w:val="22"/>
+          <w:lang w:val="en-US" w:eastAsia="en-US"/>
+        </w:rPr>
+        <w:t xml:space="preserve"> in the design: the same safeguards that reduce overbuying during breakdowns can delay re-entry when the market begins to heal. The difficulty of this episode was amplified by the fact that participation and exchange-flow measures improved only gradually rather than decisively, making the rebound easy to misclassify as a false dawn. Because Polymarket data do not cover this period, the underperformance should be interpreted primarily as a limitation of the on-chain-plus-trend architecture rather than a failure of the later prediction-market overlays.</w:t>
+      </w:r>
+    </w:p>
+    <w:p>
+      <w:pPr>
+        <w:pStyle w:val="Heading2"/>
+        <w:rPr>
+          <w:rFonts w:ascii="Calibri" w:hAnsi="Calibri" w:cs="Calibri"/>
+        </w:rPr>
+      </w:pPr>
+      <w:bookmarkStart w:id="23" w:name="_Toc226762391"/>
+      <w:r>
+        <w:rPr>
+          <w:rFonts w:ascii="Calibri" w:hAnsi="Calibri" w:cs="Calibri"/>
+        </w:rPr>
+        <w:lastRenderedPageBreak/>
+        <w:t>6.2 Iterative fixes we considered</w:t>
+      </w:r>
+      <w:bookmarkEnd w:id="23"/>
+    </w:p>
+    <w:p>
+      <w:pPr>
         <w:rPr>
           <w:rFonts w:ascii="Calibri" w:hAnsi="Calibri" w:cs="Calibri"/>
           <w:sz w:val="22"/>
@@ -6544,43 +6728,44 @@
           <w:sz w:val="22"/>
           <w:szCs w:val="24"/>
         </w:rPr>
-        <w:t>The most instructive underperformance occurs during the transition from late 2022 into early 2023. This was not a classic 'strategy failed during a euphoric top' problem. It was a regime-transition problem. Bitcoin had already become cheap by valuation metrics after the 2022 drawdown</w:t>
-      </w:r>
-      <w:r>
+        <w:t>The troubleshooting phase focused on whether the model should buy more aggressively when Bitcoin is deeply undervalued even if trend measures remain bearish. One attempted idea was to damp the moving-average influence when MVRV indicated very cheap conditions. The logic was that in capitulation-to-recovery phases, trend can lag too much and suppress needed buying.</w:t>
+      </w:r>
+    </w:p>
+    <w:p>
+      <w:pPr>
         <w:rPr>
           <w:rFonts w:ascii="Calibri" w:hAnsi="Calibri" w:cs="Calibri"/>
           <w:sz w:val="22"/>
           <w:szCs w:val="24"/>
         </w:rPr>
-        <w:t xml:space="preserve"> including Terra/Luna Collapse and FTX </w:t>
-      </w:r>
+      </w:pPr>
       <w:r>
         <w:rPr>
           <w:rFonts w:ascii="Calibri" w:hAnsi="Calibri" w:cs="Calibri"/>
           <w:sz w:val="22"/>
           <w:szCs w:val="24"/>
         </w:rPr>
-        <w:t xml:space="preserve">Collapse, </w:t>
-      </w:r>
-      <w:r>
-        <w:rPr>
-          <w:rFonts w:ascii="Calibri" w:hAnsi="Calibri" w:cs="Calibri"/>
+        <w:t>Conceptually, this is reasonable. In practice, the trade-off is delicate because reducing the moving-average penalty too much can worsen performance in genuine false rebounds. Since the model normalizes weights within a window, any extra allocation granted during one subperiod must come from another. A local fix to the 2022-2023 miss can therefore degrade broader performance if it overcorrects.</w:t>
+      </w:r>
+    </w:p>
+    <w:p>
+      <w:pPr>
+        <w:rPr>
           <w:sz w:val="22"/>
           <w:szCs w:val="24"/>
         </w:rPr>
-        <w:t>but</w:t>
-      </w:r>
-      <w:r>
-        <w:rPr>
-          <w:rFonts w:ascii="Calibri" w:hAnsi="Calibri" w:cs="Calibri"/>
+      </w:pPr>
+      <w:r>
+        <w:rPr>
           <w:sz w:val="22"/>
           <w:szCs w:val="24"/>
         </w:rPr>
-        <w:t xml:space="preserve"> the recovery phase began before the trend filters had fully repaired. In other words, value said 'start leaning in,' while trend and risk-aware dampeners still said 'be careful.'</w:t>
+        <w:t>Unsuccessful or only partially successful attempts</w:t>
       </w:r>
     </w:p>
     <w:p>
       <w:pPr>
+        <w:pStyle w:val="ListBullet"/>
         <w:rPr>
           <w:rFonts w:ascii="Calibri" w:hAnsi="Calibri" w:cs="Calibri"/>
           <w:sz w:val="22"/>
@@ -6593,22 +6778,25 @@
           <w:sz w:val="22"/>
           <w:szCs w:val="24"/>
         </w:rPr>
-        <w:t>The result was under-allocation during the first leg of the rebound. For an accumulation strategy, this is a subtle but important failure mode. If the model waits for too much confirmation after deep undervaluation, it misses the highest quality cheap-to-neutral repricing window. That is especially painful because early recoveries often generate large SPD benefits when buys are front-loaded appropriately.</w:t>
+        <w:t>Stronger MA dampening conditional on cheap MVRV: helped the missed rebound narrative but weakened overall robustness because it reduced the model's caution during other weak-trend periods.</w:t>
       </w:r>
     </w:p>
     <w:p>
       <w:pPr>
-        <w:rPr>
+        <w:pStyle w:val="ListBullet"/>
+        <w:rPr>
+          <w:rFonts w:ascii="Calibri" w:hAnsi="Calibri" w:cs="Calibri"/>
           <w:sz w:val="22"/>
           <w:szCs w:val="24"/>
         </w:rPr>
       </w:pPr>
       <w:r>
         <w:rPr>
+          <w:rFonts w:ascii="Calibri" w:hAnsi="Calibri" w:cs="Calibri"/>
           <w:sz w:val="22"/>
           <w:szCs w:val="24"/>
         </w:rPr>
-        <w:t>Why this period is difficult</w:t>
+        <w:t>Heavier direct reliance on Polymarket-derived modifiers: added complexity without broad enough historical coverage to justify larger weights.</w:t>
       </w:r>
     </w:p>
     <w:p>
@@ -6626,7 +6814,7 @@
           <w:sz w:val="22"/>
           <w:szCs w:val="24"/>
         </w:rPr>
-        <w:t>MVRV and other valuation measures correctly indicated cheapness, but price remained below the 200-day moving average for a prolonged period.</w:t>
+        <w:t>Using event activity as a direct upside predictor: the EDA did not support this; event intensity was more reliable as a downside-risk filter.</w:t>
       </w:r>
     </w:p>
     <w:p>
@@ -6644,43 +6832,7 @@
           <w:sz w:val="22"/>
           <w:szCs w:val="24"/>
         </w:rPr>
-        <w:t>The post-crash environment still looked fragile, so macro and trend-based dampeners continued to suppress position size.</w:t>
-      </w:r>
-    </w:p>
-    <w:p>
-      <w:pPr>
-        <w:pStyle w:val="ListBullet"/>
-        <w:rPr>
-          <w:rFonts w:ascii="Calibri" w:hAnsi="Calibri" w:cs="Calibri"/>
-          <w:sz w:val="22"/>
-          <w:szCs w:val="24"/>
-        </w:rPr>
-      </w:pPr>
-      <w:r>
-        <w:rPr>
-          <w:rFonts w:ascii="Calibri" w:hAnsi="Calibri" w:cs="Calibri"/>
-          <w:sz w:val="22"/>
-          <w:szCs w:val="24"/>
-        </w:rPr>
-        <w:t>Participation and flow measures improved gradually rather than explosively, making the recovery easy to misclassify as a false dawn.</w:t>
-      </w:r>
-    </w:p>
-    <w:p>
-      <w:pPr>
-        <w:pStyle w:val="ListBullet"/>
-        <w:rPr>
-          <w:rFonts w:ascii="Calibri" w:hAnsi="Calibri" w:cs="Calibri"/>
-          <w:sz w:val="22"/>
-          <w:szCs w:val="24"/>
-        </w:rPr>
-      </w:pPr>
-      <w:r>
-        <w:rPr>
-          <w:rFonts w:ascii="Calibri" w:hAnsi="Calibri" w:cs="Calibri"/>
-          <w:sz w:val="22"/>
-          <w:szCs w:val="24"/>
-        </w:rPr>
-        <w:t>Because Polymarket history does not cover that period, the miss is primarily a structural issue in the on-chain-plus-trend architecture rather than a failure of the later prediction-market overlays.</w:t>
+        <w:t>Over-amplifying whale-flow influence: recent data show some promise, but the short sample made large weights look statistically fragile.</w:t>
       </w:r>
     </w:p>
     <w:p>
@@ -6705,14 +6857,14 @@
           <w:rFonts w:ascii="Calibri" w:hAnsi="Calibri" w:cs="Calibri"/>
         </w:rPr>
       </w:pPr>
-      <w:bookmarkStart w:id="23" w:name="_Toc226762391"/>
-      <w:r>
-        <w:rPr>
-          <w:rFonts w:ascii="Calibri" w:hAnsi="Calibri" w:cs="Calibri"/>
-        </w:rPr>
-        <w:t>6.2 Iterative fixes we considered</w:t>
-      </w:r>
-      <w:bookmarkEnd w:id="23"/>
+      <w:bookmarkStart w:id="24" w:name="_Toc226762392"/>
+      <w:r>
+        <w:rPr>
+          <w:rFonts w:ascii="Calibri" w:hAnsi="Calibri" w:cs="Calibri"/>
+        </w:rPr>
+        <w:t>6.3 What the miss taught us</w:t>
+      </w:r>
+      <w:bookmarkEnd w:id="24"/>
     </w:p>
     <w:p>
       <w:pPr>
@@ -6728,13 +6880,117 @@
           <w:sz w:val="22"/>
           <w:szCs w:val="24"/>
         </w:rPr>
-        <w:t>The troubleshooting phase focused on whether the model should buy more aggressively when Bitcoin is deeply undervalued even if trend measures remain bearish. One attempted idea was to damp the moving-average influence when MVRV indicated very cheap conditions. The logic was that in capitulation-to-recovery phases, trend can lag too much and suppress needed buying.</w:t>
+        <w:t>The key lesson is that accumulation models should be designed to recognize phase changes, not only static cheapness or static trend. The hardest periods are not always obvious crashes; they are transitions where value has already improved but trend confirmation arrives late. This insight directly motivates future work on regime-switching logic and recovery-sensitive modifiers.</w:t>
       </w:r>
     </w:p>
     <w:p>
       <w:pPr>
         <w:rPr>
           <w:rFonts w:ascii="Calibri" w:hAnsi="Calibri" w:cs="Calibri"/>
+        </w:rPr>
+      </w:pPr>
+    </w:p>
+    <w:p>
+      <w:pPr>
+        <w:rPr>
+          <w:rFonts w:ascii="Calibri" w:hAnsi="Calibri" w:cs="Calibri"/>
+        </w:rPr>
+      </w:pPr>
+    </w:p>
+    <w:p>
+      <w:pPr>
+        <w:rPr>
+          <w:rFonts w:ascii="Calibri" w:hAnsi="Calibri" w:cs="Calibri"/>
+        </w:rPr>
+      </w:pPr>
+    </w:p>
+    <w:p>
+      <w:pPr>
+        <w:rPr>
+          <w:rFonts w:ascii="Calibri" w:hAnsi="Calibri" w:cs="Calibri"/>
+        </w:rPr>
+      </w:pPr>
+    </w:p>
+    <w:p>
+      <w:pPr>
+        <w:rPr>
+          <w:rFonts w:ascii="Calibri" w:hAnsi="Calibri" w:cs="Calibri"/>
+        </w:rPr>
+      </w:pPr>
+    </w:p>
+    <w:p>
+      <w:pPr>
+        <w:rPr>
+          <w:rFonts w:ascii="Calibri" w:hAnsi="Calibri" w:cs="Calibri"/>
+        </w:rPr>
+      </w:pPr>
+    </w:p>
+    <w:p>
+      <w:pPr>
+        <w:rPr>
+          <w:rFonts w:ascii="Calibri" w:hAnsi="Calibri" w:cs="Calibri"/>
+        </w:rPr>
+      </w:pPr>
+    </w:p>
+    <w:p>
+      <w:pPr>
+        <w:rPr>
+          <w:rFonts w:ascii="Calibri" w:hAnsi="Calibri" w:cs="Calibri"/>
+        </w:rPr>
+      </w:pPr>
+    </w:p>
+    <w:p>
+      <w:pPr>
+        <w:rPr>
+          <w:rFonts w:ascii="Calibri" w:hAnsi="Calibri" w:cs="Calibri"/>
+        </w:rPr>
+      </w:pPr>
+    </w:p>
+    <w:p>
+      <w:pPr>
+        <w:rPr>
+          <w:rFonts w:ascii="Calibri" w:hAnsi="Calibri" w:cs="Calibri"/>
+        </w:rPr>
+      </w:pPr>
+    </w:p>
+    <w:p>
+      <w:pPr>
+        <w:pStyle w:val="Heading1"/>
+        <w:rPr>
+          <w:rFonts w:ascii="Calibri" w:hAnsi="Calibri" w:cs="Calibri"/>
+        </w:rPr>
+      </w:pPr>
+      <w:bookmarkStart w:id="25" w:name="_Toc226762393"/>
+      <w:r>
+        <w:rPr>
+          <w:rFonts w:ascii="Calibri" w:hAnsi="Calibri" w:cs="Calibri"/>
+        </w:rPr>
+        <w:lastRenderedPageBreak/>
+        <w:t>7. Limitations, Future Work, and Lessons Learned</w:t>
+      </w:r>
+      <w:bookmarkEnd w:id="25"/>
+    </w:p>
+    <w:p>
+      <w:pPr>
+        <w:pStyle w:val="Heading2"/>
+        <w:rPr>
+          <w:rFonts w:ascii="Calibri" w:hAnsi="Calibri" w:cs="Calibri"/>
+        </w:rPr>
+      </w:pPr>
+      <w:bookmarkStart w:id="26" w:name="_Toc226762394"/>
+      <w:r>
+        <w:rPr>
+          <w:rFonts w:ascii="Calibri" w:hAnsi="Calibri" w:cs="Calibri"/>
+        </w:rPr>
+        <w:t>7.1 Limitations</w:t>
+      </w:r>
+      <w:bookmarkEnd w:id="26"/>
+    </w:p>
+    <w:p>
+      <w:pPr>
+        <w:pStyle w:val="ListBullet"/>
+        <w:rPr>
+          <w:rFonts w:ascii="Calibri" w:hAnsi="Calibri" w:cs="Calibri"/>
           <w:sz w:val="22"/>
           <w:szCs w:val="24"/>
         </w:rPr>
@@ -6745,22 +7001,49 @@
           <w:sz w:val="22"/>
           <w:szCs w:val="24"/>
         </w:rPr>
-        <w:t>Conceptually, this is reasonable. In practice, the trade-off is delicate because reducing the moving-average penalty too much can worsen performance in genuine false rebounds. Since the model normalizes weights within a window, any extra allocation granted during one subperiod must come from another. A local fix to the 2022-2023 miss can therefore degrade broader performance if it overcorrects.</w:t>
+        <w:t>The framework is rule-based and heuristically tuned rather than formally optimized.</w:t>
       </w:r>
     </w:p>
     <w:p>
       <w:pPr>
-        <w:rPr>
+        <w:pStyle w:val="ListBullet"/>
+        <w:rPr>
+          <w:rFonts w:ascii="Calibri" w:hAnsi="Calibri" w:cs="Calibri"/>
           <w:sz w:val="22"/>
           <w:szCs w:val="24"/>
         </w:rPr>
       </w:pPr>
       <w:r>
         <w:rPr>
+          <w:rFonts w:ascii="Calibri" w:hAnsi="Calibri" w:cs="Calibri"/>
           <w:sz w:val="22"/>
           <w:szCs w:val="24"/>
         </w:rPr>
-        <w:t>Unsuccessful or only partially successful attempts</w:t>
+        <w:t xml:space="preserve">Timeline mismatch: </w:t>
+      </w:r>
+      <w:r>
+        <w:rPr>
+          <w:rFonts w:ascii="Calibri" w:hAnsi="Calibri" w:cs="Calibri"/>
+          <w:sz w:val="22"/>
+          <w:szCs w:val="24"/>
+        </w:rPr>
+        <w:t xml:space="preserve">The Polymarket </w:t>
+      </w:r>
+      <w:r>
+        <w:rPr>
+          <w:rFonts w:ascii="Calibri" w:hAnsi="Calibri" w:cs="Calibri"/>
+          <w:sz w:val="22"/>
+          <w:szCs w:val="24"/>
+        </w:rPr>
+        <w:t xml:space="preserve">odd history used for risk regime modifier begins in 2023, while </w:t>
+      </w:r>
+      <w:r>
+        <w:rPr>
+          <w:rFonts w:ascii="Calibri" w:hAnsi="Calibri" w:cs="Calibri"/>
+          <w:sz w:val="22"/>
+          <w:szCs w:val="24"/>
+        </w:rPr>
+        <w:t>trades sample used for whale analysis begins only in 2025, which limits full-cycle validation.</w:t>
       </w:r>
     </w:p>
     <w:p>
@@ -6778,62 +7061,7 @@
           <w:sz w:val="22"/>
           <w:szCs w:val="24"/>
         </w:rPr>
-        <w:t>Stronger MA dampening conditional on cheap MVRV: helped the missed rebound narrative but weakened overall robustness because it reduced the model's caution during other weak-trend periods.</w:t>
-      </w:r>
-    </w:p>
-    <w:p>
-      <w:pPr>
-        <w:pStyle w:val="ListBullet"/>
-        <w:rPr>
-          <w:rFonts w:ascii="Calibri" w:hAnsi="Calibri" w:cs="Calibri"/>
-          <w:sz w:val="22"/>
-          <w:szCs w:val="24"/>
-        </w:rPr>
-      </w:pPr>
-      <w:r>
-        <w:rPr>
-          <w:rFonts w:ascii="Calibri" w:hAnsi="Calibri" w:cs="Calibri"/>
-          <w:sz w:val="22"/>
-          <w:szCs w:val="24"/>
-        </w:rPr>
-        <w:t>Heavier direct reliance on Polymarket-derived modifiers: added complexity without broad enough historical coverage to justify larger weights.</w:t>
-      </w:r>
-    </w:p>
-    <w:p>
-      <w:pPr>
-        <w:pStyle w:val="ListBullet"/>
-        <w:rPr>
-          <w:rFonts w:ascii="Calibri" w:hAnsi="Calibri" w:cs="Calibri"/>
-          <w:sz w:val="22"/>
-          <w:szCs w:val="24"/>
-        </w:rPr>
-      </w:pPr>
-      <w:r>
-        <w:rPr>
-          <w:rFonts w:ascii="Calibri" w:hAnsi="Calibri" w:cs="Calibri"/>
-          <w:sz w:val="22"/>
-          <w:szCs w:val="24"/>
-        </w:rPr>
-        <w:t>Using event activity as a direct upside predictor: the EDA did not support this; event intensity was more reliable as a downside-risk filter.</w:t>
-      </w:r>
-    </w:p>
-    <w:p>
-      <w:pPr>
-        <w:pStyle w:val="ListBullet"/>
-        <w:rPr>
-          <w:rFonts w:ascii="Calibri" w:hAnsi="Calibri" w:cs="Calibri"/>
-          <w:sz w:val="22"/>
-          <w:szCs w:val="24"/>
-        </w:rPr>
-      </w:pPr>
-      <w:r>
-        <w:rPr>
-          <w:rFonts w:ascii="Calibri" w:hAnsi="Calibri" w:cs="Calibri"/>
-          <w:sz w:val="22"/>
-          <w:szCs w:val="24"/>
-        </w:rPr>
-        <w:lastRenderedPageBreak/>
-        <w:t>Over-amplifying whale-flow influence: recent data show some promise, but the short sample made large weights look statistically fragile.</w:t>
+        <w:t>Some regime modifiers are empirically motivated but still relatively light-touch because a longer history is needed before treating them as primary pillars.</w:t>
       </w:r>
     </w:p>
     <w:p>
@@ -6846,286 +7074,6 @@
         <w:ind w:left="360"/>
         <w:rPr>
           <w:rFonts w:ascii="Calibri" w:hAnsi="Calibri" w:cs="Calibri"/>
-        </w:rPr>
-      </w:pPr>
-    </w:p>
-    <w:p>
-      <w:pPr>
-        <w:pStyle w:val="Heading2"/>
-        <w:rPr>
-          <w:rFonts w:ascii="Calibri" w:hAnsi="Calibri" w:cs="Calibri"/>
-        </w:rPr>
-      </w:pPr>
-      <w:bookmarkStart w:id="24" w:name="_Toc226762392"/>
-      <w:r>
-        <w:rPr>
-          <w:rFonts w:ascii="Calibri" w:hAnsi="Calibri" w:cs="Calibri"/>
-        </w:rPr>
-        <w:t>6.3 What the miss taught us</w:t>
-      </w:r>
-      <w:bookmarkEnd w:id="24"/>
-    </w:p>
-    <w:p>
-      <w:pPr>
-        <w:rPr>
-          <w:rFonts w:ascii="Calibri" w:hAnsi="Calibri" w:cs="Calibri"/>
-          <w:sz w:val="22"/>
-          <w:szCs w:val="24"/>
-        </w:rPr>
-      </w:pPr>
-      <w:r>
-        <w:rPr>
-          <w:rFonts w:ascii="Calibri" w:hAnsi="Calibri" w:cs="Calibri"/>
-          <w:sz w:val="22"/>
-          <w:szCs w:val="24"/>
-        </w:rPr>
-        <w:t>The key lesson is that accumulation models should be designed to recognize phase changes, not only static cheapness or static trend. The hardest periods are not always obvious crashes; they are transitions where value has already improved but trend confirmation arrives late. This insight directly motivates future work on regime-switching logic and recovery-sensitive modifiers.</w:t>
-      </w:r>
-    </w:p>
-    <w:p>
-      <w:pPr>
-        <w:rPr>
-          <w:rFonts w:ascii="Calibri" w:hAnsi="Calibri" w:cs="Calibri"/>
-        </w:rPr>
-      </w:pPr>
-    </w:p>
-    <w:p>
-      <w:pPr>
-        <w:rPr>
-          <w:rFonts w:ascii="Calibri" w:hAnsi="Calibri" w:cs="Calibri"/>
-        </w:rPr>
-      </w:pPr>
-    </w:p>
-    <w:p>
-      <w:pPr>
-        <w:rPr>
-          <w:rFonts w:ascii="Calibri" w:hAnsi="Calibri" w:cs="Calibri"/>
-        </w:rPr>
-      </w:pPr>
-    </w:p>
-    <w:p>
-      <w:pPr>
-        <w:rPr>
-          <w:rFonts w:ascii="Calibri" w:hAnsi="Calibri" w:cs="Calibri"/>
-        </w:rPr>
-      </w:pPr>
-    </w:p>
-    <w:p>
-      <w:pPr>
-        <w:rPr>
-          <w:rFonts w:ascii="Calibri" w:hAnsi="Calibri" w:cs="Calibri"/>
-        </w:rPr>
-      </w:pPr>
-    </w:p>
-    <w:p>
-      <w:pPr>
-        <w:rPr>
-          <w:rFonts w:ascii="Calibri" w:hAnsi="Calibri" w:cs="Calibri"/>
-        </w:rPr>
-      </w:pPr>
-    </w:p>
-    <w:p>
-      <w:pPr>
-        <w:rPr>
-          <w:rFonts w:ascii="Calibri" w:hAnsi="Calibri" w:cs="Calibri"/>
-        </w:rPr>
-      </w:pPr>
-    </w:p>
-    <w:p>
-      <w:pPr>
-        <w:rPr>
-          <w:rFonts w:ascii="Calibri" w:hAnsi="Calibri" w:cs="Calibri"/>
-        </w:rPr>
-      </w:pPr>
-    </w:p>
-    <w:p>
-      <w:pPr>
-        <w:rPr>
-          <w:rFonts w:ascii="Calibri" w:hAnsi="Calibri" w:cs="Calibri"/>
-        </w:rPr>
-      </w:pPr>
-    </w:p>
-    <w:p>
-      <w:pPr>
-        <w:rPr>
-          <w:rFonts w:ascii="Calibri" w:hAnsi="Calibri" w:cs="Calibri"/>
-        </w:rPr>
-      </w:pPr>
-    </w:p>
-    <w:p>
-      <w:pPr>
-        <w:rPr>
-          <w:rFonts w:ascii="Calibri" w:hAnsi="Calibri" w:cs="Calibri"/>
-        </w:rPr>
-      </w:pPr>
-    </w:p>
-    <w:p>
-      <w:pPr>
-        <w:rPr>
-          <w:rFonts w:ascii="Calibri" w:hAnsi="Calibri" w:cs="Calibri"/>
-        </w:rPr>
-      </w:pPr>
-    </w:p>
-    <w:p>
-      <w:pPr>
-        <w:rPr>
-          <w:rFonts w:ascii="Calibri" w:hAnsi="Calibri" w:cs="Calibri"/>
-        </w:rPr>
-      </w:pPr>
-    </w:p>
-    <w:p>
-      <w:pPr>
-        <w:rPr>
-          <w:rFonts w:ascii="Calibri" w:hAnsi="Calibri" w:cs="Calibri"/>
-        </w:rPr>
-      </w:pPr>
-    </w:p>
-    <w:p>
-      <w:pPr>
-        <w:rPr>
-          <w:rFonts w:ascii="Calibri" w:hAnsi="Calibri" w:cs="Calibri"/>
-        </w:rPr>
-      </w:pPr>
-    </w:p>
-    <w:p>
-      <w:pPr>
-        <w:rPr>
-          <w:rFonts w:ascii="Calibri" w:hAnsi="Calibri" w:cs="Calibri"/>
-        </w:rPr>
-      </w:pPr>
-    </w:p>
-    <w:p>
-      <w:pPr>
-        <w:rPr>
-          <w:rFonts w:ascii="Calibri" w:hAnsi="Calibri" w:cs="Calibri"/>
-        </w:rPr>
-      </w:pPr>
-    </w:p>
-    <w:p>
-      <w:pPr>
-        <w:rPr>
-          <w:rFonts w:ascii="Calibri" w:hAnsi="Calibri" w:cs="Calibri"/>
-        </w:rPr>
-      </w:pPr>
-    </w:p>
-    <w:p>
-      <w:pPr>
-        <w:rPr>
-          <w:rFonts w:ascii="Calibri" w:hAnsi="Calibri" w:cs="Calibri"/>
-        </w:rPr>
-      </w:pPr>
-    </w:p>
-    <w:p>
-      <w:pPr>
-        <w:rPr>
-          <w:rFonts w:ascii="Calibri" w:hAnsi="Calibri" w:cs="Calibri"/>
-        </w:rPr>
-      </w:pPr>
-    </w:p>
-    <w:p>
-      <w:pPr>
-        <w:rPr>
-          <w:rFonts w:ascii="Calibri" w:hAnsi="Calibri" w:cs="Calibri"/>
-        </w:rPr>
-      </w:pPr>
-    </w:p>
-    <w:p>
-      <w:pPr>
-        <w:pStyle w:val="Heading1"/>
-        <w:rPr>
-          <w:rFonts w:ascii="Calibri" w:hAnsi="Calibri" w:cs="Calibri"/>
-        </w:rPr>
-      </w:pPr>
-      <w:bookmarkStart w:id="25" w:name="_Toc226762393"/>
-      <w:r>
-        <w:rPr>
-          <w:rFonts w:ascii="Calibri" w:hAnsi="Calibri" w:cs="Calibri"/>
-        </w:rPr>
-        <w:lastRenderedPageBreak/>
-        <w:t>7. Limitations, Future Work, and Lessons Learned</w:t>
-      </w:r>
-      <w:bookmarkEnd w:id="25"/>
-    </w:p>
-    <w:p>
-      <w:pPr>
-        <w:pStyle w:val="Heading2"/>
-        <w:rPr>
-          <w:rFonts w:ascii="Calibri" w:hAnsi="Calibri" w:cs="Calibri"/>
-        </w:rPr>
-      </w:pPr>
-      <w:bookmarkStart w:id="26" w:name="_Toc226762394"/>
-      <w:r>
-        <w:rPr>
-          <w:rFonts w:ascii="Calibri" w:hAnsi="Calibri" w:cs="Calibri"/>
-        </w:rPr>
-        <w:t>7.1 Limitations</w:t>
-      </w:r>
-      <w:bookmarkEnd w:id="26"/>
-    </w:p>
-    <w:p>
-      <w:pPr>
-        <w:pStyle w:val="ListBullet"/>
-        <w:rPr>
-          <w:rFonts w:ascii="Calibri" w:hAnsi="Calibri" w:cs="Calibri"/>
-          <w:sz w:val="22"/>
-          <w:szCs w:val="24"/>
-        </w:rPr>
-      </w:pPr>
-      <w:r>
-        <w:rPr>
-          <w:rFonts w:ascii="Calibri" w:hAnsi="Calibri" w:cs="Calibri"/>
-          <w:sz w:val="22"/>
-          <w:szCs w:val="24"/>
-        </w:rPr>
-        <w:t>The framework is rule-based and heuristically tuned rather than formally optimized.</w:t>
-      </w:r>
-    </w:p>
-    <w:p>
-      <w:pPr>
-        <w:pStyle w:val="ListBullet"/>
-        <w:rPr>
-          <w:rFonts w:ascii="Calibri" w:hAnsi="Calibri" w:cs="Calibri"/>
-          <w:sz w:val="22"/>
-          <w:szCs w:val="24"/>
-        </w:rPr>
-      </w:pPr>
-      <w:r>
-        <w:rPr>
-          <w:rFonts w:ascii="Calibri" w:hAnsi="Calibri" w:cs="Calibri"/>
-          <w:sz w:val="22"/>
-          <w:szCs w:val="24"/>
-        </w:rPr>
-        <w:t>The Polymarket trades sample used for whale analysis begins only in 2025, which limits full-cycle validation.</w:t>
-      </w:r>
-    </w:p>
-    <w:p>
-      <w:pPr>
-        <w:pStyle w:val="ListBullet"/>
-        <w:rPr>
-          <w:rFonts w:ascii="Calibri" w:hAnsi="Calibri" w:cs="Calibri"/>
-          <w:sz w:val="22"/>
-          <w:szCs w:val="24"/>
-        </w:rPr>
-      </w:pPr>
-      <w:r>
-        <w:rPr>
-          <w:rFonts w:ascii="Calibri" w:hAnsi="Calibri" w:cs="Calibri"/>
-          <w:sz w:val="22"/>
-          <w:szCs w:val="24"/>
-        </w:rPr>
-        <w:t>Some regime modifiers are empirically motivated but still relatively light-touch because a longer history is needed before treating them as primary pillars.</w:t>
-      </w:r>
-    </w:p>
-    <w:p>
-      <w:pPr>
-        <w:pStyle w:val="ListBullet"/>
-        <w:numPr>
-          <w:ilvl w:val="0"/>
-          <w:numId w:val="0"/>
-        </w:numPr>
-        <w:ind w:left="360"/>
-        <w:rPr>
-          <w:rFonts w:ascii="Calibri" w:hAnsi="Calibri" w:cs="Calibri"/>
           <w:sz w:val="22"/>
           <w:szCs w:val="24"/>
         </w:rPr>
@@ -7163,16 +7111,14 @@
         </w:rPr>
         <w:t xml:space="preserve">A natural next extension is to make the weighting scheme more data-driven through machine learning rather than relying only on heuristic tuning. In the current framework, the signal weights were chosen through exploratory analysis, economic intuition, and repeated </w:t>
       </w:r>
-      <w:proofErr w:type="spellStart"/>
       <w:r>
         <w:rPr>
           <w:rFonts w:ascii="Calibri" w:hAnsi="Calibri" w:cs="Calibri"/>
           <w:sz w:val="22"/>
           <w:szCs w:val="24"/>
         </w:rPr>
-        <w:t>backtesting</w:t>
-      </w:r>
-      <w:proofErr w:type="spellEnd"/>
+        <w:t>back testing</w:t>
+      </w:r>
       <w:r>
         <w:rPr>
           <w:rFonts w:ascii="Calibri" w:hAnsi="Calibri" w:cs="Calibri"/>
@@ -7201,12 +7147,6 @@
     </w:p>
     <w:p>
       <w:pPr>
-        <w:pStyle w:val="ListBullet"/>
-        <w:numPr>
-          <w:ilvl w:val="0"/>
-          <w:numId w:val="0"/>
-        </w:numPr>
-        <w:ind w:left="360" w:hanging="360"/>
         <w:rPr>
           <w:rFonts w:ascii="Calibri" w:hAnsi="Calibri" w:cs="Calibri"/>
           <w:sz w:val="22"/>
@@ -7392,7 +7332,7 @@
                     <pic:cNvPicPr/>
                   </pic:nvPicPr>
                   <pic:blipFill>
-                    <a:blip r:embed="rId17"/>
+                    <a:blip r:embed="rId18"/>
                     <a:stretch>
                       <a:fillRect/>
                     </a:stretch>
@@ -7455,7 +7395,7 @@
                     <pic:cNvPicPr/>
                   </pic:nvPicPr>
                   <pic:blipFill>
-                    <a:blip r:embed="rId18"/>
+                    <a:blip r:embed="rId19"/>
                     <a:stretch>
                       <a:fillRect/>
                     </a:stretch>
@@ -7518,7 +7458,7 @@
                     <pic:cNvPicPr/>
                   </pic:nvPicPr>
                   <pic:blipFill>
-                    <a:blip r:embed="rId19"/>
+                    <a:blip r:embed="rId20"/>
                     <a:stretch>
                       <a:fillRect/>
                     </a:stretch>
@@ -7582,7 +7522,7 @@
                     <pic:cNvPicPr/>
                   </pic:nvPicPr>
                   <pic:blipFill>
-                    <a:blip r:embed="rId20"/>
+                    <a:blip r:embed="rId21"/>
                     <a:stretch>
                       <a:fillRect/>
                     </a:stretch>
@@ -7645,7 +7585,7 @@
                     <pic:cNvPicPr/>
                   </pic:nvPicPr>
                   <pic:blipFill>
-                    <a:blip r:embed="rId21"/>
+                    <a:blip r:embed="rId22"/>
                     <a:stretch>
                       <a:fillRect/>
                     </a:stretch>
@@ -7708,7 +7648,7 @@
                     <pic:cNvPicPr/>
                   </pic:nvPicPr>
                   <pic:blipFill>
-                    <a:blip r:embed="rId22"/>
+                    <a:blip r:embed="rId23"/>
                     <a:stretch>
                       <a:fillRect/>
                     </a:stretch>
@@ -7745,8 +7685,8 @@
       </w:r>
     </w:p>
     <w:sectPr>
-      <w:headerReference w:type="default" r:id="rId23"/>
-      <w:footerReference w:type="default" r:id="rId24"/>
+      <w:headerReference w:type="default" r:id="rId24"/>
+      <w:footerReference w:type="default" r:id="rId25"/>
       <w:pgSz w:w="12240" w:h="15840"/>
       <w:pgMar w:top="1080" w:right="1224" w:bottom="1008" w:left="1224" w:header="720" w:footer="720" w:gutter="0"/>
       <w:cols w:space="720"/>
@@ -8004,7 +7944,7 @@
   <w:abstractNum w:abstractNumId="8" w15:restartNumberingAfterBreak="0">
     <w:nsid w:val="FFFFFF89"/>
     <w:multiLevelType w:val="singleLevel"/>
-    <w:tmpl w:val="29761A62"/>
+    <w:tmpl w:val="D8BC532E"/>
     <w:lvl w:ilvl="0">
       <w:start w:val="1"/>
       <w:numFmt w:val="bullet"/>
@@ -19530,6 +19470,22 @@
       <w:u w:val="single"/>
     </w:rPr>
   </w:style>
+  <w:style w:type="paragraph" w:styleId="NormalWeb">
+    <w:name w:val="Normal (Web)"/>
+    <w:basedOn w:val="Normal"/>
+    <w:uiPriority w:val="99"/>
+    <w:unhideWhenUsed/>
+    <w:rsid w:val="001F73AE"/>
+    <w:pPr>
+      <w:spacing w:before="100" w:beforeAutospacing="1" w:after="100" w:afterAutospacing="1" w:line="240" w:lineRule="auto"/>
+    </w:pPr>
+    <w:rPr>
+      <w:rFonts w:ascii="Times New Roman" w:eastAsia="Times New Roman" w:hAnsi="Times New Roman" w:cs="Times New Roman"/>
+      <w:sz w:val="24"/>
+      <w:szCs w:val="24"/>
+      <w:lang w:val="en-HK" w:eastAsia="zh-CN"/>
+    </w:rPr>
+  </w:style>
 </w:styles>
 </file>
 

--- a/final report/Bitcoin-Analytics-Capstone_Sp26-Team08_Final_Revised.docx
+++ b/final report/Bitcoin-Analytics-Capstone_Sp26-Team08_Final_Revised.docx
@@ -1,10 +1,11 @@
 
 <file path=word/document.xml><?xml version="1.0" encoding="utf-8"?>
-<w:document xmlns:wpc="http://schemas.microsoft.com/office/word/2010/wordprocessingCanvas" xmlns:cx="http://schemas.microsoft.com/office/drawing/2014/chartex" xmlns:cx1="http://schemas.microsoft.com/office/drawing/2015/9/8/chartex" xmlns:cx2="http://schemas.microsoft.com/office/drawing/2015/10/21/chartex" xmlns:cx3="http://schemas.microsoft.com/office/drawing/2016/5/9/chartex" xmlns:cx4="http://schemas.microsoft.com/office/drawing/2016/5/10/chartex" xmlns:cx5="http://schemas.microsoft.com/office/drawing/2016/5/11/chartex" xmlns:cx6="http://schemas.microsoft.com/office/drawing/2016/5/12/chartex" xmlns:cx7="http://schemas.microsoft.com/office/drawing/2016/5/13/chartex" xmlns:cx8="http://schemas.microsoft.com/office/drawing/2016/5/14/chartex" xmlns:mc="http://schemas.openxmlformats.org/markup-compatibility/2006" xmlns:aink="http://schemas.microsoft.com/office/drawing/2016/ink" xmlns:am3d="http://schemas.microsoft.com/office/drawing/2017/model3d" xmlns:o="urn:schemas-microsoft-com:office:office" xmlns:oel="http://schemas.microsoft.com/office/2019/extlst" xmlns:r="http://schemas.openxmlformats.org/officeDocument/2006/relationships" xmlns:m="http://schemas.openxmlformats.org/officeDocument/2006/math" xmlns:v="urn:schemas-microsoft-com:vml" xmlns:wp14="http://schemas.microsoft.com/office/word/2010/wordprocessingDrawing" xmlns:wp="http://schemas.openxmlformats.org/drawingml/2006/wordprocessingDrawing" xmlns:w10="urn:schemas-microsoft-com:office:word" xmlns:w="http://schemas.openxmlformats.org/wordprocessingml/2006/main" xmlns:w14="http://schemas.microsoft.com/office/word/2010/wordml" xmlns:w15="http://schemas.microsoft.com/office/word/2012/wordml" xmlns:w16cex="http://schemas.microsoft.com/office/word/2018/wordml/cex" xmlns:w16cid="http://schemas.microsoft.com/office/word/2016/wordml/cid" xmlns:w16="http://schemas.microsoft.com/office/word/2018/wordml" xmlns:w16du="http://schemas.microsoft.com/office/word/2023/wordml/word16du" xmlns:w16sdtdh="http://schemas.microsoft.com/office/word/2020/wordml/sdtdatahash" xmlns:w16sdtfl="http://schemas.microsoft.com/office/word/2024/wordml/sdtformatlock" xmlns:w16se="http://schemas.microsoft.com/office/word/2015/wordml/symex" xmlns:wpg="http://schemas.microsoft.com/office/word/2010/wordprocessingGroup" xmlns:wpi="http://schemas.microsoft.com/office/word/2010/wordprocessingInk" xmlns:wne="http://schemas.microsoft.com/office/word/2006/wordml" xmlns:wps="http://schemas.microsoft.com/office/word/2010/wordprocessingShape" mc:Ignorable="w14 w15 w16se w16cid w16 w16cex w16sdtdh w16sdtfl w16du wp14">
+<w:document xmlns:wpc="http://schemas.microsoft.com/office/word/2010/wordprocessingCanvas" xmlns:cx="http://schemas.microsoft.com/office/drawing/2014/chartex" xmlns:cx1="http://schemas.microsoft.com/office/drawing/2015/9/8/chartex" xmlns:cx2="http://schemas.microsoft.com/office/drawing/2015/10/21/chartex" xmlns:cx3="http://schemas.microsoft.com/office/drawing/2016/5/9/chartex" xmlns:cx4="http://schemas.microsoft.com/office/drawing/2016/5/10/chartex" xmlns:cx5="http://schemas.microsoft.com/office/drawing/2016/5/11/chartex" xmlns:cx6="http://schemas.microsoft.com/office/drawing/2016/5/12/chartex" xmlns:cx7="http://schemas.microsoft.com/office/drawing/2016/5/13/chartex" xmlns:cx8="http://schemas.microsoft.com/office/drawing/2016/5/14/chartex" xmlns:mc="http://schemas.openxmlformats.org/markup-compatibility/2006" xmlns:aink="http://schemas.microsoft.com/office/drawing/2016/ink" xmlns:am3d="http://schemas.microsoft.com/office/drawing/2017/model3d" xmlns:o="urn:schemas-microsoft-com:office:office" xmlns:oel="http://schemas.microsoft.com/office/2019/extlst" xmlns:r="http://schemas.openxmlformats.org/officeDocument/2006/relationships" xmlns:m="http://schemas.openxmlformats.org/officeDocument/2006/math" xmlns:v="urn:schemas-microsoft-com:vml" xmlns:wp14="http://schemas.microsoft.com/office/word/2010/wordprocessingDrawing" xmlns:wp="http://schemas.openxmlformats.org/drawingml/2006/wordprocessingDrawing" xmlns:w10="urn:schemas-microsoft-com:office:word" xmlns:w="http://schemas.openxmlformats.org/wordprocessingml/2006/main" xmlns:w14="http://schemas.microsoft.com/office/word/2010/wordml" xmlns:w15="http://schemas.microsoft.com/office/word/2012/wordml" xmlns:w16cex="http://schemas.microsoft.com/office/word/2018/wordml/cex" xmlns:w16cid="http://schemas.microsoft.com/office/word/2016/wordml/cid" xmlns:w16="http://schemas.microsoft.com/office/word/2018/wordml" xmlns:w16sdtdh="http://schemas.microsoft.com/office/word/2020/wordml/sdtdatahash" xmlns:w16se="http://schemas.microsoft.com/office/word/2015/wordml/symex" xmlns:wpg="http://schemas.microsoft.com/office/word/2010/wordprocessingGroup" xmlns:wpi="http://schemas.microsoft.com/office/word/2010/wordprocessingInk" xmlns:wne="http://schemas.microsoft.com/office/word/2006/wordml" xmlns:wps="http://schemas.microsoft.com/office/word/2010/wordprocessingShape" mc:Ignorable="w14 w15 w16se w16cid w16 w16cex w16sdtdh wp14">
   <w:body>
     <w:p>
       <w:pPr>
         <w:pStyle w:val="ReportTitle"/>
+        <w:spacing w:after="0" w:line="360" w:lineRule="auto"/>
         <w:jc w:val="center"/>
         <w:rPr>
           <w:rFonts w:ascii="Calibri" w:hAnsi="Calibri" w:cs="Calibri"/>
@@ -20,6 +21,7 @@
     <w:p>
       <w:pPr>
         <w:pStyle w:val="ReportSubtitle"/>
+        <w:spacing w:after="0" w:line="360" w:lineRule="auto"/>
         <w:jc w:val="center"/>
         <w:rPr>
           <w:rFonts w:ascii="Calibri" w:hAnsi="Calibri" w:cs="Calibri"/>
@@ -34,6 +36,7 @@
     </w:p>
     <w:p>
       <w:pPr>
+        <w:spacing w:after="0" w:line="360" w:lineRule="auto"/>
         <w:jc w:val="center"/>
         <w:rPr>
           <w:rFonts w:ascii="Calibri" w:hAnsi="Calibri" w:cs="Calibri"/>
@@ -46,6 +49,7 @@
     </w:p>
     <w:p>
       <w:pPr>
+        <w:spacing w:after="0" w:line="360" w:lineRule="auto"/>
         <w:jc w:val="center"/>
         <w:rPr>
           <w:rFonts w:ascii="Calibri" w:hAnsi="Calibri" w:cs="Calibri"/>
@@ -58,6 +62,7 @@
     </w:p>
     <w:p>
       <w:pPr>
+        <w:spacing w:after="0" w:line="360" w:lineRule="auto"/>
         <w:jc w:val="center"/>
         <w:rPr>
           <w:rFonts w:ascii="Calibri" w:hAnsi="Calibri" w:cs="Calibri"/>
@@ -70,6 +75,7 @@
     </w:p>
     <w:p>
       <w:pPr>
+        <w:spacing w:after="0" w:line="360" w:lineRule="auto"/>
         <w:jc w:val="center"/>
         <w:rPr>
           <w:rFonts w:ascii="Calibri" w:hAnsi="Calibri" w:cs="Calibri"/>
@@ -82,6 +88,7 @@
     </w:p>
     <w:p>
       <w:pPr>
+        <w:spacing w:after="0" w:line="360" w:lineRule="auto"/>
         <w:jc w:val="center"/>
         <w:rPr>
           <w:rFonts w:ascii="Calibri" w:hAnsi="Calibri" w:cs="Calibri"/>
@@ -106,11 +113,12 @@
           <w:szCs w:val="32"/>
         </w:rPr>
         <w:br/>
-        <w:t>Prepared for OMSA Practicum</w:t>
+        <w:t>OMSA Practicum</w:t>
       </w:r>
     </w:p>
     <w:p>
       <w:pPr>
+        <w:spacing w:after="0" w:line="360" w:lineRule="auto"/>
         <w:jc w:val="center"/>
         <w:rPr>
           <w:rFonts w:ascii="Calibri" w:hAnsi="Calibri" w:cs="Calibri"/>
@@ -128,6 +136,7 @@
     </w:p>
     <w:p>
       <w:pPr>
+        <w:spacing w:after="0" w:line="360" w:lineRule="auto"/>
         <w:rPr>
           <w:rFonts w:ascii="Calibri" w:hAnsi="Calibri" w:cs="Calibri"/>
         </w:rPr>
@@ -135,6 +144,7 @@
     </w:p>
     <w:p>
       <w:pPr>
+        <w:spacing w:after="0" w:line="360" w:lineRule="auto"/>
         <w:rPr>
           <w:rFonts w:ascii="Calibri" w:hAnsi="Calibri" w:cs="Calibri"/>
         </w:rPr>
@@ -170,7 +180,8 @@
       <w:sdtContent>
         <w:p>
           <w:pPr>
-            <w:pStyle w:val="TOCHeading"/>
+            <w:pStyle w:val="TOC"/>
+            <w:spacing w:before="0" w:after="0" w:line="360" w:lineRule="auto"/>
           </w:pPr>
           <w:r>
             <w:t>Contents</w:t>
@@ -182,6 +193,7 @@
             <w:tabs>
               <w:tab w:val="right" w:leader="dot" w:pos="9782"/>
             </w:tabs>
+            <w:spacing w:after="0" w:line="360" w:lineRule="auto"/>
             <w:rPr>
               <w:rFonts w:asciiTheme="minorHAnsi" w:eastAsiaTheme="minorEastAsia" w:hAnsiTheme="minorHAnsi"/>
               <w:noProof/>
@@ -204,7 +216,7 @@
           <w:hyperlink w:anchor="_Toc226762368" w:history="1">
             <w:r>
               <w:rPr>
-                <w:rStyle w:val="Hyperlink"/>
+                <w:rStyle w:val="aff9"/>
                 <w:noProof/>
               </w:rPr>
               <w:t>Executive Summary</w:t>
@@ -265,6 +277,7 @@
             <w:tabs>
               <w:tab w:val="right" w:leader="dot" w:pos="9782"/>
             </w:tabs>
+            <w:spacing w:after="0" w:line="360" w:lineRule="auto"/>
             <w:rPr>
               <w:rFonts w:asciiTheme="minorHAnsi" w:eastAsiaTheme="minorEastAsia" w:hAnsiTheme="minorHAnsi"/>
               <w:noProof/>
@@ -278,7 +291,7 @@
           <w:hyperlink w:anchor="_Toc226762369" w:history="1">
             <w:r>
               <w:rPr>
-                <w:rStyle w:val="Hyperlink"/>
+                <w:rStyle w:val="aff9"/>
                 <w:rFonts w:ascii="Calibri" w:hAnsi="Calibri" w:cs="Calibri"/>
                 <w:noProof/>
               </w:rPr>
@@ -340,6 +353,7 @@
             <w:tabs>
               <w:tab w:val="right" w:leader="dot" w:pos="9782"/>
             </w:tabs>
+            <w:spacing w:after="0" w:line="360" w:lineRule="auto"/>
             <w:rPr>
               <w:rFonts w:asciiTheme="minorHAnsi" w:eastAsiaTheme="minorEastAsia" w:hAnsiTheme="minorHAnsi"/>
               <w:noProof/>
@@ -353,7 +367,7 @@
           <w:hyperlink w:anchor="_Toc226762370" w:history="1">
             <w:r>
               <w:rPr>
-                <w:rStyle w:val="Hyperlink"/>
+                <w:rStyle w:val="aff9"/>
                 <w:rFonts w:ascii="Calibri" w:hAnsi="Calibri" w:cs="Calibri"/>
                 <w:noProof/>
               </w:rPr>
@@ -415,6 +429,7 @@
             <w:tabs>
               <w:tab w:val="right" w:leader="dot" w:pos="9782"/>
             </w:tabs>
+            <w:spacing w:after="0" w:line="360" w:lineRule="auto"/>
             <w:rPr>
               <w:rFonts w:asciiTheme="minorHAnsi" w:eastAsiaTheme="minorEastAsia" w:hAnsiTheme="minorHAnsi"/>
               <w:noProof/>
@@ -428,7 +443,7 @@
           <w:hyperlink w:anchor="_Toc226762371" w:history="1">
             <w:r>
               <w:rPr>
-                <w:rStyle w:val="Hyperlink"/>
+                <w:rStyle w:val="aff9"/>
                 <w:rFonts w:ascii="Calibri" w:hAnsi="Calibri" w:cs="Calibri"/>
                 <w:noProof/>
               </w:rPr>
@@ -490,6 +505,7 @@
             <w:tabs>
               <w:tab w:val="right" w:leader="dot" w:pos="9782"/>
             </w:tabs>
+            <w:spacing w:after="0" w:line="360" w:lineRule="auto"/>
             <w:rPr>
               <w:rFonts w:asciiTheme="minorHAnsi" w:eastAsiaTheme="minorEastAsia" w:hAnsiTheme="minorHAnsi"/>
               <w:noProof/>
@@ -503,7 +519,7 @@
           <w:hyperlink w:anchor="_Toc226762372" w:history="1">
             <w:r>
               <w:rPr>
-                <w:rStyle w:val="Hyperlink"/>
+                <w:rStyle w:val="aff9"/>
                 <w:rFonts w:ascii="Calibri" w:hAnsi="Calibri" w:cs="Calibri"/>
                 <w:noProof/>
               </w:rPr>
@@ -565,6 +581,7 @@
             <w:tabs>
               <w:tab w:val="right" w:leader="dot" w:pos="9782"/>
             </w:tabs>
+            <w:spacing w:after="0" w:line="360" w:lineRule="auto"/>
             <w:rPr>
               <w:rFonts w:asciiTheme="minorHAnsi" w:eastAsiaTheme="minorEastAsia" w:hAnsiTheme="minorHAnsi"/>
               <w:noProof/>
@@ -578,7 +595,7 @@
           <w:hyperlink w:anchor="_Toc226762373" w:history="1">
             <w:r>
               <w:rPr>
-                <w:rStyle w:val="Hyperlink"/>
+                <w:rStyle w:val="aff9"/>
                 <w:rFonts w:ascii="Calibri" w:hAnsi="Calibri" w:cs="Calibri"/>
                 <w:noProof/>
               </w:rPr>
@@ -640,6 +657,7 @@
             <w:tabs>
               <w:tab w:val="right" w:leader="dot" w:pos="9782"/>
             </w:tabs>
+            <w:spacing w:after="0" w:line="360" w:lineRule="auto"/>
             <w:rPr>
               <w:rFonts w:asciiTheme="minorHAnsi" w:eastAsiaTheme="minorEastAsia" w:hAnsiTheme="minorHAnsi"/>
               <w:noProof/>
@@ -653,7 +671,7 @@
           <w:hyperlink w:anchor="_Toc226762374" w:history="1">
             <w:r>
               <w:rPr>
-                <w:rStyle w:val="Hyperlink"/>
+                <w:rStyle w:val="aff9"/>
                 <w:rFonts w:ascii="Calibri" w:hAnsi="Calibri" w:cs="Calibri"/>
                 <w:noProof/>
               </w:rPr>
@@ -715,6 +733,7 @@
             <w:tabs>
               <w:tab w:val="right" w:leader="dot" w:pos="9782"/>
             </w:tabs>
+            <w:spacing w:after="0" w:line="360" w:lineRule="auto"/>
             <w:rPr>
               <w:rFonts w:asciiTheme="minorHAnsi" w:eastAsiaTheme="minorEastAsia" w:hAnsiTheme="minorHAnsi"/>
               <w:noProof/>
@@ -728,7 +747,7 @@
           <w:hyperlink w:anchor="_Toc226762375" w:history="1">
             <w:r>
               <w:rPr>
-                <w:rStyle w:val="Hyperlink"/>
+                <w:rStyle w:val="aff9"/>
                 <w:rFonts w:ascii="Calibri" w:hAnsi="Calibri" w:cs="Calibri"/>
                 <w:noProof/>
               </w:rPr>
@@ -790,6 +809,7 @@
             <w:tabs>
               <w:tab w:val="right" w:leader="dot" w:pos="9782"/>
             </w:tabs>
+            <w:spacing w:after="0" w:line="360" w:lineRule="auto"/>
             <w:rPr>
               <w:rFonts w:asciiTheme="minorHAnsi" w:eastAsiaTheme="minorEastAsia" w:hAnsiTheme="minorHAnsi"/>
               <w:noProof/>
@@ -803,7 +823,7 @@
           <w:hyperlink w:anchor="_Toc226762376" w:history="1">
             <w:r>
               <w:rPr>
-                <w:rStyle w:val="Hyperlink"/>
+                <w:rStyle w:val="aff9"/>
                 <w:rFonts w:ascii="Calibri" w:hAnsi="Calibri" w:cs="Calibri"/>
                 <w:noProof/>
               </w:rPr>
@@ -865,6 +885,7 @@
             <w:tabs>
               <w:tab w:val="right" w:leader="dot" w:pos="9782"/>
             </w:tabs>
+            <w:spacing w:after="0" w:line="360" w:lineRule="auto"/>
             <w:rPr>
               <w:rFonts w:asciiTheme="minorHAnsi" w:eastAsiaTheme="minorEastAsia" w:hAnsiTheme="minorHAnsi"/>
               <w:noProof/>
@@ -878,7 +899,7 @@
           <w:hyperlink w:anchor="_Toc226762377" w:history="1">
             <w:r>
               <w:rPr>
-                <w:rStyle w:val="Hyperlink"/>
+                <w:rStyle w:val="aff9"/>
                 <w:rFonts w:ascii="Calibri" w:hAnsi="Calibri" w:cs="Calibri"/>
                 <w:noProof/>
               </w:rPr>
@@ -940,6 +961,7 @@
             <w:tabs>
               <w:tab w:val="right" w:leader="dot" w:pos="9782"/>
             </w:tabs>
+            <w:spacing w:after="0" w:line="360" w:lineRule="auto"/>
             <w:rPr>
               <w:rFonts w:asciiTheme="minorHAnsi" w:eastAsiaTheme="minorEastAsia" w:hAnsiTheme="minorHAnsi"/>
               <w:noProof/>
@@ -953,7 +975,7 @@
           <w:hyperlink w:anchor="_Toc226762378" w:history="1">
             <w:r>
               <w:rPr>
-                <w:rStyle w:val="Hyperlink"/>
+                <w:rStyle w:val="aff9"/>
                 <w:rFonts w:ascii="Calibri" w:hAnsi="Calibri" w:cs="Calibri"/>
                 <w:noProof/>
               </w:rPr>
@@ -1015,6 +1037,7 @@
             <w:tabs>
               <w:tab w:val="right" w:leader="dot" w:pos="9782"/>
             </w:tabs>
+            <w:spacing w:after="0" w:line="360" w:lineRule="auto"/>
             <w:rPr>
               <w:rFonts w:asciiTheme="minorHAnsi" w:eastAsiaTheme="minorEastAsia" w:hAnsiTheme="minorHAnsi"/>
               <w:noProof/>
@@ -1028,7 +1051,7 @@
           <w:hyperlink w:anchor="_Toc226762379" w:history="1">
             <w:r>
               <w:rPr>
-                <w:rStyle w:val="Hyperlink"/>
+                <w:rStyle w:val="aff9"/>
                 <w:rFonts w:ascii="Calibri" w:hAnsi="Calibri" w:cs="Calibri"/>
                 <w:noProof/>
               </w:rPr>
@@ -1090,6 +1113,7 @@
             <w:tabs>
               <w:tab w:val="right" w:leader="dot" w:pos="9782"/>
             </w:tabs>
+            <w:spacing w:after="0" w:line="360" w:lineRule="auto"/>
             <w:rPr>
               <w:rFonts w:asciiTheme="minorHAnsi" w:eastAsiaTheme="minorEastAsia" w:hAnsiTheme="minorHAnsi"/>
               <w:noProof/>
@@ -1103,7 +1127,7 @@
           <w:hyperlink w:anchor="_Toc226762380" w:history="1">
             <w:r>
               <w:rPr>
-                <w:rStyle w:val="Hyperlink"/>
+                <w:rStyle w:val="aff9"/>
                 <w:rFonts w:ascii="Calibri" w:hAnsi="Calibri" w:cs="Calibri"/>
                 <w:noProof/>
               </w:rPr>
@@ -1165,6 +1189,7 @@
             <w:tabs>
               <w:tab w:val="right" w:leader="dot" w:pos="9782"/>
             </w:tabs>
+            <w:spacing w:after="0" w:line="360" w:lineRule="auto"/>
             <w:rPr>
               <w:rFonts w:asciiTheme="minorHAnsi" w:eastAsiaTheme="minorEastAsia" w:hAnsiTheme="minorHAnsi"/>
               <w:noProof/>
@@ -1178,7 +1203,7 @@
           <w:hyperlink w:anchor="_Toc226762381" w:history="1">
             <w:r>
               <w:rPr>
-                <w:rStyle w:val="Hyperlink"/>
+                <w:rStyle w:val="aff9"/>
                 <w:rFonts w:ascii="Calibri" w:hAnsi="Calibri" w:cs="Calibri"/>
                 <w:noProof/>
               </w:rPr>
@@ -1240,6 +1265,7 @@
             <w:tabs>
               <w:tab w:val="right" w:leader="dot" w:pos="9782"/>
             </w:tabs>
+            <w:spacing w:after="0" w:line="360" w:lineRule="auto"/>
             <w:rPr>
               <w:rFonts w:asciiTheme="minorHAnsi" w:eastAsiaTheme="minorEastAsia" w:hAnsiTheme="minorHAnsi"/>
               <w:noProof/>
@@ -1253,7 +1279,7 @@
           <w:hyperlink w:anchor="_Toc226762382" w:history="1">
             <w:r>
               <w:rPr>
-                <w:rStyle w:val="Hyperlink"/>
+                <w:rStyle w:val="aff9"/>
                 <w:rFonts w:ascii="Calibri" w:hAnsi="Calibri" w:cs="Calibri"/>
                 <w:noProof/>
               </w:rPr>
@@ -1315,6 +1341,7 @@
             <w:tabs>
               <w:tab w:val="right" w:leader="dot" w:pos="9782"/>
             </w:tabs>
+            <w:spacing w:after="0" w:line="360" w:lineRule="auto"/>
             <w:rPr>
               <w:rFonts w:asciiTheme="minorHAnsi" w:eastAsiaTheme="minorEastAsia" w:hAnsiTheme="minorHAnsi"/>
               <w:noProof/>
@@ -1328,7 +1355,7 @@
           <w:hyperlink w:anchor="_Toc226762383" w:history="1">
             <w:r>
               <w:rPr>
-                <w:rStyle w:val="Hyperlink"/>
+                <w:rStyle w:val="aff9"/>
                 <w:rFonts w:ascii="Calibri" w:hAnsi="Calibri" w:cs="Calibri"/>
                 <w:noProof/>
               </w:rPr>
@@ -1390,6 +1417,7 @@
             <w:tabs>
               <w:tab w:val="right" w:leader="dot" w:pos="9782"/>
             </w:tabs>
+            <w:spacing w:after="0" w:line="360" w:lineRule="auto"/>
             <w:rPr>
               <w:rFonts w:asciiTheme="minorHAnsi" w:eastAsiaTheme="minorEastAsia" w:hAnsiTheme="minorHAnsi"/>
               <w:noProof/>
@@ -1403,7 +1431,7 @@
           <w:hyperlink w:anchor="_Toc226762384" w:history="1">
             <w:r>
               <w:rPr>
-                <w:rStyle w:val="Hyperlink"/>
+                <w:rStyle w:val="aff9"/>
                 <w:rFonts w:ascii="Calibri" w:hAnsi="Calibri" w:cs="Calibri"/>
                 <w:noProof/>
               </w:rPr>
@@ -1465,6 +1493,7 @@
             <w:tabs>
               <w:tab w:val="right" w:leader="dot" w:pos="9782"/>
             </w:tabs>
+            <w:spacing w:after="0" w:line="360" w:lineRule="auto"/>
             <w:rPr>
               <w:rFonts w:asciiTheme="minorHAnsi" w:eastAsiaTheme="minorEastAsia" w:hAnsiTheme="minorHAnsi"/>
               <w:noProof/>
@@ -1478,7 +1507,7 @@
           <w:hyperlink w:anchor="_Toc226762385" w:history="1">
             <w:r>
               <w:rPr>
-                <w:rStyle w:val="Hyperlink"/>
+                <w:rStyle w:val="aff9"/>
                 <w:rFonts w:ascii="Calibri" w:hAnsi="Calibri" w:cs="Calibri"/>
                 <w:noProof/>
               </w:rPr>
@@ -1540,6 +1569,7 @@
             <w:tabs>
               <w:tab w:val="right" w:leader="dot" w:pos="9782"/>
             </w:tabs>
+            <w:spacing w:after="0" w:line="360" w:lineRule="auto"/>
             <w:rPr>
               <w:rFonts w:asciiTheme="minorHAnsi" w:eastAsiaTheme="minorEastAsia" w:hAnsiTheme="minorHAnsi"/>
               <w:noProof/>
@@ -1553,7 +1583,7 @@
           <w:hyperlink w:anchor="_Toc226762386" w:history="1">
             <w:r>
               <w:rPr>
-                <w:rStyle w:val="Hyperlink"/>
+                <w:rStyle w:val="aff9"/>
                 <w:rFonts w:ascii="Calibri" w:hAnsi="Calibri" w:cs="Calibri"/>
                 <w:noProof/>
               </w:rPr>
@@ -1615,6 +1645,7 @@
             <w:tabs>
               <w:tab w:val="right" w:leader="dot" w:pos="9782"/>
             </w:tabs>
+            <w:spacing w:after="0" w:line="360" w:lineRule="auto"/>
             <w:rPr>
               <w:rFonts w:asciiTheme="minorHAnsi" w:eastAsiaTheme="minorEastAsia" w:hAnsiTheme="minorHAnsi"/>
               <w:noProof/>
@@ -1628,7 +1659,7 @@
           <w:hyperlink w:anchor="_Toc226762387" w:history="1">
             <w:r>
               <w:rPr>
-                <w:rStyle w:val="Hyperlink"/>
+                <w:rStyle w:val="aff9"/>
                 <w:rFonts w:ascii="Calibri" w:hAnsi="Calibri" w:cs="Calibri"/>
                 <w:noProof/>
               </w:rPr>
@@ -1690,6 +1721,7 @@
             <w:tabs>
               <w:tab w:val="right" w:leader="dot" w:pos="9782"/>
             </w:tabs>
+            <w:spacing w:after="0" w:line="360" w:lineRule="auto"/>
             <w:rPr>
               <w:rFonts w:asciiTheme="minorHAnsi" w:eastAsiaTheme="minorEastAsia" w:hAnsiTheme="minorHAnsi"/>
               <w:noProof/>
@@ -1703,7 +1735,7 @@
           <w:hyperlink w:anchor="_Toc226762388" w:history="1">
             <w:r>
               <w:rPr>
-                <w:rStyle w:val="Hyperlink"/>
+                <w:rStyle w:val="aff9"/>
                 <w:rFonts w:ascii="Calibri" w:hAnsi="Calibri" w:cs="Calibri"/>
                 <w:noProof/>
               </w:rPr>
@@ -1765,6 +1797,7 @@
             <w:tabs>
               <w:tab w:val="right" w:leader="dot" w:pos="9782"/>
             </w:tabs>
+            <w:spacing w:after="0" w:line="360" w:lineRule="auto"/>
             <w:rPr>
               <w:rFonts w:asciiTheme="minorHAnsi" w:eastAsiaTheme="minorEastAsia" w:hAnsiTheme="minorHAnsi"/>
               <w:noProof/>
@@ -1778,7 +1811,7 @@
           <w:hyperlink w:anchor="_Toc226762389" w:history="1">
             <w:r>
               <w:rPr>
-                <w:rStyle w:val="Hyperlink"/>
+                <w:rStyle w:val="aff9"/>
                 <w:rFonts w:ascii="Calibri" w:hAnsi="Calibri" w:cs="Calibri"/>
                 <w:noProof/>
               </w:rPr>
@@ -1840,6 +1873,7 @@
             <w:tabs>
               <w:tab w:val="right" w:leader="dot" w:pos="9782"/>
             </w:tabs>
+            <w:spacing w:after="0" w:line="360" w:lineRule="auto"/>
             <w:rPr>
               <w:rFonts w:asciiTheme="minorHAnsi" w:eastAsiaTheme="minorEastAsia" w:hAnsiTheme="minorHAnsi"/>
               <w:noProof/>
@@ -1853,7 +1887,7 @@
           <w:hyperlink w:anchor="_Toc226762390" w:history="1">
             <w:r>
               <w:rPr>
-                <w:rStyle w:val="Hyperlink"/>
+                <w:rStyle w:val="aff9"/>
                 <w:rFonts w:ascii="Calibri" w:hAnsi="Calibri" w:cs="Calibri"/>
                 <w:noProof/>
               </w:rPr>
@@ -1915,6 +1949,7 @@
             <w:tabs>
               <w:tab w:val="right" w:leader="dot" w:pos="9782"/>
             </w:tabs>
+            <w:spacing w:after="0" w:line="360" w:lineRule="auto"/>
             <w:rPr>
               <w:rFonts w:asciiTheme="minorHAnsi" w:eastAsiaTheme="minorEastAsia" w:hAnsiTheme="minorHAnsi"/>
               <w:noProof/>
@@ -1928,7 +1963,7 @@
           <w:hyperlink w:anchor="_Toc226762391" w:history="1">
             <w:r>
               <w:rPr>
-                <w:rStyle w:val="Hyperlink"/>
+                <w:rStyle w:val="aff9"/>
                 <w:rFonts w:ascii="Calibri" w:hAnsi="Calibri" w:cs="Calibri"/>
                 <w:noProof/>
               </w:rPr>
@@ -1990,6 +2025,7 @@
             <w:tabs>
               <w:tab w:val="right" w:leader="dot" w:pos="9782"/>
             </w:tabs>
+            <w:spacing w:after="0" w:line="360" w:lineRule="auto"/>
             <w:rPr>
               <w:rFonts w:asciiTheme="minorHAnsi" w:eastAsiaTheme="minorEastAsia" w:hAnsiTheme="minorHAnsi"/>
               <w:noProof/>
@@ -2003,7 +2039,7 @@
           <w:hyperlink w:anchor="_Toc226762392" w:history="1">
             <w:r>
               <w:rPr>
-                <w:rStyle w:val="Hyperlink"/>
+                <w:rStyle w:val="aff9"/>
                 <w:rFonts w:ascii="Calibri" w:hAnsi="Calibri" w:cs="Calibri"/>
                 <w:noProof/>
               </w:rPr>
@@ -2065,6 +2101,7 @@
             <w:tabs>
               <w:tab w:val="right" w:leader="dot" w:pos="9782"/>
             </w:tabs>
+            <w:spacing w:after="0" w:line="360" w:lineRule="auto"/>
             <w:rPr>
               <w:rFonts w:asciiTheme="minorHAnsi" w:eastAsiaTheme="minorEastAsia" w:hAnsiTheme="minorHAnsi"/>
               <w:noProof/>
@@ -2078,7 +2115,7 @@
           <w:hyperlink w:anchor="_Toc226762393" w:history="1">
             <w:r>
               <w:rPr>
-                <w:rStyle w:val="Hyperlink"/>
+                <w:rStyle w:val="aff9"/>
                 <w:rFonts w:ascii="Calibri" w:hAnsi="Calibri" w:cs="Calibri"/>
                 <w:noProof/>
               </w:rPr>
@@ -2140,6 +2177,7 @@
             <w:tabs>
               <w:tab w:val="right" w:leader="dot" w:pos="9782"/>
             </w:tabs>
+            <w:spacing w:after="0" w:line="360" w:lineRule="auto"/>
             <w:rPr>
               <w:rFonts w:asciiTheme="minorHAnsi" w:eastAsiaTheme="minorEastAsia" w:hAnsiTheme="minorHAnsi"/>
               <w:noProof/>
@@ -2153,7 +2191,7 @@
           <w:hyperlink w:anchor="_Toc226762394" w:history="1">
             <w:r>
               <w:rPr>
-                <w:rStyle w:val="Hyperlink"/>
+                <w:rStyle w:val="aff9"/>
                 <w:rFonts w:ascii="Calibri" w:hAnsi="Calibri" w:cs="Calibri"/>
                 <w:noProof/>
               </w:rPr>
@@ -2215,6 +2253,7 @@
             <w:tabs>
               <w:tab w:val="right" w:leader="dot" w:pos="9782"/>
             </w:tabs>
+            <w:spacing w:after="0" w:line="360" w:lineRule="auto"/>
             <w:rPr>
               <w:rFonts w:asciiTheme="minorHAnsi" w:eastAsiaTheme="minorEastAsia" w:hAnsiTheme="minorHAnsi"/>
               <w:noProof/>
@@ -2228,7 +2267,7 @@
           <w:hyperlink w:anchor="_Toc226762395" w:history="1">
             <w:r>
               <w:rPr>
-                <w:rStyle w:val="Hyperlink"/>
+                <w:rStyle w:val="aff9"/>
                 <w:rFonts w:ascii="Calibri" w:hAnsi="Calibri" w:cs="Calibri"/>
                 <w:noProof/>
               </w:rPr>
@@ -2290,6 +2329,7 @@
             <w:tabs>
               <w:tab w:val="right" w:leader="dot" w:pos="9782"/>
             </w:tabs>
+            <w:spacing w:after="0" w:line="360" w:lineRule="auto"/>
             <w:rPr>
               <w:rFonts w:asciiTheme="minorHAnsi" w:eastAsiaTheme="minorEastAsia" w:hAnsiTheme="minorHAnsi"/>
               <w:noProof/>
@@ -2303,7 +2343,7 @@
           <w:hyperlink w:anchor="_Toc226762396" w:history="1">
             <w:r>
               <w:rPr>
-                <w:rStyle w:val="Hyperlink"/>
+                <w:rStyle w:val="aff9"/>
                 <w:rFonts w:ascii="Calibri" w:hAnsi="Calibri" w:cs="Calibri"/>
                 <w:noProof/>
               </w:rPr>
@@ -2365,6 +2405,7 @@
             <w:tabs>
               <w:tab w:val="right" w:leader="dot" w:pos="9782"/>
             </w:tabs>
+            <w:spacing w:after="0" w:line="360" w:lineRule="auto"/>
             <w:rPr>
               <w:rFonts w:asciiTheme="minorHAnsi" w:eastAsiaTheme="minorEastAsia" w:hAnsiTheme="minorHAnsi"/>
               <w:noProof/>
@@ -2378,7 +2419,7 @@
           <w:hyperlink w:anchor="_Toc226762397" w:history="1">
             <w:r>
               <w:rPr>
-                <w:rStyle w:val="Hyperlink"/>
+                <w:rStyle w:val="aff9"/>
                 <w:rFonts w:ascii="Calibri" w:hAnsi="Calibri" w:cs="Calibri"/>
                 <w:noProof/>
               </w:rPr>
@@ -2440,6 +2481,7 @@
             <w:tabs>
               <w:tab w:val="right" w:leader="dot" w:pos="9782"/>
             </w:tabs>
+            <w:spacing w:after="0" w:line="360" w:lineRule="auto"/>
             <w:rPr>
               <w:rFonts w:asciiTheme="minorHAnsi" w:eastAsiaTheme="minorEastAsia" w:hAnsiTheme="minorHAnsi"/>
               <w:noProof/>
@@ -2453,7 +2495,7 @@
           <w:hyperlink w:anchor="_Toc226762398" w:history="1">
             <w:r>
               <w:rPr>
-                <w:rStyle w:val="Hyperlink"/>
+                <w:rStyle w:val="aff9"/>
                 <w:rFonts w:ascii="Calibri" w:hAnsi="Calibri" w:cs="Calibri"/>
                 <w:noProof/>
               </w:rPr>
@@ -2511,6 +2553,7 @@
         </w:p>
         <w:p>
           <w:pPr>
+            <w:spacing w:after="0" w:line="360" w:lineRule="auto"/>
             <w:rPr>
               <w:b/>
               <w:bCs/>
@@ -2530,7 +2573,8 @@
     </w:sdt>
     <w:p>
       <w:pPr>
-        <w:pStyle w:val="Heading1"/>
+        <w:pStyle w:val="1"/>
+        <w:spacing w:before="0" w:after="0" w:line="360" w:lineRule="auto"/>
         <w:rPr>
           <w:rFonts w:ascii="Aptos" w:hAnsi="Aptos" w:cstheme="minorBidi"/>
           <w:noProof/>
@@ -2548,6 +2592,7 @@
     </w:p>
     <w:p>
       <w:pPr>
+        <w:spacing w:after="0" w:line="360" w:lineRule="auto"/>
         <w:rPr>
           <w:rFonts w:ascii="Calibri" w:hAnsi="Calibri" w:cs="Calibri"/>
           <w:sz w:val="22"/>
@@ -2563,6 +2608,7 @@
     </w:p>
     <w:p>
       <w:pPr>
+        <w:spacing w:after="0" w:line="360" w:lineRule="auto"/>
         <w:rPr>
           <w:rFonts w:ascii="Calibri" w:hAnsi="Calibri" w:cs="Calibri"/>
           <w:sz w:val="22"/>
@@ -2578,6 +2624,7 @@
     </w:p>
     <w:p>
       <w:pPr>
+        <w:spacing w:after="0" w:line="360" w:lineRule="auto"/>
         <w:rPr>
           <w:rFonts w:ascii="Calibri" w:hAnsi="Calibri" w:cs="Calibri"/>
           <w:sz w:val="22"/>
@@ -2593,6 +2640,7 @@
     </w:p>
     <w:p>
       <w:pPr>
+        <w:spacing w:after="0" w:line="360" w:lineRule="auto"/>
         <w:rPr>
           <w:rFonts w:ascii="Calibri" w:hAnsi="Calibri" w:cs="Calibri"/>
           <w:sz w:val="22"/>
@@ -2608,6 +2656,7 @@
     </w:p>
     <w:p>
       <w:pPr>
+        <w:spacing w:after="0" w:line="360" w:lineRule="auto"/>
         <w:rPr>
           <w:rFonts w:ascii="Calibri" w:hAnsi="Calibri" w:cs="Calibri"/>
           <w:sz w:val="22"/>
@@ -2623,6 +2672,7 @@
     </w:p>
     <w:p>
       <w:pPr>
+        <w:spacing w:after="0" w:line="360" w:lineRule="auto"/>
         <w:rPr>
           <w:rFonts w:ascii="Calibri" w:hAnsi="Calibri" w:cs="Calibri"/>
           <w:sz w:val="22"/>
@@ -2638,6 +2688,7 @@
     </w:p>
     <w:p>
       <w:pPr>
+        <w:spacing w:after="0" w:line="360" w:lineRule="auto"/>
         <w:rPr>
           <w:rFonts w:ascii="Calibri" w:hAnsi="Calibri" w:cs="Calibri"/>
           <w:sz w:val="22"/>
@@ -2646,6 +2697,7 @@
     </w:p>
     <w:p>
       <w:pPr>
+        <w:spacing w:after="0" w:line="360" w:lineRule="auto"/>
         <w:rPr>
           <w:rFonts w:ascii="Calibri" w:hAnsi="Calibri" w:cs="Calibri"/>
           <w:sz w:val="22"/>
@@ -2654,6 +2706,7 @@
     </w:p>
     <w:p>
       <w:pPr>
+        <w:spacing w:after="0" w:line="360" w:lineRule="auto"/>
         <w:rPr>
           <w:rFonts w:ascii="Calibri" w:hAnsi="Calibri" w:cs="Calibri"/>
         </w:rPr>
@@ -2661,7 +2714,8 @@
     </w:p>
     <w:p>
       <w:pPr>
-        <w:pStyle w:val="Heading1"/>
+        <w:pStyle w:val="1"/>
+        <w:spacing w:before="0" w:after="0" w:line="360" w:lineRule="auto"/>
         <w:rPr>
           <w:rFonts w:ascii="Calibri" w:hAnsi="Calibri" w:cs="Calibri"/>
         </w:rPr>
@@ -2678,7 +2732,7 @@
     </w:p>
     <w:p>
       <w:pPr>
-        <w:spacing w:after="240" w:line="240" w:lineRule="auto"/>
+        <w:spacing w:after="0" w:line="360" w:lineRule="auto"/>
         <w:rPr>
           <w:rFonts w:asciiTheme="majorHAnsi" w:hAnsiTheme="majorHAnsi" w:cstheme="majorHAnsi"/>
           <w:sz w:val="22"/>
@@ -2708,7 +2762,7 @@
     </w:p>
     <w:p>
       <w:pPr>
-        <w:spacing w:after="240" w:line="240" w:lineRule="auto"/>
+        <w:spacing w:after="0" w:line="360" w:lineRule="auto"/>
         <w:rPr>
           <w:rFonts w:asciiTheme="majorHAnsi" w:hAnsiTheme="majorHAnsi" w:cstheme="majorHAnsi"/>
           <w:sz w:val="22"/>
@@ -2724,7 +2778,7 @@
     </w:p>
     <w:p>
       <w:pPr>
-        <w:spacing w:after="240" w:line="240" w:lineRule="auto"/>
+        <w:spacing w:after="0" w:line="360" w:lineRule="auto"/>
         <w:rPr>
           <w:rFonts w:asciiTheme="majorHAnsi" w:hAnsiTheme="majorHAnsi" w:cstheme="majorHAnsi"/>
           <w:sz w:val="22"/>
@@ -2747,7 +2801,7 @@
     </w:p>
     <w:p>
       <w:pPr>
-        <w:spacing w:after="240" w:line="240" w:lineRule="auto"/>
+        <w:spacing w:after="0" w:line="360" w:lineRule="auto"/>
         <w:rPr>
           <w:rFonts w:asciiTheme="majorHAnsi" w:hAnsiTheme="majorHAnsi" w:cstheme="majorHAnsi"/>
           <w:sz w:val="22"/>
@@ -2763,8 +2817,8 @@
     </w:p>
     <w:p>
       <w:pPr>
-        <w:pStyle w:val="ListBullet"/>
-        <w:spacing w:after="240" w:line="240" w:lineRule="auto"/>
+        <w:pStyle w:val="a0"/>
+        <w:spacing w:after="0" w:line="360" w:lineRule="auto"/>
         <w:rPr>
           <w:rFonts w:ascii="Calibri" w:hAnsi="Calibri" w:cs="Calibri"/>
         </w:rPr>
@@ -2778,8 +2832,8 @@
     </w:p>
     <w:p>
       <w:pPr>
-        <w:pStyle w:val="ListBullet"/>
-        <w:spacing w:after="240" w:line="240" w:lineRule="auto"/>
+        <w:pStyle w:val="a0"/>
+        <w:spacing w:after="0" w:line="360" w:lineRule="auto"/>
         <w:rPr>
           <w:rFonts w:ascii="Calibri" w:hAnsi="Calibri" w:cs="Calibri"/>
         </w:rPr>
@@ -2793,8 +2847,8 @@
     </w:p>
     <w:p>
       <w:pPr>
-        <w:pStyle w:val="ListBullet"/>
-        <w:spacing w:after="240" w:line="240" w:lineRule="auto"/>
+        <w:pStyle w:val="a0"/>
+        <w:spacing w:after="0" w:line="360" w:lineRule="auto"/>
         <w:rPr>
           <w:rFonts w:ascii="Calibri" w:hAnsi="Calibri" w:cs="Calibri"/>
         </w:rPr>
@@ -2808,11 +2862,12 @@
     </w:p>
     <w:p>
       <w:pPr>
-        <w:pStyle w:val="ListBullet"/>
+        <w:pStyle w:val="a0"/>
         <w:numPr>
           <w:ilvl w:val="0"/>
           <w:numId w:val="0"/>
         </w:numPr>
+        <w:spacing w:after="0" w:line="360" w:lineRule="auto"/>
         <w:rPr>
           <w:rFonts w:ascii="Calibri" w:hAnsi="Calibri" w:cs="Calibri"/>
         </w:rPr>
@@ -2820,7 +2875,8 @@
     </w:p>
     <w:p>
       <w:pPr>
-        <w:pStyle w:val="Heading2"/>
+        <w:pStyle w:val="21"/>
+        <w:spacing w:before="0" w:after="0" w:line="360" w:lineRule="auto"/>
         <w:rPr>
           <w:rFonts w:ascii="Calibri" w:hAnsi="Calibri" w:cs="Calibri"/>
         </w:rPr>
@@ -2836,7 +2892,8 @@
     </w:p>
     <w:p>
       <w:pPr>
-        <w:pStyle w:val="ListBullet"/>
+        <w:pStyle w:val="a0"/>
+        <w:spacing w:after="0" w:line="360" w:lineRule="auto"/>
         <w:rPr>
           <w:rFonts w:ascii="Calibri" w:hAnsi="Calibri" w:cs="Calibri"/>
           <w:sz w:val="22"/>
@@ -2852,7 +2909,8 @@
     </w:p>
     <w:p>
       <w:pPr>
-        <w:pStyle w:val="ListBullet"/>
+        <w:pStyle w:val="a0"/>
+        <w:spacing w:after="0" w:line="360" w:lineRule="auto"/>
         <w:rPr>
           <w:rFonts w:ascii="Calibri" w:hAnsi="Calibri" w:cs="Calibri"/>
           <w:sz w:val="22"/>
@@ -2868,7 +2926,8 @@
     </w:p>
     <w:p>
       <w:pPr>
-        <w:pStyle w:val="ListBullet"/>
+        <w:pStyle w:val="a0"/>
+        <w:spacing w:after="0" w:line="360" w:lineRule="auto"/>
         <w:rPr>
           <w:rFonts w:ascii="Calibri" w:hAnsi="Calibri" w:cs="Calibri"/>
           <w:sz w:val="22"/>
@@ -2884,11 +2943,12 @@
     </w:p>
     <w:p>
       <w:pPr>
-        <w:pStyle w:val="ListBullet"/>
+        <w:pStyle w:val="a0"/>
         <w:numPr>
           <w:ilvl w:val="0"/>
           <w:numId w:val="0"/>
         </w:numPr>
+        <w:spacing w:after="0" w:line="360" w:lineRule="auto"/>
         <w:ind w:left="360" w:hanging="360"/>
         <w:rPr>
           <w:rFonts w:ascii="Calibri" w:hAnsi="Calibri" w:cs="Calibri"/>
@@ -2897,11 +2957,12 @@
     </w:p>
     <w:p>
       <w:pPr>
-        <w:pStyle w:val="ListBullet"/>
+        <w:pStyle w:val="a0"/>
         <w:numPr>
           <w:ilvl w:val="0"/>
           <w:numId w:val="0"/>
         </w:numPr>
+        <w:spacing w:after="0" w:line="360" w:lineRule="auto"/>
         <w:ind w:left="360" w:hanging="360"/>
         <w:rPr>
           <w:rFonts w:ascii="Calibri" w:hAnsi="Calibri" w:cs="Calibri"/>
@@ -2910,11 +2971,12 @@
     </w:p>
     <w:p>
       <w:pPr>
-        <w:pStyle w:val="ListBullet"/>
+        <w:pStyle w:val="a0"/>
         <w:numPr>
           <w:ilvl w:val="0"/>
           <w:numId w:val="0"/>
         </w:numPr>
+        <w:spacing w:after="0" w:line="360" w:lineRule="auto"/>
         <w:ind w:left="360" w:hanging="360"/>
         <w:rPr>
           <w:rFonts w:ascii="Calibri" w:hAnsi="Calibri" w:cs="Calibri"/>
@@ -2923,11 +2985,12 @@
     </w:p>
     <w:p>
       <w:pPr>
-        <w:pStyle w:val="ListBullet"/>
+        <w:pStyle w:val="a0"/>
         <w:numPr>
           <w:ilvl w:val="0"/>
           <w:numId w:val="0"/>
         </w:numPr>
+        <w:spacing w:after="0" w:line="360" w:lineRule="auto"/>
         <w:ind w:left="360" w:hanging="360"/>
         <w:rPr>
           <w:rFonts w:ascii="Calibri" w:hAnsi="Calibri" w:cs="Calibri"/>
@@ -2936,11 +2999,12 @@
     </w:p>
     <w:p>
       <w:pPr>
-        <w:pStyle w:val="ListBullet"/>
+        <w:pStyle w:val="a0"/>
         <w:numPr>
           <w:ilvl w:val="0"/>
           <w:numId w:val="0"/>
         </w:numPr>
+        <w:spacing w:after="0" w:line="360" w:lineRule="auto"/>
         <w:ind w:left="360" w:hanging="360"/>
         <w:rPr>
           <w:rFonts w:ascii="Calibri" w:hAnsi="Calibri" w:cs="Calibri"/>
@@ -2949,12 +3013,12 @@
     </w:p>
     <w:p>
       <w:pPr>
-        <w:pStyle w:val="ListBullet"/>
+        <w:pStyle w:val="a0"/>
         <w:numPr>
           <w:ilvl w:val="0"/>
           <w:numId w:val="0"/>
         </w:numPr>
-        <w:ind w:left="360" w:hanging="360"/>
+        <w:spacing w:after="0" w:line="360" w:lineRule="auto"/>
         <w:rPr>
           <w:rFonts w:ascii="Calibri" w:hAnsi="Calibri" w:cs="Calibri"/>
         </w:rPr>
@@ -2962,46 +3026,8 @@
     </w:p>
     <w:p>
       <w:pPr>
-        <w:pStyle w:val="ListBullet"/>
-        <w:numPr>
-          <w:ilvl w:val="0"/>
-          <w:numId w:val="0"/>
-        </w:numPr>
-        <w:ind w:left="360" w:hanging="360"/>
-        <w:rPr>
-          <w:rFonts w:ascii="Calibri" w:hAnsi="Calibri" w:cs="Calibri"/>
-        </w:rPr>
-      </w:pPr>
-    </w:p>
-    <w:p>
-      <w:pPr>
-        <w:pStyle w:val="ListBullet"/>
-        <w:numPr>
-          <w:ilvl w:val="0"/>
-          <w:numId w:val="0"/>
-        </w:numPr>
-        <w:ind w:left="360" w:hanging="360"/>
-        <w:rPr>
-          <w:rFonts w:ascii="Calibri" w:hAnsi="Calibri" w:cs="Calibri"/>
-        </w:rPr>
-      </w:pPr>
-    </w:p>
-    <w:p>
-      <w:pPr>
-        <w:pStyle w:val="ListBullet"/>
-        <w:numPr>
-          <w:ilvl w:val="0"/>
-          <w:numId w:val="0"/>
-        </w:numPr>
-        <w:ind w:left="360" w:hanging="360"/>
-        <w:rPr>
-          <w:rFonts w:ascii="Calibri" w:hAnsi="Calibri" w:cs="Calibri"/>
-        </w:rPr>
-      </w:pPr>
-    </w:p>
-    <w:p>
-      <w:pPr>
-        <w:pStyle w:val="Heading1"/>
+        <w:pStyle w:val="1"/>
+        <w:spacing w:before="0" w:after="0" w:line="360" w:lineRule="auto"/>
         <w:rPr>
           <w:rFonts w:ascii="Calibri" w:hAnsi="Calibri" w:cs="Calibri"/>
         </w:rPr>
@@ -3018,7 +3044,8 @@
     </w:p>
     <w:p>
       <w:pPr>
-        <w:pStyle w:val="Heading2"/>
+        <w:pStyle w:val="21"/>
+        <w:spacing w:before="0" w:after="0" w:line="360" w:lineRule="auto"/>
         <w:rPr>
           <w:rFonts w:ascii="Calibri" w:hAnsi="Calibri" w:cs="Calibri"/>
         </w:rPr>
@@ -3034,6 +3061,7 @@
     </w:p>
     <w:p>
       <w:pPr>
+        <w:spacing w:after="0" w:line="360" w:lineRule="auto"/>
         <w:rPr>
           <w:rFonts w:ascii="Calibri" w:hAnsi="Calibri" w:cs="Calibri"/>
           <w:sz w:val="22"/>
@@ -3097,6 +3125,7 @@
     </w:p>
     <w:p>
       <w:pPr>
+        <w:spacing w:after="0" w:line="360" w:lineRule="auto"/>
         <w:rPr>
           <w:rFonts w:ascii="Calibri" w:hAnsi="Calibri" w:cs="Calibri"/>
           <w:sz w:val="22"/>
@@ -3154,7 +3183,8 @@
     </w:p>
     <w:p>
       <w:pPr>
-        <w:pStyle w:val="Heading2"/>
+        <w:pStyle w:val="21"/>
+        <w:spacing w:before="0" w:after="0" w:line="360" w:lineRule="auto"/>
         <w:rPr>
           <w:rFonts w:ascii="Calibri" w:hAnsi="Calibri" w:cs="Calibri"/>
         </w:rPr>
@@ -3170,6 +3200,7 @@
     </w:p>
     <w:p>
       <w:pPr>
+        <w:spacing w:after="0" w:line="360" w:lineRule="auto"/>
         <w:rPr>
           <w:rFonts w:ascii="Calibri" w:hAnsi="Calibri" w:cs="Calibri"/>
         </w:rPr>
@@ -3183,6 +3214,7 @@
     </w:p>
     <w:p>
       <w:pPr>
+        <w:spacing w:after="0" w:line="360" w:lineRule="auto"/>
         <w:rPr>
           <w:rFonts w:ascii="Calibri" w:hAnsi="Calibri" w:cs="Calibri"/>
         </w:rPr>
@@ -3196,7 +3228,8 @@
     </w:p>
     <w:p>
       <w:pPr>
-        <w:pStyle w:val="Heading2"/>
+        <w:pStyle w:val="21"/>
+        <w:spacing w:before="0" w:after="0" w:line="360" w:lineRule="auto"/>
         <w:rPr>
           <w:rFonts w:ascii="Calibri" w:hAnsi="Calibri" w:cs="Calibri"/>
         </w:rPr>
@@ -3212,7 +3245,8 @@
     </w:p>
     <w:p>
       <w:pPr>
-        <w:pStyle w:val="ListBullet"/>
+        <w:pStyle w:val="a0"/>
+        <w:spacing w:after="0" w:line="360" w:lineRule="auto"/>
         <w:rPr>
           <w:rFonts w:ascii="Calibri" w:hAnsi="Calibri" w:cs="Calibri"/>
           <w:sz w:val="22"/>
@@ -3228,7 +3262,8 @@
     </w:p>
     <w:p>
       <w:pPr>
-        <w:pStyle w:val="ListBullet"/>
+        <w:pStyle w:val="a0"/>
+        <w:spacing w:after="0" w:line="360" w:lineRule="auto"/>
         <w:rPr>
           <w:rFonts w:ascii="Calibri" w:hAnsi="Calibri" w:cs="Calibri"/>
           <w:sz w:val="22"/>
@@ -3244,7 +3279,8 @@
     </w:p>
     <w:p>
       <w:pPr>
-        <w:pStyle w:val="ListBullet"/>
+        <w:pStyle w:val="a0"/>
+        <w:spacing w:after="0" w:line="360" w:lineRule="auto"/>
         <w:rPr>
           <w:rFonts w:ascii="Calibri" w:hAnsi="Calibri" w:cs="Calibri"/>
           <w:sz w:val="22"/>
@@ -3260,7 +3296,8 @@
     </w:p>
     <w:p>
       <w:pPr>
-        <w:pStyle w:val="ListBullet"/>
+        <w:pStyle w:val="a0"/>
+        <w:spacing w:after="0" w:line="360" w:lineRule="auto"/>
         <w:rPr>
           <w:rFonts w:ascii="Calibri" w:hAnsi="Calibri" w:cs="Calibri"/>
           <w:sz w:val="22"/>
@@ -3290,7 +3327,8 @@
     </w:p>
     <w:p>
       <w:pPr>
-        <w:pStyle w:val="ListBullet"/>
+        <w:pStyle w:val="a0"/>
+        <w:spacing w:after="0" w:line="360" w:lineRule="auto"/>
         <w:rPr>
           <w:rFonts w:ascii="Calibri" w:hAnsi="Calibri" w:cs="Calibri"/>
           <w:sz w:val="22"/>
@@ -3301,12 +3339,14 @@
           <w:rFonts w:ascii="Calibri" w:hAnsi="Calibri" w:cs="Calibri"/>
           <w:sz w:val="22"/>
         </w:rPr>
+        <w:lastRenderedPageBreak/>
         <w:t>Lagged all model inputs by one day before scoring to avoid look-ahead bias.</w:t>
       </w:r>
     </w:p>
     <w:p>
       <w:pPr>
-        <w:pStyle w:val="ListBullet"/>
+        <w:pStyle w:val="a0"/>
+        <w:spacing w:after="0" w:line="360" w:lineRule="auto"/>
         <w:rPr>
           <w:rFonts w:ascii="Calibri" w:hAnsi="Calibri" w:cs="Calibri"/>
           <w:sz w:val="22"/>
@@ -3322,6 +3362,7 @@
     </w:p>
     <w:p>
       <w:pPr>
+        <w:spacing w:after="0" w:line="360" w:lineRule="auto"/>
         <w:jc w:val="center"/>
         <w:rPr>
           <w:rFonts w:ascii="Calibri" w:hAnsi="Calibri" w:cs="Calibri"/>
@@ -3332,7 +3373,6 @@
           <w:rFonts w:ascii="Calibri" w:hAnsi="Calibri" w:cs="Calibri"/>
           <w:noProof/>
         </w:rPr>
-        <w:lastRenderedPageBreak/>
         <w:drawing>
           <wp:inline distT="0" distB="0" distL="0" distR="0" wp14:anchorId="0C5E48C1" wp14:editId="1819DA66">
             <wp:extent cx="5669280" cy="1887915"/>
@@ -3373,6 +3413,7 @@
     <w:p>
       <w:pPr>
         <w:pStyle w:val="FigureCaption"/>
+        <w:spacing w:before="0" w:after="0" w:line="360" w:lineRule="auto"/>
         <w:rPr>
           <w:rFonts w:ascii="Calibri" w:hAnsi="Calibri" w:cs="Calibri"/>
         </w:rPr>
@@ -3387,6 +3428,7 @@
     <w:p>
       <w:pPr>
         <w:pStyle w:val="FigureCaption"/>
+        <w:spacing w:before="0" w:after="0" w:line="360" w:lineRule="auto"/>
         <w:rPr>
           <w:rFonts w:ascii="Calibri" w:hAnsi="Calibri" w:cs="Calibri"/>
         </w:rPr>
@@ -3394,6 +3436,7 @@
     </w:p>
     <w:p>
       <w:pPr>
+        <w:spacing w:after="0" w:line="360" w:lineRule="auto"/>
         <w:jc w:val="center"/>
         <w:rPr>
           <w:rFonts w:ascii="Calibri" w:hAnsi="Calibri" w:cs="Calibri"/>
@@ -3444,6 +3487,7 @@
     <w:p>
       <w:pPr>
         <w:pStyle w:val="FigureCaption"/>
+        <w:spacing w:before="0" w:after="0" w:line="360" w:lineRule="auto"/>
         <w:rPr>
           <w:rFonts w:ascii="Calibri" w:hAnsi="Calibri" w:cs="Calibri"/>
         </w:rPr>
@@ -3458,6 +3502,7 @@
     <w:p>
       <w:pPr>
         <w:pStyle w:val="FigureCaption"/>
+        <w:spacing w:before="0" w:after="0" w:line="360" w:lineRule="auto"/>
         <w:rPr>
           <w:rFonts w:ascii="Calibri" w:hAnsi="Calibri" w:cs="Calibri"/>
         </w:rPr>
@@ -3465,7 +3510,8 @@
     </w:p>
     <w:p>
       <w:pPr>
-        <w:pStyle w:val="Heading1"/>
+        <w:pStyle w:val="1"/>
+        <w:spacing w:before="0" w:after="0" w:line="360" w:lineRule="auto"/>
         <w:rPr>
           <w:rFonts w:ascii="Calibri" w:hAnsi="Calibri" w:cs="Calibri"/>
         </w:rPr>
@@ -3475,13 +3521,13 @@
         <w:rPr>
           <w:rFonts w:ascii="Calibri" w:hAnsi="Calibri" w:cs="Calibri"/>
         </w:rPr>
-        <w:lastRenderedPageBreak/>
         <w:t>3. Exploratory Data Analysis and Signal Development</w:t>
       </w:r>
       <w:bookmarkEnd w:id="7"/>
     </w:p>
     <w:p>
       <w:pPr>
+        <w:spacing w:after="0" w:line="360" w:lineRule="auto"/>
         <w:rPr>
           <w:rFonts w:asciiTheme="majorHAnsi" w:hAnsiTheme="majorHAnsi" w:cstheme="majorHAnsi"/>
           <w:b/>
@@ -3499,7 +3545,8 @@
     </w:p>
     <w:p>
       <w:pPr>
-        <w:pStyle w:val="Heading2"/>
+        <w:pStyle w:val="21"/>
+        <w:spacing w:before="0" w:after="0" w:line="360" w:lineRule="auto"/>
         <w:rPr>
           <w:rFonts w:ascii="Calibri" w:hAnsi="Calibri" w:cs="Calibri"/>
         </w:rPr>
@@ -3515,6 +3562,7 @@
     </w:p>
     <w:p>
       <w:pPr>
+        <w:spacing w:after="0" w:line="360" w:lineRule="auto"/>
         <w:rPr>
           <w:rFonts w:asciiTheme="majorHAnsi" w:hAnsiTheme="majorHAnsi" w:cstheme="majorHAnsi"/>
           <w:sz w:val="22"/>
@@ -3532,6 +3580,7 @@
     </w:p>
     <w:p>
       <w:pPr>
+        <w:spacing w:after="0" w:line="360" w:lineRule="auto"/>
         <w:rPr>
           <w:rFonts w:asciiTheme="majorHAnsi" w:hAnsiTheme="majorHAnsi" w:cstheme="majorHAnsi"/>
           <w:sz w:val="22"/>
@@ -3549,6 +3598,7 @@
     </w:p>
     <w:p>
       <w:pPr>
+        <w:spacing w:after="0" w:line="360" w:lineRule="auto"/>
         <w:rPr>
           <w:rFonts w:asciiTheme="majorHAnsi" w:hAnsiTheme="majorHAnsi" w:cstheme="majorHAnsi"/>
           <w:sz w:val="22"/>
@@ -3566,6 +3616,7 @@
     </w:p>
     <w:p>
       <w:pPr>
+        <w:spacing w:after="0" w:line="360" w:lineRule="auto"/>
         <w:jc w:val="center"/>
         <w:rPr>
           <w:rFonts w:ascii="Calibri" w:hAnsi="Calibri" w:cs="Calibri"/>
@@ -3576,8 +3627,9 @@
           <w:rFonts w:ascii="Calibri" w:hAnsi="Calibri" w:cs="Calibri"/>
           <w:noProof/>
         </w:rPr>
+        <w:lastRenderedPageBreak/>
         <w:drawing>
-          <wp:inline distT="0" distB="0" distL="0" distR="0" wp14:anchorId="43E3BC72" wp14:editId="511CE049">
+          <wp:inline distT="0" distB="0" distL="0" distR="0" wp14:anchorId="43E3BC72" wp14:editId="46AA1A55">
             <wp:extent cx="4177247" cy="2971800"/>
             <wp:effectExtent l="0" t="0" r="0" b="0"/>
             <wp:docPr id="3" name="Picture 3"/>
@@ -3600,7 +3652,7 @@
                   <pic:spPr>
                     <a:xfrm>
                       <a:off x="0" y="0"/>
-                      <a:ext cx="4219917" cy="3002157"/>
+                      <a:ext cx="4177247" cy="2971800"/>
                     </a:xfrm>
                     <a:prstGeom prst="rect">
                       <a:avLst/>
@@ -3616,6 +3668,7 @@
     <w:p>
       <w:pPr>
         <w:pStyle w:val="FigureCaption"/>
+        <w:spacing w:before="0" w:after="0" w:line="360" w:lineRule="auto"/>
         <w:rPr>
           <w:rFonts w:ascii="Calibri" w:hAnsi="Calibri" w:cs="Calibri"/>
         </w:rPr>
@@ -3629,7 +3682,8 @@
     </w:p>
     <w:p>
       <w:pPr>
-        <w:pStyle w:val="Heading2"/>
+        <w:pStyle w:val="21"/>
+        <w:spacing w:before="0" w:after="0" w:line="360" w:lineRule="auto"/>
         <w:rPr>
           <w:rFonts w:ascii="Calibri" w:hAnsi="Calibri" w:cs="Calibri"/>
         </w:rPr>
@@ -3639,16 +3693,15 @@
         <w:rPr>
           <w:rFonts w:ascii="Calibri" w:hAnsi="Calibri" w:cs="Calibri"/>
         </w:rPr>
-        <w:lastRenderedPageBreak/>
         <w:t>3.2 Signal 2 — macro event anchor</w:t>
       </w:r>
       <w:bookmarkEnd w:id="9"/>
     </w:p>
     <w:p>
       <w:pPr>
-        <w:spacing w:before="100" w:beforeAutospacing="1" w:after="100" w:afterAutospacing="1" w:line="240" w:lineRule="auto"/>
-        <w:rPr>
-          <w:rFonts w:ascii="Calibri" w:eastAsia="SimSun" w:hAnsi="Calibri" w:cs="Calibri"/>
+        <w:spacing w:after="0" w:line="360" w:lineRule="auto"/>
+        <w:rPr>
+          <w:rFonts w:ascii="Calibri" w:eastAsia="宋体" w:hAnsi="Calibri" w:cs="Calibri"/>
           <w:color w:val="000000" w:themeColor="text1"/>
           <w:sz w:val="22"/>
           <w:lang w:eastAsia="zh-CN"/>
@@ -3656,7 +3709,7 @@
       </w:pPr>
       <w:r>
         <w:rPr>
-          <w:rFonts w:ascii="Calibri" w:eastAsia="SimSun" w:hAnsi="Calibri" w:cs="Calibri"/>
+          <w:rFonts w:ascii="Calibri" w:eastAsia="宋体" w:hAnsi="Calibri" w:cs="Calibri"/>
           <w:color w:val="000000" w:themeColor="text1"/>
           <w:sz w:val="22"/>
           <w:lang w:eastAsia="zh-CN"/>
@@ -3665,7 +3718,7 @@
       </w:r>
       <w:r>
         <w:rPr>
-          <w:rFonts w:ascii="Calibri" w:eastAsia="SimSun" w:hAnsi="Calibri" w:cs="Calibri"/>
+          <w:rFonts w:ascii="Calibri" w:eastAsia="宋体" w:hAnsi="Calibri" w:cs="Calibri"/>
           <w:color w:val="000000" w:themeColor="text1"/>
           <w:sz w:val="22"/>
           <w:lang w:eastAsia="zh-CN"/>
@@ -3674,7 +3727,7 @@
       </w:r>
       <w:r>
         <w:rPr>
-          <w:rFonts w:ascii="Calibri" w:eastAsia="SimSun" w:hAnsi="Calibri" w:cs="Calibri"/>
+          <w:rFonts w:ascii="Calibri" w:eastAsia="宋体" w:hAnsi="Calibri" w:cs="Calibri"/>
           <w:color w:val="000000" w:themeColor="text1"/>
           <w:sz w:val="22"/>
           <w:lang w:eastAsia="zh-CN"/>
@@ -3684,9 +3737,9 @@
     </w:p>
     <w:p>
       <w:pPr>
-        <w:spacing w:before="100" w:beforeAutospacing="1" w:after="100" w:afterAutospacing="1" w:line="240" w:lineRule="auto"/>
-        <w:rPr>
-          <w:rFonts w:ascii="Calibri" w:eastAsia="SimSun" w:hAnsi="Calibri" w:cs="Calibri"/>
+        <w:spacing w:after="0" w:line="360" w:lineRule="auto"/>
+        <w:rPr>
+          <w:rFonts w:ascii="Calibri" w:eastAsia="宋体" w:hAnsi="Calibri" w:cs="Calibri"/>
           <w:color w:val="000000" w:themeColor="text1"/>
           <w:sz w:val="22"/>
           <w:lang w:eastAsia="zh-CN"/>
@@ -3694,7 +3747,7 @@
       </w:pPr>
       <w:r>
         <w:rPr>
-          <w:rFonts w:ascii="Calibri" w:eastAsia="SimSun" w:hAnsi="Calibri" w:cs="Calibri"/>
+          <w:rFonts w:ascii="Calibri" w:eastAsia="宋体" w:hAnsi="Calibri" w:cs="Calibri"/>
           <w:color w:val="000000" w:themeColor="text1"/>
           <w:sz w:val="22"/>
           <w:lang w:eastAsia="zh-CN"/>
@@ -3703,7 +3756,7 @@
       </w:r>
       <w:r>
         <w:rPr>
-          <w:rFonts w:ascii="Calibri" w:eastAsia="SimSun" w:hAnsi="Calibri" w:cs="Calibri"/>
+          <w:rFonts w:ascii="Calibri" w:eastAsia="宋体" w:hAnsi="Calibri" w:cs="Calibri"/>
           <w:color w:val="000000" w:themeColor="text1"/>
           <w:sz w:val="22"/>
           <w:lang w:eastAsia="zh-CN"/>
@@ -3712,7 +3765,7 @@
       </w:r>
       <w:r>
         <w:rPr>
-          <w:rFonts w:ascii="Calibri" w:eastAsia="SimSun" w:hAnsi="Calibri" w:cs="Calibri"/>
+          <w:rFonts w:ascii="Calibri" w:eastAsia="宋体" w:hAnsi="Calibri" w:cs="Calibri"/>
           <w:color w:val="000000" w:themeColor="text1"/>
           <w:sz w:val="22"/>
           <w:lang w:eastAsia="zh-CN"/>
@@ -3722,6 +3775,7 @@
     </w:p>
     <w:p>
       <w:pPr>
+        <w:spacing w:after="0" w:line="360" w:lineRule="auto"/>
         <w:jc w:val="center"/>
         <w:rPr>
           <w:rFonts w:ascii="Calibri" w:hAnsi="Calibri" w:cs="Calibri"/>
@@ -3732,6 +3786,7 @@
           <w:rFonts w:ascii="Calibri" w:hAnsi="Calibri" w:cs="Calibri"/>
           <w:noProof/>
         </w:rPr>
+        <w:lastRenderedPageBreak/>
         <w:drawing>
           <wp:inline distT="0" distB="0" distL="0" distR="0" wp14:anchorId="17B23951" wp14:editId="40A1BDA5">
             <wp:extent cx="3873771" cy="2400300"/>
@@ -3772,6 +3827,7 @@
     <w:p>
       <w:pPr>
         <w:pStyle w:val="FigureCaption"/>
+        <w:spacing w:before="0" w:after="0" w:line="360" w:lineRule="auto"/>
         <w:rPr>
           <w:rFonts w:ascii="Calibri" w:hAnsi="Calibri" w:cs="Calibri"/>
         </w:rPr>
@@ -3785,6 +3841,7 @@
     </w:p>
     <w:p>
       <w:pPr>
+        <w:spacing w:after="0" w:line="360" w:lineRule="auto"/>
         <w:jc w:val="center"/>
         <w:rPr>
           <w:rFonts w:ascii="Calibri" w:hAnsi="Calibri" w:cs="Calibri"/>
@@ -3835,6 +3892,7 @@
     <w:p>
       <w:pPr>
         <w:pStyle w:val="FigureCaption"/>
+        <w:spacing w:before="0" w:after="0" w:line="360" w:lineRule="auto"/>
         <w:rPr>
           <w:rFonts w:ascii="Calibri" w:hAnsi="Calibri" w:cs="Calibri"/>
         </w:rPr>
@@ -3848,7 +3906,8 @@
     </w:p>
     <w:p>
       <w:pPr>
-        <w:pStyle w:val="Heading2"/>
+        <w:pStyle w:val="21"/>
+        <w:spacing w:before="0" w:after="0" w:line="360" w:lineRule="auto"/>
         <w:rPr>
           <w:rFonts w:ascii="Calibri" w:hAnsi="Calibri" w:cs="Calibri"/>
         </w:rPr>
@@ -3858,7 +3917,6 @@
         <w:rPr>
           <w:rFonts w:ascii="Calibri" w:hAnsi="Calibri" w:cs="Calibri"/>
         </w:rPr>
-        <w:lastRenderedPageBreak/>
         <w:t>3.3 Signal 3</w:t>
       </w:r>
       <w:r>
@@ -3877,6 +3935,7 @@
     </w:p>
     <w:p>
       <w:pPr>
+        <w:spacing w:after="0" w:line="360" w:lineRule="auto"/>
         <w:rPr>
           <w:rFonts w:ascii="Calibri" w:hAnsi="Calibri" w:cs="Calibri"/>
           <w:sz w:val="22"/>
@@ -3920,6 +3979,7 @@
     </w:p>
     <w:p>
       <w:pPr>
+        <w:spacing w:after="0" w:line="360" w:lineRule="auto"/>
         <w:rPr>
           <w:rFonts w:ascii="Calibri" w:hAnsi="Calibri" w:cs="Calibri"/>
           <w:sz w:val="22"/>
@@ -3984,6 +4044,7 @@
     </w:p>
     <w:p>
       <w:pPr>
+        <w:spacing w:after="0" w:line="360" w:lineRule="auto"/>
         <w:rPr>
           <w:rFonts w:ascii="Calibri" w:hAnsi="Calibri" w:cs="Calibri"/>
           <w:sz w:val="22"/>
@@ -3994,11 +4055,13 @@
           <w:rFonts w:ascii="Calibri" w:hAnsi="Calibri" w:cs="Calibri"/>
           <w:sz w:val="22"/>
         </w:rPr>
+        <w:lastRenderedPageBreak/>
         <w:t>For that reason, we did not treat whale flow as a primary anchor on its own. Instead, we viewed it as a lighter overlay that could strengthen or weaken conviction around the main regime signals. In other words, it was useful, but not strong enough to carry the framework by itself.</w:t>
       </w:r>
     </w:p>
     <w:p>
       <w:pPr>
+        <w:spacing w:after="0" w:line="360" w:lineRule="auto"/>
         <w:jc w:val="center"/>
         <w:rPr>
           <w:rFonts w:ascii="Calibri" w:hAnsi="Calibri" w:cs="Calibri"/>
@@ -4049,6 +4112,7 @@
     <w:p>
       <w:pPr>
         <w:pStyle w:val="FigureCaption"/>
+        <w:spacing w:before="0" w:after="0" w:line="360" w:lineRule="auto"/>
         <w:rPr>
           <w:rFonts w:ascii="Calibri" w:hAnsi="Calibri" w:cs="Calibri"/>
         </w:rPr>
@@ -4062,6 +4126,7 @@
     </w:p>
     <w:p>
       <w:pPr>
+        <w:spacing w:after="0" w:line="360" w:lineRule="auto"/>
         <w:jc w:val="center"/>
         <w:rPr>
           <w:rFonts w:ascii="Calibri" w:hAnsi="Calibri" w:cs="Calibri"/>
@@ -4112,6 +4177,7 @@
     <w:p>
       <w:pPr>
         <w:pStyle w:val="FigureCaption"/>
+        <w:spacing w:before="0" w:after="0" w:line="360" w:lineRule="auto"/>
         <w:rPr>
           <w:rFonts w:ascii="Calibri" w:hAnsi="Calibri" w:cs="Calibri"/>
         </w:rPr>
@@ -4126,6 +4192,7 @@
     <w:p>
       <w:pPr>
         <w:pStyle w:val="FigureCaption"/>
+        <w:spacing w:before="0" w:after="0" w:line="360" w:lineRule="auto"/>
         <w:rPr>
           <w:rFonts w:ascii="Calibri" w:hAnsi="Calibri" w:cs="Calibri"/>
         </w:rPr>
@@ -4133,7 +4200,8 @@
     </w:p>
     <w:p>
       <w:pPr>
-        <w:pStyle w:val="Heading2"/>
+        <w:pStyle w:val="21"/>
+        <w:spacing w:before="0" w:after="0" w:line="360" w:lineRule="auto"/>
         <w:rPr>
           <w:rFonts w:ascii="Calibri" w:hAnsi="Calibri" w:cs="Calibri"/>
         </w:rPr>
@@ -4143,13 +4211,13 @@
         <w:rPr>
           <w:rFonts w:ascii="Calibri" w:hAnsi="Calibri" w:cs="Calibri"/>
         </w:rPr>
-        <w:lastRenderedPageBreak/>
         <w:t>3.4 Signal 4 — Polymarket risk index as regime filter</w:t>
       </w:r>
       <w:bookmarkEnd w:id="11"/>
     </w:p>
     <w:p>
       <w:pPr>
+        <w:spacing w:after="0" w:line="360" w:lineRule="auto"/>
         <w:rPr>
           <w:rFonts w:ascii="Calibri" w:hAnsi="Calibri" w:cs="Calibri"/>
         </w:rPr>
@@ -4163,6 +4231,7 @@
     </w:p>
     <w:p>
       <w:pPr>
+        <w:spacing w:after="0" w:line="360" w:lineRule="auto"/>
         <w:rPr>
           <w:rFonts w:ascii="Calibri" w:hAnsi="Calibri" w:cs="Calibri"/>
         </w:rPr>
@@ -4188,6 +4257,7 @@
     </w:p>
     <w:p>
       <w:pPr>
+        <w:spacing w:after="0" w:line="360" w:lineRule="auto"/>
         <w:jc w:val="center"/>
         <w:rPr>
           <w:rFonts w:ascii="Calibri" w:hAnsi="Calibri" w:cs="Calibri"/>
@@ -4198,6 +4268,7 @@
           <w:rFonts w:ascii="Calibri" w:hAnsi="Calibri" w:cs="Calibri"/>
           <w:noProof/>
         </w:rPr>
+        <w:lastRenderedPageBreak/>
         <w:drawing>
           <wp:inline distT="0" distB="0" distL="0" distR="0" wp14:anchorId="40BFEC0E" wp14:editId="0B837DDF">
             <wp:extent cx="4895850" cy="2017634"/>
@@ -4238,6 +4309,7 @@
     <w:p>
       <w:pPr>
         <w:pStyle w:val="FigureCaption"/>
+        <w:spacing w:before="0" w:after="0" w:line="360" w:lineRule="auto"/>
         <w:rPr>
           <w:rFonts w:ascii="Calibri" w:hAnsi="Calibri" w:cs="Calibri"/>
         </w:rPr>
@@ -4252,13 +4324,14 @@
     <w:p>
       <w:pPr>
         <w:pStyle w:val="FigureCaption"/>
-        <w:rPr>
-          <w:rFonts w:ascii="Calibri" w:hAnsi="Calibri" w:cs="Calibri"/>
-        </w:rPr>
-      </w:pPr>
-      <w:r>
-        <w:rPr>
-          <w:rFonts w:ascii="Times New Roman" w:eastAsia="SimSun" w:hAnsi="Times New Roman" w:cs="Times New Roman"/>
+        <w:spacing w:before="0" w:after="0" w:line="360" w:lineRule="auto"/>
+        <w:rPr>
+          <w:rFonts w:ascii="Calibri" w:hAnsi="Calibri" w:cs="Calibri"/>
+        </w:rPr>
+      </w:pPr>
+      <w:r>
+        <w:rPr>
+          <w:rFonts w:ascii="Times New Roman" w:eastAsia="宋体" w:hAnsi="Times New Roman" w:cs="Times New Roman"/>
           <w:noProof/>
           <w:sz w:val="20"/>
           <w:szCs w:val="20"/>
@@ -4304,6 +4377,7 @@
     <w:p>
       <w:pPr>
         <w:pStyle w:val="FigureCaption"/>
+        <w:spacing w:before="0" w:after="0" w:line="360" w:lineRule="auto"/>
         <w:rPr>
           <w:rFonts w:ascii="Calibri" w:hAnsi="Calibri" w:cs="Calibri"/>
         </w:rPr>
@@ -4318,6 +4392,7 @@
     <w:p>
       <w:pPr>
         <w:pStyle w:val="FigureCaption"/>
+        <w:spacing w:before="0" w:after="0" w:line="360" w:lineRule="auto"/>
         <w:rPr>
           <w:rFonts w:ascii="Calibri" w:hAnsi="Calibri" w:cs="Calibri"/>
         </w:rPr>
@@ -4325,7 +4400,8 @@
     </w:p>
     <w:p>
       <w:pPr>
-        <w:pStyle w:val="Heading2"/>
+        <w:pStyle w:val="21"/>
+        <w:spacing w:before="0" w:after="0" w:line="360" w:lineRule="auto"/>
         <w:rPr>
           <w:rFonts w:ascii="Calibri" w:hAnsi="Calibri" w:cs="Calibri"/>
         </w:rPr>
@@ -4341,7 +4417,8 @@
     </w:p>
     <w:p>
       <w:pPr>
-        <w:pStyle w:val="ListBullet"/>
+        <w:pStyle w:val="a0"/>
+        <w:spacing w:after="0" w:line="360" w:lineRule="auto"/>
         <w:rPr>
           <w:rFonts w:ascii="Calibri" w:hAnsi="Calibri" w:cs="Calibri"/>
         </w:rPr>
@@ -4355,7 +4432,8 @@
     </w:p>
     <w:p>
       <w:pPr>
-        <w:pStyle w:val="ListBullet"/>
+        <w:pStyle w:val="a0"/>
+        <w:spacing w:after="0" w:line="360" w:lineRule="auto"/>
         <w:rPr>
           <w:rFonts w:ascii="Calibri" w:hAnsi="Calibri" w:cs="Calibri"/>
         </w:rPr>
@@ -4369,7 +4447,8 @@
     </w:p>
     <w:p>
       <w:pPr>
-        <w:pStyle w:val="ListBullet"/>
+        <w:pStyle w:val="a0"/>
+        <w:spacing w:after="0" w:line="360" w:lineRule="auto"/>
         <w:rPr>
           <w:rFonts w:ascii="Calibri" w:hAnsi="Calibri" w:cs="Calibri"/>
         </w:rPr>
@@ -4383,7 +4462,8 @@
     </w:p>
     <w:p>
       <w:pPr>
-        <w:pStyle w:val="ListBullet"/>
+        <w:pStyle w:val="a0"/>
+        <w:spacing w:after="0" w:line="360" w:lineRule="auto"/>
         <w:rPr>
           <w:rFonts w:ascii="Calibri" w:hAnsi="Calibri" w:cs="Calibri"/>
         </w:rPr>
@@ -4397,7 +4477,8 @@
     </w:p>
     <w:p>
       <w:pPr>
-        <w:pStyle w:val="Heading1"/>
+        <w:pStyle w:val="1"/>
+        <w:spacing w:before="0" w:after="0" w:line="360" w:lineRule="auto"/>
         <w:rPr>
           <w:rFonts w:ascii="Calibri" w:hAnsi="Calibri" w:cs="Calibri"/>
         </w:rPr>
@@ -4414,7 +4495,8 @@
     </w:p>
     <w:p>
       <w:pPr>
-        <w:pStyle w:val="Heading2"/>
+        <w:pStyle w:val="21"/>
+        <w:spacing w:before="0" w:after="0" w:line="360" w:lineRule="auto"/>
         <w:rPr>
           <w:rFonts w:ascii="Calibri" w:hAnsi="Calibri" w:cs="Calibri"/>
         </w:rPr>
@@ -4430,6 +4512,7 @@
     </w:p>
     <w:p>
       <w:pPr>
+        <w:spacing w:after="0" w:line="360" w:lineRule="auto"/>
         <w:rPr>
           <w:rFonts w:ascii="Calibri" w:hAnsi="Calibri" w:cs="Calibri"/>
           <w:sz w:val="22"/>
@@ -4445,7 +4528,7 @@
     </w:p>
     <w:tbl>
       <w:tblPr>
-        <w:tblStyle w:val="TableGrid"/>
+        <w:tblStyle w:val="aff1"/>
         <w:tblW w:w="0" w:type="auto"/>
         <w:jc w:val="center"/>
         <w:tblLook w:val="04A0" w:firstRow="1" w:lastRow="0" w:firstColumn="1" w:lastColumn="0" w:noHBand="0" w:noVBand="1"/>
@@ -4474,7 +4557,6 @@
           </w:tcPr>
           <w:p>
             <w:pPr>
-              <w:spacing w:before="40" w:after="40"/>
               <w:jc w:val="center"/>
               <w:rPr>
                 <w:rFonts w:ascii="Calibri" w:hAnsi="Calibri" w:cs="Calibri"/>
@@ -4507,7 +4589,6 @@
           </w:tcPr>
           <w:p>
             <w:pPr>
-              <w:spacing w:before="40" w:after="40"/>
               <w:jc w:val="center"/>
               <w:rPr>
                 <w:rFonts w:ascii="Calibri" w:hAnsi="Calibri" w:cs="Calibri"/>
@@ -4540,7 +4621,6 @@
           </w:tcPr>
           <w:p>
             <w:pPr>
-              <w:spacing w:before="40" w:after="40"/>
               <w:jc w:val="center"/>
               <w:rPr>
                 <w:rFonts w:ascii="Calibri" w:hAnsi="Calibri" w:cs="Calibri"/>
@@ -4556,6 +4636,96 @@
                 <w:szCs w:val="24"/>
               </w:rPr>
               <w:t>Interpretation</w:t>
+            </w:r>
+          </w:p>
+        </w:tc>
+      </w:tr>
+      <w:tr>
+        <w:trPr>
+          <w:trHeight w:val="382"/>
+          <w:jc w:val="center"/>
+        </w:trPr>
+        <w:tc>
+          <w:tcPr>
+            <w:tcW w:w="2700" w:type="dxa"/>
+            <w:shd w:val="clear" w:color="auto" w:fill="F7FBFE"/>
+            <w:tcMar>
+              <w:top w:w="70" w:type="dxa"/>
+              <w:left w:w="90" w:type="dxa"/>
+              <w:bottom w:w="70" w:type="dxa"/>
+              <w:right w:w="90" w:type="dxa"/>
+            </w:tcMar>
+            <w:vAlign w:val="center"/>
+          </w:tcPr>
+          <w:p>
+            <w:pPr>
+              <w:jc w:val="center"/>
+              <w:rPr>
+                <w:rFonts w:ascii="Calibri" w:hAnsi="Calibri" w:cs="Calibri"/>
+                <w:sz w:val="22"/>
+              </w:rPr>
+            </w:pPr>
+            <w:r>
+              <w:rPr>
+                <w:rFonts w:ascii="Calibri" w:hAnsi="Calibri" w:cs="Calibri"/>
+                <w:sz w:val="22"/>
+              </w:rPr>
+              <w:t>MVRV value signal</w:t>
+            </w:r>
+          </w:p>
+        </w:tc>
+        <w:tc>
+          <w:tcPr>
+            <w:tcW w:w="1710" w:type="dxa"/>
+            <w:tcMar>
+              <w:top w:w="70" w:type="dxa"/>
+              <w:left w:w="90" w:type="dxa"/>
+              <w:bottom w:w="70" w:type="dxa"/>
+              <w:right w:w="90" w:type="dxa"/>
+            </w:tcMar>
+            <w:vAlign w:val="center"/>
+          </w:tcPr>
+          <w:p>
+            <w:pPr>
+              <w:jc w:val="center"/>
+              <w:rPr>
+                <w:rFonts w:ascii="Calibri" w:hAnsi="Calibri" w:cs="Calibri"/>
+                <w:sz w:val="22"/>
+              </w:rPr>
+            </w:pPr>
+            <w:r>
+              <w:rPr>
+                <w:rFonts w:ascii="Calibri" w:hAnsi="Calibri" w:cs="Calibri"/>
+                <w:sz w:val="22"/>
+              </w:rPr>
+              <w:t>45%</w:t>
+            </w:r>
+          </w:p>
+        </w:tc>
+        <w:tc>
+          <w:tcPr>
+            <w:tcW w:w="5382" w:type="dxa"/>
+            <w:tcMar>
+              <w:top w:w="70" w:type="dxa"/>
+              <w:left w:w="90" w:type="dxa"/>
+              <w:bottom w:w="70" w:type="dxa"/>
+              <w:right w:w="90" w:type="dxa"/>
+            </w:tcMar>
+            <w:vAlign w:val="center"/>
+          </w:tcPr>
+          <w:p>
+            <w:pPr>
+              <w:rPr>
+                <w:rFonts w:ascii="Calibri" w:hAnsi="Calibri" w:cs="Calibri"/>
+                <w:sz w:val="22"/>
+              </w:rPr>
+            </w:pPr>
+            <w:r>
+              <w:rPr>
+                <w:rFonts w:ascii="Calibri" w:hAnsi="Calibri" w:cs="Calibri"/>
+                <w:sz w:val="22"/>
+              </w:rPr>
+              <w:t>Lower rolling z-score implies undervaluation and increases allocation.</w:t>
             </w:r>
           </w:p>
         </w:tc>
@@ -4578,7 +4748,6 @@
           </w:tcPr>
           <w:p>
             <w:pPr>
-              <w:spacing w:before="40" w:after="40"/>
               <w:jc w:val="center"/>
               <w:rPr>
                 <w:rFonts w:ascii="Calibri" w:hAnsi="Calibri" w:cs="Calibri"/>
@@ -4590,7 +4759,7 @@
                 <w:rFonts w:ascii="Calibri" w:hAnsi="Calibri" w:cs="Calibri"/>
                 <w:sz w:val="22"/>
               </w:rPr>
-              <w:t>MVRV value signal</w:t>
+              <w:t>Price vs. 200-day MA</w:t>
             </w:r>
           </w:p>
         </w:tc>
@@ -4607,7 +4776,6 @@
           </w:tcPr>
           <w:p>
             <w:pPr>
-              <w:spacing w:before="40" w:after="40"/>
               <w:jc w:val="center"/>
               <w:rPr>
                 <w:rFonts w:ascii="Calibri" w:hAnsi="Calibri" w:cs="Calibri"/>
@@ -4619,7 +4787,7 @@
                 <w:rFonts w:ascii="Calibri" w:hAnsi="Calibri" w:cs="Calibri"/>
                 <w:sz w:val="22"/>
               </w:rPr>
-              <w:t>45%</w:t>
+              <w:t>12%</w:t>
             </w:r>
           </w:p>
         </w:tc>
@@ -4636,7 +4804,6 @@
           </w:tcPr>
           <w:p>
             <w:pPr>
-              <w:spacing w:before="40" w:after="40"/>
               <w:rPr>
                 <w:rFonts w:ascii="Calibri" w:hAnsi="Calibri" w:cs="Calibri"/>
                 <w:sz w:val="22"/>
@@ -4647,7 +4814,7 @@
                 <w:rFonts w:ascii="Calibri" w:hAnsi="Calibri" w:cs="Calibri"/>
                 <w:sz w:val="22"/>
               </w:rPr>
-              <w:t>Lower rolling z-score implies undervaluation and increases allocation.</w:t>
+              <w:t>Price below the long-run trend supports larger buys, but only as a secondary signal.</w:t>
             </w:r>
           </w:p>
         </w:tc>
@@ -4670,7 +4837,6 @@
           </w:tcPr>
           <w:p>
             <w:pPr>
-              <w:spacing w:before="40" w:after="40"/>
               <w:jc w:val="center"/>
               <w:rPr>
                 <w:rFonts w:ascii="Calibri" w:hAnsi="Calibri" w:cs="Calibri"/>
@@ -4682,7 +4848,7 @@
                 <w:rFonts w:ascii="Calibri" w:hAnsi="Calibri" w:cs="Calibri"/>
                 <w:sz w:val="22"/>
               </w:rPr>
-              <w:t>Price vs. 200-day MA</w:t>
+              <w:t>Active churn composite</w:t>
             </w:r>
           </w:p>
         </w:tc>
@@ -4699,7 +4865,6 @@
           </w:tcPr>
           <w:p>
             <w:pPr>
-              <w:spacing w:before="40" w:after="40"/>
               <w:jc w:val="center"/>
               <w:rPr>
                 <w:rFonts w:ascii="Calibri" w:hAnsi="Calibri" w:cs="Calibri"/>
@@ -4711,7 +4876,7 @@
                 <w:rFonts w:ascii="Calibri" w:hAnsi="Calibri" w:cs="Calibri"/>
                 <w:sz w:val="22"/>
               </w:rPr>
-              <w:t>12%</w:t>
+              <w:t>21%</w:t>
             </w:r>
           </w:p>
         </w:tc>
@@ -4728,99 +4893,6 @@
           </w:tcPr>
           <w:p>
             <w:pPr>
-              <w:spacing w:before="40" w:after="40"/>
-              <w:rPr>
-                <w:rFonts w:ascii="Calibri" w:hAnsi="Calibri" w:cs="Calibri"/>
-                <w:sz w:val="22"/>
-              </w:rPr>
-            </w:pPr>
-            <w:r>
-              <w:rPr>
-                <w:rFonts w:ascii="Calibri" w:hAnsi="Calibri" w:cs="Calibri"/>
-                <w:sz w:val="22"/>
-              </w:rPr>
-              <w:t>Price below the long-run trend supports larger buys, but only as a secondary signal.</w:t>
-            </w:r>
-          </w:p>
-        </w:tc>
-      </w:tr>
-      <w:tr>
-        <w:trPr>
-          <w:jc w:val="center"/>
-        </w:trPr>
-        <w:tc>
-          <w:tcPr>
-            <w:tcW w:w="2700" w:type="dxa"/>
-            <w:shd w:val="clear" w:color="auto" w:fill="F7FBFE"/>
-            <w:tcMar>
-              <w:top w:w="70" w:type="dxa"/>
-              <w:left w:w="90" w:type="dxa"/>
-              <w:bottom w:w="70" w:type="dxa"/>
-              <w:right w:w="90" w:type="dxa"/>
-            </w:tcMar>
-            <w:vAlign w:val="center"/>
-          </w:tcPr>
-          <w:p>
-            <w:pPr>
-              <w:spacing w:before="40" w:after="40"/>
-              <w:jc w:val="center"/>
-              <w:rPr>
-                <w:rFonts w:ascii="Calibri" w:hAnsi="Calibri" w:cs="Calibri"/>
-                <w:sz w:val="22"/>
-              </w:rPr>
-            </w:pPr>
-            <w:r>
-              <w:rPr>
-                <w:rFonts w:ascii="Calibri" w:hAnsi="Calibri" w:cs="Calibri"/>
-                <w:sz w:val="22"/>
-              </w:rPr>
-              <w:t>Active churn composite</w:t>
-            </w:r>
-          </w:p>
-        </w:tc>
-        <w:tc>
-          <w:tcPr>
-            <w:tcW w:w="1710" w:type="dxa"/>
-            <w:tcMar>
-              <w:top w:w="70" w:type="dxa"/>
-              <w:left w:w="90" w:type="dxa"/>
-              <w:bottom w:w="70" w:type="dxa"/>
-              <w:right w:w="90" w:type="dxa"/>
-            </w:tcMar>
-            <w:vAlign w:val="center"/>
-          </w:tcPr>
-          <w:p>
-            <w:pPr>
-              <w:spacing w:before="40" w:after="40"/>
-              <w:jc w:val="center"/>
-              <w:rPr>
-                <w:rFonts w:ascii="Calibri" w:hAnsi="Calibri" w:cs="Calibri"/>
-                <w:sz w:val="22"/>
-              </w:rPr>
-            </w:pPr>
-            <w:r>
-              <w:rPr>
-                <w:rFonts w:ascii="Calibri" w:hAnsi="Calibri" w:cs="Calibri"/>
-                <w:sz w:val="22"/>
-              </w:rPr>
-              <w:t>21%</w:t>
-            </w:r>
-          </w:p>
-        </w:tc>
-        <w:tc>
-          <w:tcPr>
-            <w:tcW w:w="5382" w:type="dxa"/>
-            <w:tcMar>
-              <w:top w:w="70" w:type="dxa"/>
-              <w:left w:w="90" w:type="dxa"/>
-              <w:bottom w:w="70" w:type="dxa"/>
-              <w:right w:w="90" w:type="dxa"/>
-            </w:tcMar>
-            <w:vAlign w:val="center"/>
-          </w:tcPr>
-          <w:p>
-            <w:pPr>
-              <w:spacing w:before="40" w:after="40"/>
               <w:rPr>
                 <w:rFonts w:ascii="Calibri" w:hAnsi="Calibri" w:cs="Calibri"/>
                 <w:sz w:val="22"/>
@@ -4876,7 +4948,6 @@
           </w:tcPr>
           <w:p>
             <w:pPr>
-              <w:spacing w:before="40" w:after="40"/>
               <w:jc w:val="center"/>
               <w:rPr>
                 <w:rFonts w:ascii="Calibri" w:hAnsi="Calibri" w:cs="Calibri"/>
@@ -4905,7 +4976,6 @@
           </w:tcPr>
           <w:p>
             <w:pPr>
-              <w:spacing w:before="40" w:after="40"/>
               <w:jc w:val="center"/>
               <w:rPr>
                 <w:rFonts w:ascii="Calibri" w:hAnsi="Calibri" w:cs="Calibri"/>
@@ -4934,7 +5004,6 @@
           </w:tcPr>
           <w:p>
             <w:pPr>
-              <w:spacing w:before="40" w:after="40"/>
               <w:rPr>
                 <w:rFonts w:ascii="Calibri" w:hAnsi="Calibri" w:cs="Calibri"/>
                 <w:sz w:val="22"/>
@@ -4953,24 +5022,36 @@
     </w:tbl>
     <w:p>
       <w:pPr>
+        <w:spacing w:after="0" w:line="240" w:lineRule="auto"/>
         <w:rPr>
           <w:rFonts w:ascii="Calibri" w:hAnsi="Calibri" w:cs="Calibri"/>
           <w:sz w:val="22"/>
           <w:szCs w:val="24"/>
         </w:rPr>
       </w:pPr>
-      <w:r>
+    </w:p>
+    <w:p>
+      <w:pPr>
+        <w:spacing w:after="0" w:line="360" w:lineRule="auto"/>
         <w:rPr>
           <w:rFonts w:ascii="Calibri" w:hAnsi="Calibri" w:cs="Calibri"/>
           <w:sz w:val="22"/>
           <w:szCs w:val="24"/>
         </w:rPr>
+      </w:pPr>
+      <w:r>
+        <w:rPr>
+          <w:rFonts w:ascii="Calibri" w:hAnsi="Calibri" w:cs="Calibri"/>
+          <w:sz w:val="22"/>
+          <w:szCs w:val="24"/>
+        </w:rPr>
         <w:t>The additive score is refined using several multiplicative gates:</w:t>
       </w:r>
     </w:p>
     <w:p>
       <w:pPr>
-        <w:pStyle w:val="ListBullet"/>
+        <w:pStyle w:val="a0"/>
+        <w:spacing w:after="0" w:line="360" w:lineRule="auto"/>
         <w:rPr>
           <w:rFonts w:ascii="Calibri" w:hAnsi="Calibri" w:cs="Calibri"/>
           <w:sz w:val="22"/>
@@ -4988,7 +5069,8 @@
     </w:p>
     <w:p>
       <w:pPr>
-        <w:pStyle w:val="ListBullet"/>
+        <w:pStyle w:val="a0"/>
+        <w:spacing w:after="0" w:line="360" w:lineRule="auto"/>
         <w:rPr>
           <w:rFonts w:ascii="Calibri" w:hAnsi="Calibri" w:cs="Calibri"/>
           <w:sz w:val="22"/>
@@ -5006,7 +5088,8 @@
     </w:p>
     <w:p>
       <w:pPr>
-        <w:pStyle w:val="ListBullet"/>
+        <w:pStyle w:val="a0"/>
+        <w:spacing w:after="0" w:line="360" w:lineRule="auto"/>
         <w:rPr>
           <w:rFonts w:ascii="Calibri" w:hAnsi="Calibri" w:cs="Calibri"/>
           <w:sz w:val="22"/>
@@ -5024,7 +5107,8 @@
     </w:p>
     <w:p>
       <w:pPr>
-        <w:pStyle w:val="ListBullet"/>
+        <w:pStyle w:val="a0"/>
+        <w:spacing w:after="0" w:line="360" w:lineRule="auto"/>
         <w:rPr>
           <w:rFonts w:ascii="Calibri" w:hAnsi="Calibri" w:cs="Calibri"/>
           <w:sz w:val="22"/>
@@ -5042,7 +5126,8 @@
     </w:p>
     <w:p>
       <w:pPr>
-        <w:pStyle w:val="Heading2"/>
+        <w:pStyle w:val="21"/>
+        <w:spacing w:before="0" w:after="0" w:line="360" w:lineRule="auto"/>
         <w:rPr>
           <w:rFonts w:ascii="Calibri" w:hAnsi="Calibri" w:cs="Calibri"/>
         </w:rPr>
@@ -5058,6 +5143,7 @@
     </w:p>
     <w:p>
       <w:pPr>
+        <w:spacing w:after="0" w:line="360" w:lineRule="auto"/>
         <w:rPr>
           <w:rFonts w:ascii="Calibri" w:hAnsi="Calibri" w:cs="Calibri"/>
           <w:sz w:val="22"/>
@@ -5075,6 +5161,7 @@
     </w:p>
     <w:p>
       <w:pPr>
+        <w:spacing w:after="0" w:line="360" w:lineRule="auto"/>
         <w:rPr>
           <w:rFonts w:ascii="Calibri" w:hAnsi="Calibri" w:cs="Calibri"/>
           <w:sz w:val="22"/>
@@ -5100,7 +5187,8 @@
     </w:p>
     <w:p>
       <w:pPr>
-        <w:pStyle w:val="Heading2"/>
+        <w:pStyle w:val="21"/>
+        <w:spacing w:before="0" w:after="0" w:line="360" w:lineRule="auto"/>
         <w:rPr>
           <w:rFonts w:ascii="Calibri" w:hAnsi="Calibri" w:cs="Calibri"/>
         </w:rPr>
@@ -5116,6 +5204,7 @@
     </w:p>
     <w:p>
       <w:pPr>
+        <w:spacing w:after="0" w:line="360" w:lineRule="auto"/>
         <w:rPr>
           <w:rFonts w:ascii="Calibri" w:hAnsi="Calibri" w:cs="Calibri"/>
           <w:sz w:val="22"/>
@@ -5144,12 +5233,32 @@
           <w:sz w:val="22"/>
           <w:szCs w:val="24"/>
         </w:rPr>
-        <w:t xml:space="preserve"> model might fit the available data more tightly, but it would obscure why capital is being shifted across time. Because the project is about accumulation rather than speculative trading, interpretability is especially valuable. The framework should be understandable enough for an investor or product user to answer a simple question: why is the model asking me to buy more today than yesterday?</w:t>
+        <w:t xml:space="preserve"> model might fit the available data more tightly, but it would obscure why capital is being shifted across time. Because the project is about accumulation rather than speculative trading, </w:t>
+      </w:r>
+      <w:r>
+        <w:rPr>
+          <w:rFonts w:ascii="Calibri" w:hAnsi="Calibri" w:cs="Calibri"/>
+          <w:sz w:val="22"/>
+          <w:szCs w:val="24"/>
+        </w:rPr>
+        <w:lastRenderedPageBreak/>
+        <w:t>interpretability is especially valuable. The framework should be understandable enough for an investor or product user to answer a simple question: why is the model asking me to buy more today than yesterday?</w:t>
       </w:r>
     </w:p>
     <w:p>
       <w:pPr>
-        <w:pStyle w:val="Heading1"/>
+        <w:spacing w:after="0" w:line="360" w:lineRule="auto"/>
+        <w:rPr>
+          <w:rFonts w:ascii="Calibri" w:hAnsi="Calibri" w:cs="Calibri"/>
+          <w:sz w:val="22"/>
+          <w:szCs w:val="24"/>
+        </w:rPr>
+      </w:pPr>
+    </w:p>
+    <w:p>
+      <w:pPr>
+        <w:pStyle w:val="1"/>
+        <w:spacing w:before="0" w:after="0" w:line="360" w:lineRule="auto"/>
         <w:rPr>
           <w:rFonts w:ascii="Calibri" w:hAnsi="Calibri" w:cs="Calibri"/>
         </w:rPr>
@@ -5159,14 +5268,14 @@
         <w:rPr>
           <w:rFonts w:ascii="Calibri" w:hAnsi="Calibri" w:cs="Calibri"/>
         </w:rPr>
-        <w:lastRenderedPageBreak/>
         <w:t>5. Results, Interpretation, and Benchmark Comparison</w:t>
       </w:r>
       <w:bookmarkEnd w:id="17"/>
     </w:p>
     <w:p>
       <w:pPr>
-        <w:pStyle w:val="Heading2"/>
+        <w:pStyle w:val="21"/>
+        <w:spacing w:before="0" w:after="0" w:line="360" w:lineRule="auto"/>
         <w:rPr>
           <w:rFonts w:ascii="Calibri" w:hAnsi="Calibri" w:cs="Calibri"/>
         </w:rPr>
@@ -5188,6 +5297,7 @@
     </w:p>
     <w:p>
       <w:pPr>
+        <w:spacing w:after="0" w:line="360" w:lineRule="auto"/>
         <w:rPr>
           <w:rFonts w:ascii="Calibri" w:hAnsi="Calibri" w:cs="Calibri"/>
           <w:sz w:val="22"/>
@@ -5205,7 +5315,7 @@
     </w:p>
     <w:tbl>
       <w:tblPr>
-        <w:tblStyle w:val="TableGrid"/>
+        <w:tblStyle w:val="aff1"/>
         <w:tblW w:w="0" w:type="auto"/>
         <w:jc w:val="center"/>
         <w:tblLook w:val="04A0" w:firstRow="1" w:lastRow="0" w:firstColumn="1" w:lastColumn="0" w:noHBand="0" w:noVBand="1"/>
@@ -5234,7 +5344,7 @@
           </w:tcPr>
           <w:p>
             <w:pPr>
-              <w:spacing w:before="40" w:after="40"/>
+              <w:spacing w:line="360" w:lineRule="auto"/>
               <w:jc w:val="center"/>
               <w:rPr>
                 <w:rFonts w:ascii="Calibri" w:hAnsi="Calibri" w:cs="Calibri"/>
@@ -5268,7 +5378,7 @@
           </w:tcPr>
           <w:p>
             <w:pPr>
-              <w:spacing w:before="40" w:after="40"/>
+              <w:spacing w:line="360" w:lineRule="auto"/>
               <w:jc w:val="center"/>
               <w:rPr>
                 <w:rFonts w:ascii="Calibri" w:hAnsi="Calibri" w:cs="Calibri"/>
@@ -5302,7 +5412,7 @@
           </w:tcPr>
           <w:p>
             <w:pPr>
-              <w:spacing w:before="40" w:after="40"/>
+              <w:spacing w:line="360" w:lineRule="auto"/>
               <w:jc w:val="center"/>
               <w:rPr>
                 <w:rFonts w:ascii="Calibri" w:hAnsi="Calibri" w:cs="Calibri"/>
@@ -5336,7 +5446,7 @@
           </w:tcPr>
           <w:p>
             <w:pPr>
-              <w:spacing w:before="40" w:after="40"/>
+              <w:spacing w:line="360" w:lineRule="auto"/>
               <w:jc w:val="center"/>
               <w:rPr>
                 <w:rFonts w:ascii="Calibri" w:hAnsi="Calibri" w:cs="Calibri"/>
@@ -5375,7 +5485,7 @@
           </w:tcPr>
           <w:p>
             <w:pPr>
-              <w:spacing w:before="40" w:after="40"/>
+              <w:spacing w:line="360" w:lineRule="auto"/>
               <w:rPr>
                 <w:rFonts w:ascii="Calibri" w:hAnsi="Calibri" w:cs="Calibri"/>
                 <w:b/>
@@ -5409,7 +5519,7 @@
           </w:tcPr>
           <w:p>
             <w:pPr>
-              <w:spacing w:before="40" w:after="40"/>
+              <w:spacing w:line="360" w:lineRule="auto"/>
               <w:jc w:val="center"/>
               <w:rPr>
                 <w:rFonts w:ascii="Calibri" w:hAnsi="Calibri" w:cs="Calibri"/>
@@ -5438,7 +5548,7 @@
           </w:tcPr>
           <w:p>
             <w:pPr>
-              <w:spacing w:before="40" w:after="40"/>
+              <w:spacing w:line="360" w:lineRule="auto"/>
               <w:jc w:val="center"/>
               <w:rPr>
                 <w:rFonts w:ascii="Calibri" w:hAnsi="Calibri" w:cs="Calibri"/>
@@ -5467,7 +5577,7 @@
           </w:tcPr>
           <w:p>
             <w:pPr>
-              <w:spacing w:before="40" w:after="40"/>
+              <w:spacing w:line="360" w:lineRule="auto"/>
               <w:jc w:val="center"/>
               <w:rPr>
                 <w:rFonts w:ascii="Calibri" w:hAnsi="Calibri" w:cs="Calibri"/>
@@ -5502,7 +5612,7 @@
           </w:tcPr>
           <w:p>
             <w:pPr>
-              <w:spacing w:before="40" w:after="40"/>
+              <w:spacing w:line="360" w:lineRule="auto"/>
               <w:rPr>
                 <w:rFonts w:ascii="Calibri" w:hAnsi="Calibri" w:cs="Calibri"/>
                 <w:b/>
@@ -5536,7 +5646,7 @@
           </w:tcPr>
           <w:p>
             <w:pPr>
-              <w:spacing w:before="40" w:after="40"/>
+              <w:spacing w:line="360" w:lineRule="auto"/>
               <w:jc w:val="center"/>
               <w:rPr>
                 <w:rFonts w:ascii="Calibri" w:hAnsi="Calibri" w:cs="Calibri"/>
@@ -5565,7 +5675,7 @@
           </w:tcPr>
           <w:p>
             <w:pPr>
-              <w:spacing w:before="40" w:after="40"/>
+              <w:spacing w:line="360" w:lineRule="auto"/>
               <w:jc w:val="center"/>
               <w:rPr>
                 <w:rFonts w:ascii="Calibri" w:hAnsi="Calibri" w:cs="Calibri"/>
@@ -5594,7 +5704,7 @@
           </w:tcPr>
           <w:p>
             <w:pPr>
-              <w:spacing w:before="40" w:after="40"/>
+              <w:spacing w:line="360" w:lineRule="auto"/>
               <w:jc w:val="center"/>
               <w:rPr>
                 <w:rFonts w:ascii="Calibri" w:hAnsi="Calibri" w:cs="Calibri"/>
@@ -5629,7 +5739,7 @@
           </w:tcPr>
           <w:p>
             <w:pPr>
-              <w:spacing w:before="40" w:after="40"/>
+              <w:spacing w:line="360" w:lineRule="auto"/>
               <w:rPr>
                 <w:rFonts w:ascii="Calibri" w:hAnsi="Calibri" w:cs="Calibri"/>
                 <w:b/>
@@ -5663,7 +5773,7 @@
           </w:tcPr>
           <w:p>
             <w:pPr>
-              <w:spacing w:before="40" w:after="40"/>
+              <w:spacing w:line="360" w:lineRule="auto"/>
               <w:jc w:val="center"/>
               <w:rPr>
                 <w:rFonts w:ascii="Calibri" w:hAnsi="Calibri" w:cs="Calibri"/>
@@ -5692,7 +5802,7 @@
           </w:tcPr>
           <w:p>
             <w:pPr>
-              <w:spacing w:before="40" w:after="40"/>
+              <w:spacing w:line="360" w:lineRule="auto"/>
               <w:jc w:val="center"/>
               <w:rPr>
                 <w:rFonts w:ascii="Calibri" w:hAnsi="Calibri" w:cs="Calibri"/>
@@ -5721,7 +5831,7 @@
           </w:tcPr>
           <w:p>
             <w:pPr>
-              <w:spacing w:before="40" w:after="40"/>
+              <w:spacing w:line="360" w:lineRule="auto"/>
               <w:jc w:val="center"/>
               <w:rPr>
                 <w:rFonts w:ascii="Calibri" w:hAnsi="Calibri" w:cs="Calibri"/>
@@ -5756,7 +5866,7 @@
           </w:tcPr>
           <w:p>
             <w:pPr>
-              <w:spacing w:before="40" w:after="40"/>
+              <w:spacing w:line="360" w:lineRule="auto"/>
               <w:rPr>
                 <w:rFonts w:ascii="Calibri" w:hAnsi="Calibri" w:cs="Calibri"/>
                 <w:b/>
@@ -5790,7 +5900,7 @@
           </w:tcPr>
           <w:p>
             <w:pPr>
-              <w:spacing w:before="40" w:after="40"/>
+              <w:spacing w:line="360" w:lineRule="auto"/>
               <w:jc w:val="center"/>
               <w:rPr>
                 <w:rFonts w:ascii="Calibri" w:hAnsi="Calibri" w:cs="Calibri"/>
@@ -5819,7 +5929,7 @@
           </w:tcPr>
           <w:p>
             <w:pPr>
-              <w:spacing w:before="40" w:after="40"/>
+              <w:spacing w:line="360" w:lineRule="auto"/>
               <w:jc w:val="center"/>
               <w:rPr>
                 <w:rFonts w:ascii="Calibri" w:hAnsi="Calibri" w:cs="Calibri"/>
@@ -5848,7 +5958,7 @@
           </w:tcPr>
           <w:p>
             <w:pPr>
-              <w:spacing w:before="40" w:after="40"/>
+              <w:spacing w:line="360" w:lineRule="auto"/>
               <w:jc w:val="center"/>
               <w:rPr>
                 <w:rFonts w:ascii="Calibri" w:hAnsi="Calibri" w:cs="Calibri"/>
@@ -5883,7 +5993,7 @@
           </w:tcPr>
           <w:p>
             <w:pPr>
-              <w:spacing w:before="40" w:after="40"/>
+              <w:spacing w:line="360" w:lineRule="auto"/>
               <w:rPr>
                 <w:rFonts w:ascii="Calibri" w:hAnsi="Calibri" w:cs="Calibri"/>
                 <w:b/>
@@ -5917,7 +6027,7 @@
           </w:tcPr>
           <w:p>
             <w:pPr>
-              <w:spacing w:before="40" w:after="40"/>
+              <w:spacing w:line="360" w:lineRule="auto"/>
               <w:jc w:val="center"/>
               <w:rPr>
                 <w:rFonts w:ascii="Calibri" w:hAnsi="Calibri" w:cs="Calibri"/>
@@ -5946,7 +6056,7 @@
           </w:tcPr>
           <w:p>
             <w:pPr>
-              <w:spacing w:before="40" w:after="40"/>
+              <w:spacing w:line="360" w:lineRule="auto"/>
               <w:jc w:val="center"/>
               <w:rPr>
                 <w:rFonts w:ascii="Calibri" w:hAnsi="Calibri" w:cs="Calibri"/>
@@ -5975,7 +6085,7 @@
           </w:tcPr>
           <w:p>
             <w:pPr>
-              <w:spacing w:before="40" w:after="40"/>
+              <w:spacing w:line="360" w:lineRule="auto"/>
               <w:jc w:val="center"/>
               <w:rPr>
                 <w:rFonts w:ascii="Calibri" w:hAnsi="Calibri" w:cs="Calibri"/>
@@ -6010,7 +6120,7 @@
           </w:tcPr>
           <w:p>
             <w:pPr>
-              <w:spacing w:before="40" w:after="40"/>
+              <w:spacing w:line="360" w:lineRule="auto"/>
               <w:rPr>
                 <w:rFonts w:ascii="Calibri" w:hAnsi="Calibri" w:cs="Calibri"/>
                 <w:b/>
@@ -6044,7 +6154,7 @@
           </w:tcPr>
           <w:p>
             <w:pPr>
-              <w:spacing w:before="40" w:after="40"/>
+              <w:spacing w:line="360" w:lineRule="auto"/>
               <w:jc w:val="center"/>
               <w:rPr>
                 <w:rFonts w:ascii="Calibri" w:hAnsi="Calibri" w:cs="Calibri"/>
@@ -6073,7 +6183,7 @@
           </w:tcPr>
           <w:p>
             <w:pPr>
-              <w:spacing w:before="40" w:after="40"/>
+              <w:spacing w:line="360" w:lineRule="auto"/>
               <w:jc w:val="center"/>
               <w:rPr>
                 <w:rFonts w:ascii="Calibri" w:hAnsi="Calibri" w:cs="Calibri"/>
@@ -6102,7 +6212,7 @@
           </w:tcPr>
           <w:p>
             <w:pPr>
-              <w:spacing w:before="40" w:after="40"/>
+              <w:spacing w:line="360" w:lineRule="auto"/>
               <w:jc w:val="center"/>
               <w:rPr>
                 <w:rFonts w:ascii="Calibri" w:hAnsi="Calibri" w:cs="Calibri"/>
@@ -6137,7 +6247,7 @@
           </w:tcPr>
           <w:p>
             <w:pPr>
-              <w:spacing w:before="40" w:after="40"/>
+              <w:spacing w:line="360" w:lineRule="auto"/>
               <w:rPr>
                 <w:rFonts w:ascii="Calibri" w:hAnsi="Calibri" w:cs="Calibri"/>
                 <w:b/>
@@ -6171,7 +6281,7 @@
           </w:tcPr>
           <w:p>
             <w:pPr>
-              <w:spacing w:before="40" w:after="40"/>
+              <w:spacing w:line="360" w:lineRule="auto"/>
               <w:jc w:val="center"/>
               <w:rPr>
                 <w:rFonts w:ascii="Calibri" w:hAnsi="Calibri" w:cs="Calibri"/>
@@ -6200,7 +6310,7 @@
           </w:tcPr>
           <w:p>
             <w:pPr>
-              <w:spacing w:before="40" w:after="40"/>
+              <w:spacing w:line="360" w:lineRule="auto"/>
               <w:jc w:val="center"/>
               <w:rPr>
                 <w:rFonts w:ascii="Calibri" w:hAnsi="Calibri" w:cs="Calibri"/>
@@ -6229,7 +6339,7 @@
           </w:tcPr>
           <w:p>
             <w:pPr>
-              <w:spacing w:before="40" w:after="40"/>
+              <w:spacing w:line="360" w:lineRule="auto"/>
               <w:jc w:val="center"/>
               <w:rPr>
                 <w:rFonts w:ascii="Calibri" w:hAnsi="Calibri" w:cs="Calibri"/>
@@ -6264,7 +6374,7 @@
           </w:tcPr>
           <w:p>
             <w:pPr>
-              <w:spacing w:before="40" w:after="40"/>
+              <w:spacing w:line="360" w:lineRule="auto"/>
               <w:rPr>
                 <w:rFonts w:ascii="Calibri" w:hAnsi="Calibri" w:cs="Calibri"/>
                 <w:b/>
@@ -6298,7 +6408,7 @@
           </w:tcPr>
           <w:p>
             <w:pPr>
-              <w:spacing w:before="40" w:after="40"/>
+              <w:spacing w:line="360" w:lineRule="auto"/>
               <w:jc w:val="center"/>
               <w:rPr>
                 <w:rFonts w:ascii="Calibri" w:hAnsi="Calibri" w:cs="Calibri"/>
@@ -6327,7 +6437,7 @@
           </w:tcPr>
           <w:p>
             <w:pPr>
-              <w:spacing w:before="40" w:after="40"/>
+              <w:spacing w:line="360" w:lineRule="auto"/>
               <w:jc w:val="center"/>
               <w:rPr>
                 <w:rFonts w:ascii="Calibri" w:hAnsi="Calibri" w:cs="Calibri"/>
@@ -6356,7 +6466,7 @@
           </w:tcPr>
           <w:p>
             <w:pPr>
-              <w:spacing w:before="40" w:after="40"/>
+              <w:spacing w:line="360" w:lineRule="auto"/>
               <w:jc w:val="center"/>
               <w:rPr>
                 <w:rFonts w:ascii="Calibri" w:hAnsi="Calibri" w:cs="Calibri"/>
@@ -6376,7 +6486,7 @@
     </w:tbl>
     <w:p>
       <w:pPr>
-        <w:spacing w:before="120" w:after="120" w:line="240" w:lineRule="auto"/>
+        <w:spacing w:after="0" w:line="360" w:lineRule="auto"/>
         <w:rPr>
           <w:rFonts w:ascii="Calibri" w:hAnsi="Calibri" w:cs="Calibri"/>
           <w:sz w:val="22"/>
@@ -6394,7 +6504,8 @@
     </w:p>
     <w:p>
       <w:pPr>
-        <w:pStyle w:val="Heading2"/>
+        <w:pStyle w:val="21"/>
+        <w:spacing w:before="0" w:after="0" w:line="360" w:lineRule="auto"/>
         <w:rPr>
           <w:rFonts w:ascii="Calibri" w:hAnsi="Calibri" w:cs="Calibri"/>
         </w:rPr>
@@ -6416,7 +6527,8 @@
     </w:p>
     <w:p>
       <w:pPr>
-        <w:pStyle w:val="ListBullet"/>
+        <w:pStyle w:val="a0"/>
+        <w:spacing w:after="0" w:line="360" w:lineRule="auto"/>
         <w:rPr>
           <w:rFonts w:ascii="Calibri" w:hAnsi="Calibri" w:cs="Calibri"/>
           <w:sz w:val="22"/>
@@ -6434,7 +6546,8 @@
     </w:p>
     <w:p>
       <w:pPr>
-        <w:pStyle w:val="ListBullet"/>
+        <w:pStyle w:val="a0"/>
+        <w:spacing w:after="0" w:line="360" w:lineRule="auto"/>
         <w:rPr>
           <w:rFonts w:ascii="Calibri" w:hAnsi="Calibri" w:cs="Calibri"/>
           <w:sz w:val="22"/>
@@ -6452,7 +6565,8 @@
     </w:p>
     <w:p>
       <w:pPr>
-        <w:pStyle w:val="ListBullet"/>
+        <w:pStyle w:val="a0"/>
+        <w:spacing w:after="0" w:line="360" w:lineRule="auto"/>
         <w:rPr>
           <w:rFonts w:ascii="Calibri" w:hAnsi="Calibri" w:cs="Calibri"/>
           <w:sz w:val="22"/>
@@ -6470,7 +6584,8 @@
     </w:p>
     <w:p>
       <w:pPr>
-        <w:pStyle w:val="ListBullet"/>
+        <w:pStyle w:val="a0"/>
+        <w:spacing w:after="0" w:line="360" w:lineRule="auto"/>
         <w:rPr>
           <w:rFonts w:ascii="Calibri" w:hAnsi="Calibri" w:cs="Calibri"/>
           <w:sz w:val="22"/>
@@ -6488,7 +6603,8 @@
     </w:p>
     <w:p>
       <w:pPr>
-        <w:pStyle w:val="Heading2"/>
+        <w:pStyle w:val="21"/>
+        <w:spacing w:before="0" w:after="0" w:line="360" w:lineRule="auto"/>
         <w:rPr>
           <w:rFonts w:ascii="Calibri" w:hAnsi="Calibri" w:cs="Calibri"/>
         </w:rPr>
@@ -6498,12 +6614,14 @@
         <w:rPr>
           <w:rFonts w:ascii="Calibri" w:hAnsi="Calibri" w:cs="Calibri"/>
         </w:rPr>
+        <w:lastRenderedPageBreak/>
         <w:t>5.3 Why the strategy beats DCA even without perfect timing</w:t>
       </w:r>
       <w:bookmarkEnd w:id="20"/>
     </w:p>
     <w:p>
       <w:pPr>
+        <w:spacing w:after="0" w:line="360" w:lineRule="auto"/>
         <w:rPr>
           <w:rFonts w:ascii="Calibri" w:hAnsi="Calibri" w:cs="Calibri"/>
           <w:sz w:val="22"/>
@@ -6521,6 +6639,7 @@
     </w:p>
     <w:p>
       <w:pPr>
+        <w:spacing w:after="0" w:line="360" w:lineRule="auto"/>
         <w:rPr>
           <w:rFonts w:ascii="Calibri" w:hAnsi="Calibri" w:cs="Calibri"/>
         </w:rPr>
@@ -6528,7 +6647,8 @@
     </w:p>
     <w:p>
       <w:pPr>
-        <w:pStyle w:val="Heading1"/>
+        <w:pStyle w:val="1"/>
+        <w:spacing w:before="0" w:after="0" w:line="360" w:lineRule="auto"/>
         <w:rPr>
           <w:rFonts w:ascii="Calibri" w:hAnsi="Calibri" w:cs="Calibri"/>
         </w:rPr>
@@ -6538,14 +6658,14 @@
         <w:rPr>
           <w:rFonts w:ascii="Calibri" w:hAnsi="Calibri" w:cs="Calibri"/>
         </w:rPr>
-        <w:lastRenderedPageBreak/>
         <w:t>6. Troubleshooting, Unsuccessful Attempts, and Regime Misses</w:t>
       </w:r>
       <w:bookmarkEnd w:id="21"/>
     </w:p>
     <w:p>
       <w:pPr>
-        <w:pStyle w:val="Heading2"/>
+        <w:pStyle w:val="21"/>
+        <w:spacing w:before="0" w:after="0" w:line="360" w:lineRule="auto"/>
         <w:rPr>
           <w:rFonts w:ascii="Calibri" w:hAnsi="Calibri" w:cs="Calibri"/>
         </w:rPr>
@@ -6561,7 +6681,8 @@
     </w:p>
     <w:p>
       <w:pPr>
-        <w:pStyle w:val="NormalWeb"/>
+        <w:pStyle w:val="affa"/>
+        <w:spacing w:before="0" w:beforeAutospacing="0" w:after="0" w:afterAutospacing="0" w:line="360" w:lineRule="auto"/>
         <w:rPr>
           <w:rFonts w:ascii="Calibri" w:eastAsia="Aptos" w:hAnsi="Calibri" w:cs="Calibri"/>
           <w:sz w:val="22"/>
@@ -6579,7 +6700,8 @@
     </w:p>
     <w:p>
       <w:pPr>
-        <w:pStyle w:val="NormalWeb"/>
+        <w:pStyle w:val="affa"/>
+        <w:spacing w:before="0" w:beforeAutospacing="0" w:after="0" w:afterAutospacing="0" w:line="360" w:lineRule="auto"/>
         <w:rPr>
           <w:rFonts w:ascii="Calibri" w:eastAsia="Aptos" w:hAnsi="Calibri" w:cs="Calibri"/>
           <w:sz w:val="22"/>
@@ -6589,6 +6711,7 @@
       <w:r>
         <w:rPr>
           <w:rFonts w:ascii="Calibri" w:eastAsia="Aptos" w:hAnsi="Calibri" w:cs="Calibri"/>
+          <w:noProof/>
           <w:sz w:val="22"/>
           <w:lang w:val="en-US" w:eastAsia="en-US"/>
         </w:rPr>
@@ -6632,6 +6755,7 @@
     <w:p>
       <w:pPr>
         <w:pStyle w:val="FigureCaption"/>
+        <w:spacing w:before="0" w:after="0" w:line="360" w:lineRule="auto"/>
         <w:rPr>
           <w:rFonts w:ascii="Calibri" w:hAnsi="Calibri" w:cs="Calibri"/>
         </w:rPr>
@@ -6663,7 +6787,8 @@
     </w:p>
     <w:p>
       <w:pPr>
-        <w:pStyle w:val="NormalWeb"/>
+        <w:pStyle w:val="affa"/>
+        <w:spacing w:before="0" w:beforeAutospacing="0" w:after="0" w:afterAutospacing="0" w:line="360" w:lineRule="auto"/>
         <w:rPr>
           <w:rFonts w:ascii="Calibri" w:eastAsia="Aptos" w:hAnsi="Calibri" w:cs="Calibri"/>
           <w:sz w:val="22"/>
@@ -6676,30 +6801,14 @@
           <w:sz w:val="22"/>
           <w:lang w:val="en-US" w:eastAsia="en-US"/>
         </w:rPr>
-        <w:t xml:space="preserve">This period is especially important for an accumulation framework because the earliest phase of recovery is often where front-loaded buying generates the greatest sats-per-dollar advantage. When the model waits for too much confirmation after a crash, it protects against catching a falling knife, but it also risks missing the cheap-to-neutral repricing window that matters most for long-run accumulation efficiency. In this sense, the late-2022 to early-2023 miss reveals a structural </w:t>
-      </w:r>
-      <w:proofErr w:type="spellStart"/>
-      <w:r>
-        <w:rPr>
-          <w:rFonts w:ascii="Calibri" w:eastAsia="Aptos" w:hAnsi="Calibri" w:cs="Calibri"/>
-          <w:sz w:val="22"/>
-          <w:lang w:val="en-US" w:eastAsia="en-US"/>
-        </w:rPr>
-        <w:t>tradeoff</w:t>
-      </w:r>
-      <w:proofErr w:type="spellEnd"/>
-      <w:r>
-        <w:rPr>
-          <w:rFonts w:ascii="Calibri" w:eastAsia="Aptos" w:hAnsi="Calibri" w:cs="Calibri"/>
-          <w:sz w:val="22"/>
-          <w:lang w:val="en-US" w:eastAsia="en-US"/>
-        </w:rPr>
-        <w:t xml:space="preserve"> in the design: the same safeguards that reduce overbuying during breakdowns can delay re-entry when the market begins to heal. The difficulty of this episode was amplified by the fact that participation and exchange-flow measures improved only gradually rather than decisively, making the rebound easy to misclassify as a false dawn. Because Polymarket data do not cover this period, the underperformance should be interpreted primarily as a limitation of the on-chain-plus-trend architecture rather than a failure of the later prediction-market overlays.</w:t>
+        <w:lastRenderedPageBreak/>
+        <w:t>This period is especially important for an accumulation framework because the earliest phase of recovery is often where front-loaded buying generates the greatest sats-per-dollar advantage. When the model waits for too much confirmation after a crash, it protects against catching a falling knife, but it also risks missing the cheap-to-neutral repricing window that matters most for long-run accumulation efficiency. In this sense, the late-2022 to early-2023 miss reveals a structural tradeoff in the design: the same safeguards that reduce overbuying during breakdowns can delay re-entry when the market begins to heal. The difficulty of this episode was amplified by the fact that participation and exchange-flow measures improved only gradually rather than decisively, making the rebound easy to misclassify as a false dawn. Because Polymarket data do not cover this period, the underperformance should be interpreted primarily as a limitation of the on-chain-plus-trend architecture rather than a failure of the later prediction-market overlays.</w:t>
       </w:r>
     </w:p>
     <w:p>
       <w:pPr>
-        <w:pStyle w:val="Heading2"/>
+        <w:pStyle w:val="21"/>
+        <w:spacing w:before="0" w:after="0" w:line="360" w:lineRule="auto"/>
         <w:rPr>
           <w:rFonts w:ascii="Calibri" w:hAnsi="Calibri" w:cs="Calibri"/>
         </w:rPr>
@@ -6709,13 +6818,13 @@
         <w:rPr>
           <w:rFonts w:ascii="Calibri" w:hAnsi="Calibri" w:cs="Calibri"/>
         </w:rPr>
-        <w:lastRenderedPageBreak/>
         <w:t>6.2 Iterative fixes we considered</w:t>
       </w:r>
       <w:bookmarkEnd w:id="23"/>
     </w:p>
     <w:p>
       <w:pPr>
+        <w:spacing w:after="0" w:line="360" w:lineRule="auto"/>
         <w:rPr>
           <w:rFonts w:ascii="Calibri" w:hAnsi="Calibri" w:cs="Calibri"/>
           <w:sz w:val="22"/>
@@ -6733,6 +6842,7 @@
     </w:p>
     <w:p>
       <w:pPr>
+        <w:spacing w:after="0" w:line="360" w:lineRule="auto"/>
         <w:rPr>
           <w:rFonts w:ascii="Calibri" w:hAnsi="Calibri" w:cs="Calibri"/>
           <w:sz w:val="22"/>
@@ -6750,6 +6860,7 @@
     </w:p>
     <w:p>
       <w:pPr>
+        <w:spacing w:after="0" w:line="360" w:lineRule="auto"/>
         <w:rPr>
           <w:sz w:val="22"/>
           <w:szCs w:val="24"/>
@@ -6765,7 +6876,8 @@
     </w:p>
     <w:p>
       <w:pPr>
-        <w:pStyle w:val="ListBullet"/>
+        <w:pStyle w:val="a0"/>
+        <w:spacing w:after="0" w:line="360" w:lineRule="auto"/>
         <w:rPr>
           <w:rFonts w:ascii="Calibri" w:hAnsi="Calibri" w:cs="Calibri"/>
           <w:sz w:val="22"/>
@@ -6783,7 +6895,8 @@
     </w:p>
     <w:p>
       <w:pPr>
-        <w:pStyle w:val="ListBullet"/>
+        <w:pStyle w:val="a0"/>
+        <w:spacing w:after="0" w:line="360" w:lineRule="auto"/>
         <w:rPr>
           <w:rFonts w:ascii="Calibri" w:hAnsi="Calibri" w:cs="Calibri"/>
           <w:sz w:val="22"/>
@@ -6801,7 +6914,8 @@
     </w:p>
     <w:p>
       <w:pPr>
-        <w:pStyle w:val="ListBullet"/>
+        <w:pStyle w:val="a0"/>
+        <w:spacing w:after="0" w:line="360" w:lineRule="auto"/>
         <w:rPr>
           <w:rFonts w:ascii="Calibri" w:hAnsi="Calibri" w:cs="Calibri"/>
           <w:sz w:val="22"/>
@@ -6819,7 +6933,8 @@
     </w:p>
     <w:p>
       <w:pPr>
-        <w:pStyle w:val="ListBullet"/>
+        <w:pStyle w:val="a0"/>
+        <w:spacing w:after="0" w:line="360" w:lineRule="auto"/>
         <w:rPr>
           <w:rFonts w:ascii="Calibri" w:hAnsi="Calibri" w:cs="Calibri"/>
           <w:sz w:val="22"/>
@@ -6837,11 +6952,12 @@
     </w:p>
     <w:p>
       <w:pPr>
-        <w:pStyle w:val="ListBullet"/>
+        <w:pStyle w:val="a0"/>
         <w:numPr>
           <w:ilvl w:val="0"/>
           <w:numId w:val="0"/>
         </w:numPr>
+        <w:spacing w:after="0" w:line="360" w:lineRule="auto"/>
         <w:ind w:left="360"/>
         <w:rPr>
           <w:rFonts w:ascii="Calibri" w:hAnsi="Calibri" w:cs="Calibri"/>
@@ -6852,7 +6968,8 @@
     </w:p>
     <w:p>
       <w:pPr>
-        <w:pStyle w:val="Heading2"/>
+        <w:pStyle w:val="21"/>
+        <w:spacing w:before="0" w:after="0" w:line="360" w:lineRule="auto"/>
         <w:rPr>
           <w:rFonts w:ascii="Calibri" w:hAnsi="Calibri" w:cs="Calibri"/>
         </w:rPr>
@@ -6868,6 +6985,7 @@
     </w:p>
     <w:p>
       <w:pPr>
+        <w:spacing w:after="0" w:line="360" w:lineRule="auto"/>
         <w:rPr>
           <w:rFonts w:ascii="Calibri" w:hAnsi="Calibri" w:cs="Calibri"/>
           <w:sz w:val="22"/>
@@ -6885,77 +7003,8 @@
     </w:p>
     <w:p>
       <w:pPr>
-        <w:rPr>
-          <w:rFonts w:ascii="Calibri" w:hAnsi="Calibri" w:cs="Calibri"/>
-        </w:rPr>
-      </w:pPr>
-    </w:p>
-    <w:p>
-      <w:pPr>
-        <w:rPr>
-          <w:rFonts w:ascii="Calibri" w:hAnsi="Calibri" w:cs="Calibri"/>
-        </w:rPr>
-      </w:pPr>
-    </w:p>
-    <w:p>
-      <w:pPr>
-        <w:rPr>
-          <w:rFonts w:ascii="Calibri" w:hAnsi="Calibri" w:cs="Calibri"/>
-        </w:rPr>
-      </w:pPr>
-    </w:p>
-    <w:p>
-      <w:pPr>
-        <w:rPr>
-          <w:rFonts w:ascii="Calibri" w:hAnsi="Calibri" w:cs="Calibri"/>
-        </w:rPr>
-      </w:pPr>
-    </w:p>
-    <w:p>
-      <w:pPr>
-        <w:rPr>
-          <w:rFonts w:ascii="Calibri" w:hAnsi="Calibri" w:cs="Calibri"/>
-        </w:rPr>
-      </w:pPr>
-    </w:p>
-    <w:p>
-      <w:pPr>
-        <w:rPr>
-          <w:rFonts w:ascii="Calibri" w:hAnsi="Calibri" w:cs="Calibri"/>
-        </w:rPr>
-      </w:pPr>
-    </w:p>
-    <w:p>
-      <w:pPr>
-        <w:rPr>
-          <w:rFonts w:ascii="Calibri" w:hAnsi="Calibri" w:cs="Calibri"/>
-        </w:rPr>
-      </w:pPr>
-    </w:p>
-    <w:p>
-      <w:pPr>
-        <w:rPr>
-          <w:rFonts w:ascii="Calibri" w:hAnsi="Calibri" w:cs="Calibri"/>
-        </w:rPr>
-      </w:pPr>
-    </w:p>
-    <w:p>
-      <w:pPr>
-        <w:rPr>
-          <w:rFonts w:ascii="Calibri" w:hAnsi="Calibri" w:cs="Calibri"/>
-        </w:rPr>
-      </w:pPr>
-    </w:p>
-    <w:p>
-      <w:pPr>
-        <w:rPr>
-          <w:rFonts w:ascii="Calibri" w:hAnsi="Calibri" w:cs="Calibri"/>
-        </w:rPr>
-      </w:pPr>
-    </w:p>
-    <w:p>
-      <w:pPr>
-        <w:pStyle w:val="Heading1"/>
+        <w:pStyle w:val="1"/>
+        <w:spacing w:before="0" w:after="0" w:line="360" w:lineRule="auto"/>
         <w:rPr>
           <w:rFonts w:ascii="Calibri" w:hAnsi="Calibri" w:cs="Calibri"/>
         </w:rPr>
@@ -6972,7 +7021,8 @@
     </w:p>
     <w:p>
       <w:pPr>
-        <w:pStyle w:val="Heading2"/>
+        <w:pStyle w:val="21"/>
+        <w:spacing w:before="0" w:after="0" w:line="360" w:lineRule="auto"/>
         <w:rPr>
           <w:rFonts w:ascii="Calibri" w:hAnsi="Calibri" w:cs="Calibri"/>
         </w:rPr>
@@ -6988,7 +7038,8 @@
     </w:p>
     <w:p>
       <w:pPr>
-        <w:pStyle w:val="ListBullet"/>
+        <w:pStyle w:val="a0"/>
+        <w:spacing w:after="0" w:line="360" w:lineRule="auto"/>
         <w:rPr>
           <w:rFonts w:ascii="Calibri" w:hAnsi="Calibri" w:cs="Calibri"/>
           <w:sz w:val="22"/>
@@ -7006,7 +7057,8 @@
     </w:p>
     <w:p>
       <w:pPr>
-        <w:pStyle w:val="ListBullet"/>
+        <w:pStyle w:val="a0"/>
+        <w:spacing w:after="0" w:line="360" w:lineRule="auto"/>
         <w:rPr>
           <w:rFonts w:ascii="Calibri" w:hAnsi="Calibri" w:cs="Calibri"/>
           <w:sz w:val="22"/>
@@ -7048,7 +7100,8 @@
     </w:p>
     <w:p>
       <w:pPr>
-        <w:pStyle w:val="ListBullet"/>
+        <w:pStyle w:val="a0"/>
+        <w:spacing w:after="0" w:line="360" w:lineRule="auto"/>
         <w:rPr>
           <w:rFonts w:ascii="Calibri" w:hAnsi="Calibri" w:cs="Calibri"/>
           <w:sz w:val="22"/>
@@ -7066,11 +7119,12 @@
     </w:p>
     <w:p>
       <w:pPr>
-        <w:pStyle w:val="ListBullet"/>
+        <w:pStyle w:val="a0"/>
         <w:numPr>
           <w:ilvl w:val="0"/>
           <w:numId w:val="0"/>
         </w:numPr>
+        <w:spacing w:after="0" w:line="360" w:lineRule="auto"/>
         <w:ind w:left="360"/>
         <w:rPr>
           <w:rFonts w:ascii="Calibri" w:hAnsi="Calibri" w:cs="Calibri"/>
@@ -7081,7 +7135,8 @@
     </w:p>
     <w:p>
       <w:pPr>
-        <w:pStyle w:val="Heading2"/>
+        <w:pStyle w:val="21"/>
+        <w:spacing w:before="0" w:after="0" w:line="360" w:lineRule="auto"/>
         <w:rPr>
           <w:rFonts w:ascii="Calibri" w:hAnsi="Calibri" w:cs="Calibri"/>
         </w:rPr>
@@ -7097,6 +7152,7 @@
     </w:p>
     <w:p>
       <w:pPr>
+        <w:spacing w:after="0" w:line="360" w:lineRule="auto"/>
         <w:rPr>
           <w:rFonts w:ascii="Calibri" w:hAnsi="Calibri" w:cs="Calibri"/>
           <w:sz w:val="22"/>
@@ -7130,6 +7186,7 @@
     </w:p>
     <w:p>
       <w:pPr>
+        <w:spacing w:after="0" w:line="360" w:lineRule="auto"/>
         <w:rPr>
           <w:rFonts w:ascii="Calibri" w:hAnsi="Calibri" w:cs="Calibri"/>
           <w:sz w:val="22"/>
@@ -7147,6 +7204,7 @@
     </w:p>
     <w:p>
       <w:pPr>
+        <w:spacing w:after="0" w:line="360" w:lineRule="auto"/>
         <w:rPr>
           <w:rFonts w:ascii="Calibri" w:hAnsi="Calibri" w:cs="Calibri"/>
           <w:sz w:val="22"/>
@@ -7156,7 +7214,8 @@
     </w:p>
     <w:p>
       <w:pPr>
-        <w:pStyle w:val="Heading2"/>
+        <w:pStyle w:val="21"/>
+        <w:spacing w:before="0" w:after="0" w:line="360" w:lineRule="auto"/>
         <w:rPr>
           <w:rFonts w:ascii="Calibri" w:hAnsi="Calibri" w:cs="Calibri"/>
         </w:rPr>
@@ -7172,6 +7231,7 @@
     </w:p>
     <w:p>
       <w:pPr>
+        <w:spacing w:after="0" w:line="360" w:lineRule="auto"/>
         <w:rPr>
           <w:rFonts w:ascii="Calibri" w:hAnsi="Calibri" w:cs="Calibri"/>
         </w:rPr>
@@ -7185,22 +7245,33 @@
     </w:p>
     <w:p>
       <w:pPr>
-        <w:rPr>
-          <w:rFonts w:ascii="Calibri" w:hAnsi="Calibri" w:cs="Calibri"/>
-        </w:rPr>
-      </w:pPr>
-      <w:r>
-        <w:rPr>
-          <w:rFonts w:ascii="Calibri" w:hAnsi="Calibri" w:cs="Calibri"/>
-        </w:rPr>
+        <w:spacing w:after="0" w:line="360" w:lineRule="auto"/>
+        <w:rPr>
+          <w:rFonts w:ascii="Calibri" w:hAnsi="Calibri" w:cs="Calibri"/>
+        </w:rPr>
+      </w:pPr>
+      <w:r>
+        <w:rPr>
+          <w:rFonts w:ascii="Calibri" w:hAnsi="Calibri" w:cs="Calibri"/>
+        </w:rPr>
+        <w:lastRenderedPageBreak/>
         <w:t>Finally, iterative debugging mattered. The project improved not only because more data were added, but because the failures were inspected carefully. The Sep 2022-Jan 2023 miss, the question of whether to damp moving-average influence in cheap regimes, and the distinction between predictive and contextual signals all sharpened the final design.</w:t>
       </w:r>
     </w:p>
-    <w:p/>
-    <w:p/>
     <w:p>
       <w:pPr>
-        <w:pStyle w:val="Heading1"/>
+        <w:spacing w:after="0" w:line="360" w:lineRule="auto"/>
+      </w:pPr>
+    </w:p>
+    <w:p>
+      <w:pPr>
+        <w:spacing w:after="0" w:line="360" w:lineRule="auto"/>
+      </w:pPr>
+    </w:p>
+    <w:p>
+      <w:pPr>
+        <w:pStyle w:val="1"/>
+        <w:spacing w:before="0" w:after="0" w:line="360" w:lineRule="auto"/>
         <w:rPr>
           <w:rFonts w:ascii="Calibri" w:hAnsi="Calibri" w:cs="Calibri"/>
         </w:rPr>
@@ -7210,13 +7281,13 @@
         <w:rPr>
           <w:rFonts w:ascii="Calibri" w:hAnsi="Calibri" w:cs="Calibri"/>
         </w:rPr>
-        <w:lastRenderedPageBreak/>
         <w:t>Conclusion</w:t>
       </w:r>
       <w:bookmarkEnd w:id="29"/>
     </w:p>
     <w:p>
       <w:pPr>
+        <w:spacing w:after="0" w:line="360" w:lineRule="auto"/>
         <w:rPr>
           <w:rFonts w:ascii="Calibri" w:hAnsi="Calibri" w:cs="Calibri"/>
           <w:sz w:val="22"/>
@@ -7234,6 +7305,7 @@
     </w:p>
     <w:p>
       <w:pPr>
+        <w:spacing w:after="0" w:line="360" w:lineRule="auto"/>
         <w:rPr>
           <w:rFonts w:ascii="Calibri" w:hAnsi="Calibri" w:cs="Calibri"/>
           <w:sz w:val="22"/>
@@ -7251,6 +7323,7 @@
     </w:p>
     <w:p>
       <w:pPr>
+        <w:spacing w:after="0" w:line="360" w:lineRule="auto"/>
         <w:rPr>
           <w:rFonts w:ascii="Calibri" w:hAnsi="Calibri" w:cs="Calibri"/>
           <w:sz w:val="22"/>
@@ -7268,6 +7341,7 @@
     </w:p>
     <w:p>
       <w:pPr>
+        <w:spacing w:after="0" w:line="360" w:lineRule="auto"/>
         <w:rPr>
           <w:rFonts w:ascii="Calibri" w:hAnsi="Calibri" w:cs="Calibri"/>
         </w:rPr>
@@ -7289,7 +7363,8 @@
     </w:p>
     <w:p>
       <w:pPr>
-        <w:pStyle w:val="Heading1"/>
+        <w:pStyle w:val="1"/>
+        <w:spacing w:before="0" w:after="0" w:line="360" w:lineRule="auto"/>
         <w:rPr>
           <w:rFonts w:ascii="Calibri" w:hAnsi="Calibri" w:cs="Calibri"/>
         </w:rPr>
@@ -7306,6 +7381,7 @@
     </w:p>
     <w:p>
       <w:pPr>
+        <w:spacing w:after="0" w:line="360" w:lineRule="auto"/>
         <w:jc w:val="center"/>
         <w:rPr>
           <w:rFonts w:ascii="Calibri" w:hAnsi="Calibri" w:cs="Calibri"/>
@@ -7356,6 +7432,7 @@
     <w:p>
       <w:pPr>
         <w:pStyle w:val="FigureCaption"/>
+        <w:spacing w:before="0" w:after="0" w:line="360" w:lineRule="auto"/>
         <w:rPr>
           <w:rFonts w:ascii="Calibri" w:hAnsi="Calibri" w:cs="Calibri"/>
         </w:rPr>
@@ -7369,6 +7446,7 @@
     </w:p>
     <w:p>
       <w:pPr>
+        <w:spacing w:after="0" w:line="360" w:lineRule="auto"/>
         <w:jc w:val="center"/>
         <w:rPr>
           <w:rFonts w:ascii="Calibri" w:hAnsi="Calibri" w:cs="Calibri"/>
@@ -7419,6 +7497,7 @@
     <w:p>
       <w:pPr>
         <w:pStyle w:val="FigureCaption"/>
+        <w:spacing w:before="0" w:after="0" w:line="360" w:lineRule="auto"/>
         <w:rPr>
           <w:rFonts w:ascii="Calibri" w:hAnsi="Calibri" w:cs="Calibri"/>
         </w:rPr>
@@ -7432,6 +7511,7 @@
     </w:p>
     <w:p>
       <w:pPr>
+        <w:spacing w:after="0" w:line="360" w:lineRule="auto"/>
         <w:jc w:val="center"/>
         <w:rPr>
           <w:rFonts w:ascii="Calibri" w:hAnsi="Calibri" w:cs="Calibri"/>
@@ -7482,6 +7562,7 @@
     <w:p>
       <w:pPr>
         <w:pStyle w:val="FigureCaption"/>
+        <w:spacing w:before="0" w:after="0" w:line="360" w:lineRule="auto"/>
         <w:rPr>
           <w:rFonts w:ascii="Calibri" w:hAnsi="Calibri" w:cs="Calibri"/>
         </w:rPr>
@@ -7495,6 +7576,7 @@
     </w:p>
     <w:p>
       <w:pPr>
+        <w:spacing w:after="0" w:line="360" w:lineRule="auto"/>
         <w:jc w:val="center"/>
         <w:rPr>
           <w:rFonts w:ascii="Calibri" w:hAnsi="Calibri" w:cs="Calibri"/>
@@ -7546,6 +7628,7 @@
     <w:p>
       <w:pPr>
         <w:pStyle w:val="FigureCaption"/>
+        <w:spacing w:before="0" w:after="0" w:line="360" w:lineRule="auto"/>
         <w:rPr>
           <w:rFonts w:ascii="Calibri" w:hAnsi="Calibri" w:cs="Calibri"/>
         </w:rPr>
@@ -7559,6 +7642,7 @@
     </w:p>
     <w:p>
       <w:pPr>
+        <w:spacing w:after="0" w:line="360" w:lineRule="auto"/>
         <w:jc w:val="center"/>
         <w:rPr>
           <w:rFonts w:ascii="Calibri" w:hAnsi="Calibri" w:cs="Calibri"/>
@@ -7609,6 +7693,7 @@
     <w:p>
       <w:pPr>
         <w:pStyle w:val="FigureCaption"/>
+        <w:spacing w:before="0" w:after="0" w:line="360" w:lineRule="auto"/>
         <w:rPr>
           <w:rFonts w:ascii="Calibri" w:hAnsi="Calibri" w:cs="Calibri"/>
         </w:rPr>
@@ -7622,6 +7707,7 @@
     </w:p>
     <w:p>
       <w:pPr>
+        <w:spacing w:after="0" w:line="360" w:lineRule="auto"/>
         <w:jc w:val="center"/>
         <w:rPr>
           <w:rFonts w:ascii="Calibri" w:hAnsi="Calibri" w:cs="Calibri"/>
@@ -7672,6 +7758,7 @@
     <w:p>
       <w:pPr>
         <w:pStyle w:val="FigureCaption"/>
+        <w:spacing w:before="0" w:after="0" w:line="360" w:lineRule="auto"/>
         <w:jc w:val="left"/>
         <w:rPr>
           <w:rFonts w:ascii="Calibri" w:hAnsi="Calibri" w:cs="Calibri"/>
@@ -7697,7 +7784,7 @@
 </file>
 
 <file path=word/endnotes.xml><?xml version="1.0" encoding="utf-8"?>
-<w:endnotes xmlns:wpc="http://schemas.microsoft.com/office/word/2010/wordprocessingCanvas" xmlns:cx="http://schemas.microsoft.com/office/drawing/2014/chartex" xmlns:cx1="http://schemas.microsoft.com/office/drawing/2015/9/8/chartex" xmlns:cx2="http://schemas.microsoft.com/office/drawing/2015/10/21/chartex" xmlns:cx3="http://schemas.microsoft.com/office/drawing/2016/5/9/chartex" xmlns:cx4="http://schemas.microsoft.com/office/drawing/2016/5/10/chartex" xmlns:cx5="http://schemas.microsoft.com/office/drawing/2016/5/11/chartex" xmlns:cx6="http://schemas.microsoft.com/office/drawing/2016/5/12/chartex" xmlns:cx7="http://schemas.microsoft.com/office/drawing/2016/5/13/chartex" xmlns:cx8="http://schemas.microsoft.com/office/drawing/2016/5/14/chartex" xmlns:mc="http://schemas.openxmlformats.org/markup-compatibility/2006" xmlns:aink="http://schemas.microsoft.com/office/drawing/2016/ink" xmlns:am3d="http://schemas.microsoft.com/office/drawing/2017/model3d" xmlns:o="urn:schemas-microsoft-com:office:office" xmlns:oel="http://schemas.microsoft.com/office/2019/extlst" xmlns:r="http://schemas.openxmlformats.org/officeDocument/2006/relationships" xmlns:m="http://schemas.openxmlformats.org/officeDocument/2006/math" xmlns:v="urn:schemas-microsoft-com:vml" xmlns:wp14="http://schemas.microsoft.com/office/word/2010/wordprocessingDrawing" xmlns:wp="http://schemas.openxmlformats.org/drawingml/2006/wordprocessingDrawing" xmlns:w10="urn:schemas-microsoft-com:office:word" xmlns:w="http://schemas.openxmlformats.org/wordprocessingml/2006/main" xmlns:w14="http://schemas.microsoft.com/office/word/2010/wordml" xmlns:w15="http://schemas.microsoft.com/office/word/2012/wordml" xmlns:w16cex="http://schemas.microsoft.com/office/word/2018/wordml/cex" xmlns:w16cid="http://schemas.microsoft.com/office/word/2016/wordml/cid" xmlns:w16="http://schemas.microsoft.com/office/word/2018/wordml" xmlns:w16du="http://schemas.microsoft.com/office/word/2023/wordml/word16du" xmlns:w16sdtdh="http://schemas.microsoft.com/office/word/2020/wordml/sdtdatahash" xmlns:w16sdtfl="http://schemas.microsoft.com/office/word/2024/wordml/sdtformatlock" xmlns:w16se="http://schemas.microsoft.com/office/word/2015/wordml/symex" xmlns:wpg="http://schemas.microsoft.com/office/word/2010/wordprocessingGroup" xmlns:wpi="http://schemas.microsoft.com/office/word/2010/wordprocessingInk" xmlns:wne="http://schemas.microsoft.com/office/word/2006/wordml" xmlns:wps="http://schemas.microsoft.com/office/word/2010/wordprocessingShape" mc:Ignorable="w14 w15 w16se w16cid w16 w16cex w16sdtdh w16sdtfl w16du wp14">
+<w:endnotes xmlns:wpc="http://schemas.microsoft.com/office/word/2010/wordprocessingCanvas" xmlns:cx="http://schemas.microsoft.com/office/drawing/2014/chartex" xmlns:cx1="http://schemas.microsoft.com/office/drawing/2015/9/8/chartex" xmlns:cx2="http://schemas.microsoft.com/office/drawing/2015/10/21/chartex" xmlns:cx3="http://schemas.microsoft.com/office/drawing/2016/5/9/chartex" xmlns:cx4="http://schemas.microsoft.com/office/drawing/2016/5/10/chartex" xmlns:cx5="http://schemas.microsoft.com/office/drawing/2016/5/11/chartex" xmlns:cx6="http://schemas.microsoft.com/office/drawing/2016/5/12/chartex" xmlns:cx7="http://schemas.microsoft.com/office/drawing/2016/5/13/chartex" xmlns:cx8="http://schemas.microsoft.com/office/drawing/2016/5/14/chartex" xmlns:mc="http://schemas.openxmlformats.org/markup-compatibility/2006" xmlns:aink="http://schemas.microsoft.com/office/drawing/2016/ink" xmlns:am3d="http://schemas.microsoft.com/office/drawing/2017/model3d" xmlns:o="urn:schemas-microsoft-com:office:office" xmlns:oel="http://schemas.microsoft.com/office/2019/extlst" xmlns:r="http://schemas.openxmlformats.org/officeDocument/2006/relationships" xmlns:m="http://schemas.openxmlformats.org/officeDocument/2006/math" xmlns:v="urn:schemas-microsoft-com:vml" xmlns:wp14="http://schemas.microsoft.com/office/word/2010/wordprocessingDrawing" xmlns:wp="http://schemas.openxmlformats.org/drawingml/2006/wordprocessingDrawing" xmlns:w10="urn:schemas-microsoft-com:office:word" xmlns:w="http://schemas.openxmlformats.org/wordprocessingml/2006/main" xmlns:w14="http://schemas.microsoft.com/office/word/2010/wordml" xmlns:w15="http://schemas.microsoft.com/office/word/2012/wordml" xmlns:w16cex="http://schemas.microsoft.com/office/word/2018/wordml/cex" xmlns:w16cid="http://schemas.microsoft.com/office/word/2016/wordml/cid" xmlns:w16="http://schemas.microsoft.com/office/word/2018/wordml" xmlns:w16sdtdh="http://schemas.microsoft.com/office/word/2020/wordml/sdtdatahash" xmlns:w16se="http://schemas.microsoft.com/office/word/2015/wordml/symex" xmlns:wpg="http://schemas.microsoft.com/office/word/2010/wordprocessingGroup" xmlns:wpi="http://schemas.microsoft.com/office/word/2010/wordprocessingInk" xmlns:wne="http://schemas.microsoft.com/office/word/2006/wordml" xmlns:wps="http://schemas.microsoft.com/office/word/2010/wordprocessingShape" mc:Ignorable="w14 w15 w16se w16cid w16 w16cex w16sdtdh wp14">
   <w:endnote w:type="separator" w:id="-1">
     <w:p>
       <w:pPr>
@@ -7722,10 +7809,10 @@
 </file>
 
 <file path=word/footer1.xml><?xml version="1.0" encoding="utf-8"?>
-<w:ftr xmlns:wpc="http://schemas.microsoft.com/office/word/2010/wordprocessingCanvas" xmlns:cx="http://schemas.microsoft.com/office/drawing/2014/chartex" xmlns:cx1="http://schemas.microsoft.com/office/drawing/2015/9/8/chartex" xmlns:cx2="http://schemas.microsoft.com/office/drawing/2015/10/21/chartex" xmlns:cx3="http://schemas.microsoft.com/office/drawing/2016/5/9/chartex" xmlns:cx4="http://schemas.microsoft.com/office/drawing/2016/5/10/chartex" xmlns:cx5="http://schemas.microsoft.com/office/drawing/2016/5/11/chartex" xmlns:cx6="http://schemas.microsoft.com/office/drawing/2016/5/12/chartex" xmlns:cx7="http://schemas.microsoft.com/office/drawing/2016/5/13/chartex" xmlns:cx8="http://schemas.microsoft.com/office/drawing/2016/5/14/chartex" xmlns:mc="http://schemas.openxmlformats.org/markup-compatibility/2006" xmlns:aink="http://schemas.microsoft.com/office/drawing/2016/ink" xmlns:am3d="http://schemas.microsoft.com/office/drawing/2017/model3d" xmlns:o="urn:schemas-microsoft-com:office:office" xmlns:oel="http://schemas.microsoft.com/office/2019/extlst" xmlns:r="http://schemas.openxmlformats.org/officeDocument/2006/relationships" xmlns:m="http://schemas.openxmlformats.org/officeDocument/2006/math" xmlns:v="urn:schemas-microsoft-com:vml" xmlns:wp14="http://schemas.microsoft.com/office/word/2010/wordprocessingDrawing" xmlns:wp="http://schemas.openxmlformats.org/drawingml/2006/wordprocessingDrawing" xmlns:w10="urn:schemas-microsoft-com:office:word" xmlns:w="http://schemas.openxmlformats.org/wordprocessingml/2006/main" xmlns:w14="http://schemas.microsoft.com/office/word/2010/wordml" xmlns:w15="http://schemas.microsoft.com/office/word/2012/wordml" xmlns:w16cex="http://schemas.microsoft.com/office/word/2018/wordml/cex" xmlns:w16cid="http://schemas.microsoft.com/office/word/2016/wordml/cid" xmlns:w16="http://schemas.microsoft.com/office/word/2018/wordml" xmlns:w16du="http://schemas.microsoft.com/office/word/2023/wordml/word16du" xmlns:w16sdtdh="http://schemas.microsoft.com/office/word/2020/wordml/sdtdatahash" xmlns:w16sdtfl="http://schemas.microsoft.com/office/word/2024/wordml/sdtformatlock" xmlns:w16se="http://schemas.microsoft.com/office/word/2015/wordml/symex" xmlns:wpg="http://schemas.microsoft.com/office/word/2010/wordprocessingGroup" xmlns:wpi="http://schemas.microsoft.com/office/word/2010/wordprocessingInk" xmlns:wne="http://schemas.microsoft.com/office/word/2006/wordml" xmlns:wps="http://schemas.microsoft.com/office/word/2010/wordprocessingShape" mc:Ignorable="w14 w15 w16se w16cid w16 w16cex w16sdtdh w16sdtfl w16du wp14">
+<w:ftr xmlns:wpc="http://schemas.microsoft.com/office/word/2010/wordprocessingCanvas" xmlns:cx="http://schemas.microsoft.com/office/drawing/2014/chartex" xmlns:cx1="http://schemas.microsoft.com/office/drawing/2015/9/8/chartex" xmlns:cx2="http://schemas.microsoft.com/office/drawing/2015/10/21/chartex" xmlns:cx3="http://schemas.microsoft.com/office/drawing/2016/5/9/chartex" xmlns:cx4="http://schemas.microsoft.com/office/drawing/2016/5/10/chartex" xmlns:cx5="http://schemas.microsoft.com/office/drawing/2016/5/11/chartex" xmlns:cx6="http://schemas.microsoft.com/office/drawing/2016/5/12/chartex" xmlns:cx7="http://schemas.microsoft.com/office/drawing/2016/5/13/chartex" xmlns:cx8="http://schemas.microsoft.com/office/drawing/2016/5/14/chartex" xmlns:mc="http://schemas.openxmlformats.org/markup-compatibility/2006" xmlns:aink="http://schemas.microsoft.com/office/drawing/2016/ink" xmlns:am3d="http://schemas.microsoft.com/office/drawing/2017/model3d" xmlns:o="urn:schemas-microsoft-com:office:office" xmlns:oel="http://schemas.microsoft.com/office/2019/extlst" xmlns:r="http://schemas.openxmlformats.org/officeDocument/2006/relationships" xmlns:m="http://schemas.openxmlformats.org/officeDocument/2006/math" xmlns:v="urn:schemas-microsoft-com:vml" xmlns:wp14="http://schemas.microsoft.com/office/word/2010/wordprocessingDrawing" xmlns:wp="http://schemas.openxmlformats.org/drawingml/2006/wordprocessingDrawing" xmlns:w10="urn:schemas-microsoft-com:office:word" xmlns:w="http://schemas.openxmlformats.org/wordprocessingml/2006/main" xmlns:w14="http://schemas.microsoft.com/office/word/2010/wordml" xmlns:w15="http://schemas.microsoft.com/office/word/2012/wordml" xmlns:w16cex="http://schemas.microsoft.com/office/word/2018/wordml/cex" xmlns:w16cid="http://schemas.microsoft.com/office/word/2016/wordml/cid" xmlns:w16="http://schemas.microsoft.com/office/word/2018/wordml" xmlns:w16sdtdh="http://schemas.microsoft.com/office/word/2020/wordml/sdtdatahash" xmlns:w16se="http://schemas.microsoft.com/office/word/2015/wordml/symex" xmlns:wpg="http://schemas.microsoft.com/office/word/2010/wordprocessingGroup" xmlns:wpi="http://schemas.microsoft.com/office/word/2010/wordprocessingInk" xmlns:wne="http://schemas.microsoft.com/office/word/2006/wordml" xmlns:wps="http://schemas.microsoft.com/office/word/2010/wordprocessingShape" mc:Ignorable="w14 w15 w16se w16cid w16 w16cex w16sdtdh wp14">
   <w:p>
     <w:pPr>
-      <w:pStyle w:val="Footer"/>
+      <w:pStyle w:val="a7"/>
       <w:jc w:val="right"/>
     </w:pPr>
     <w:r>
@@ -7754,7 +7841,7 @@
 </file>
 
 <file path=word/footnotes.xml><?xml version="1.0" encoding="utf-8"?>
-<w:footnotes xmlns:wpc="http://schemas.microsoft.com/office/word/2010/wordprocessingCanvas" xmlns:cx="http://schemas.microsoft.com/office/drawing/2014/chartex" xmlns:cx1="http://schemas.microsoft.com/office/drawing/2015/9/8/chartex" xmlns:cx2="http://schemas.microsoft.com/office/drawing/2015/10/21/chartex" xmlns:cx3="http://schemas.microsoft.com/office/drawing/2016/5/9/chartex" xmlns:cx4="http://schemas.microsoft.com/office/drawing/2016/5/10/chartex" xmlns:cx5="http://schemas.microsoft.com/office/drawing/2016/5/11/chartex" xmlns:cx6="http://schemas.microsoft.com/office/drawing/2016/5/12/chartex" xmlns:cx7="http://schemas.microsoft.com/office/drawing/2016/5/13/chartex" xmlns:cx8="http://schemas.microsoft.com/office/drawing/2016/5/14/chartex" xmlns:mc="http://schemas.openxmlformats.org/markup-compatibility/2006" xmlns:aink="http://schemas.microsoft.com/office/drawing/2016/ink" xmlns:am3d="http://schemas.microsoft.com/office/drawing/2017/model3d" xmlns:o="urn:schemas-microsoft-com:office:office" xmlns:oel="http://schemas.microsoft.com/office/2019/extlst" xmlns:r="http://schemas.openxmlformats.org/officeDocument/2006/relationships" xmlns:m="http://schemas.openxmlformats.org/officeDocument/2006/math" xmlns:v="urn:schemas-microsoft-com:vml" xmlns:wp14="http://schemas.microsoft.com/office/word/2010/wordprocessingDrawing" xmlns:wp="http://schemas.openxmlformats.org/drawingml/2006/wordprocessingDrawing" xmlns:w10="urn:schemas-microsoft-com:office:word" xmlns:w="http://schemas.openxmlformats.org/wordprocessingml/2006/main" xmlns:w14="http://schemas.microsoft.com/office/word/2010/wordml" xmlns:w15="http://schemas.microsoft.com/office/word/2012/wordml" xmlns:w16cex="http://schemas.microsoft.com/office/word/2018/wordml/cex" xmlns:w16cid="http://schemas.microsoft.com/office/word/2016/wordml/cid" xmlns:w16="http://schemas.microsoft.com/office/word/2018/wordml" xmlns:w16du="http://schemas.microsoft.com/office/word/2023/wordml/word16du" xmlns:w16sdtdh="http://schemas.microsoft.com/office/word/2020/wordml/sdtdatahash" xmlns:w16sdtfl="http://schemas.microsoft.com/office/word/2024/wordml/sdtformatlock" xmlns:w16se="http://schemas.microsoft.com/office/word/2015/wordml/symex" xmlns:wpg="http://schemas.microsoft.com/office/word/2010/wordprocessingGroup" xmlns:wpi="http://schemas.microsoft.com/office/word/2010/wordprocessingInk" xmlns:wne="http://schemas.microsoft.com/office/word/2006/wordml" xmlns:wps="http://schemas.microsoft.com/office/word/2010/wordprocessingShape" mc:Ignorable="w14 w15 w16se w16cid w16 w16cex w16sdtdh w16sdtfl w16du wp14">
+<w:footnotes xmlns:wpc="http://schemas.microsoft.com/office/word/2010/wordprocessingCanvas" xmlns:cx="http://schemas.microsoft.com/office/drawing/2014/chartex" xmlns:cx1="http://schemas.microsoft.com/office/drawing/2015/9/8/chartex" xmlns:cx2="http://schemas.microsoft.com/office/drawing/2015/10/21/chartex" xmlns:cx3="http://schemas.microsoft.com/office/drawing/2016/5/9/chartex" xmlns:cx4="http://schemas.microsoft.com/office/drawing/2016/5/10/chartex" xmlns:cx5="http://schemas.microsoft.com/office/drawing/2016/5/11/chartex" xmlns:cx6="http://schemas.microsoft.com/office/drawing/2016/5/12/chartex" xmlns:cx7="http://schemas.microsoft.com/office/drawing/2016/5/13/chartex" xmlns:cx8="http://schemas.microsoft.com/office/drawing/2016/5/14/chartex" xmlns:mc="http://schemas.openxmlformats.org/markup-compatibility/2006" xmlns:aink="http://schemas.microsoft.com/office/drawing/2016/ink" xmlns:am3d="http://schemas.microsoft.com/office/drawing/2017/model3d" xmlns:o="urn:schemas-microsoft-com:office:office" xmlns:oel="http://schemas.microsoft.com/office/2019/extlst" xmlns:r="http://schemas.openxmlformats.org/officeDocument/2006/relationships" xmlns:m="http://schemas.openxmlformats.org/officeDocument/2006/math" xmlns:v="urn:schemas-microsoft-com:vml" xmlns:wp14="http://schemas.microsoft.com/office/word/2010/wordprocessingDrawing" xmlns:wp="http://schemas.openxmlformats.org/drawingml/2006/wordprocessingDrawing" xmlns:w10="urn:schemas-microsoft-com:office:word" xmlns:w="http://schemas.openxmlformats.org/wordprocessingml/2006/main" xmlns:w14="http://schemas.microsoft.com/office/word/2010/wordml" xmlns:w15="http://schemas.microsoft.com/office/word/2012/wordml" xmlns:w16cex="http://schemas.microsoft.com/office/word/2018/wordml/cex" xmlns:w16cid="http://schemas.microsoft.com/office/word/2016/wordml/cid" xmlns:w16="http://schemas.microsoft.com/office/word/2018/wordml" xmlns:w16sdtdh="http://schemas.microsoft.com/office/word/2020/wordml/sdtdatahash" xmlns:w16se="http://schemas.microsoft.com/office/word/2015/wordml/symex" xmlns:wpg="http://schemas.microsoft.com/office/word/2010/wordprocessingGroup" xmlns:wpi="http://schemas.microsoft.com/office/word/2010/wordprocessingInk" xmlns:wne="http://schemas.microsoft.com/office/word/2006/wordml" xmlns:wps="http://schemas.microsoft.com/office/word/2010/wordprocessingShape" mc:Ignorable="w14 w15 w16se w16cid w16 w16cex w16sdtdh wp14">
   <w:footnote w:type="separator" w:id="-1">
     <w:p>
       <w:pPr>
@@ -7779,10 +7866,10 @@
 </file>
 
 <file path=word/header1.xml><?xml version="1.0" encoding="utf-8"?>
-<w:hdr xmlns:wpc="http://schemas.microsoft.com/office/word/2010/wordprocessingCanvas" xmlns:cx="http://schemas.microsoft.com/office/drawing/2014/chartex" xmlns:cx1="http://schemas.microsoft.com/office/drawing/2015/9/8/chartex" xmlns:cx2="http://schemas.microsoft.com/office/drawing/2015/10/21/chartex" xmlns:cx3="http://schemas.microsoft.com/office/drawing/2016/5/9/chartex" xmlns:cx4="http://schemas.microsoft.com/office/drawing/2016/5/10/chartex" xmlns:cx5="http://schemas.microsoft.com/office/drawing/2016/5/11/chartex" xmlns:cx6="http://schemas.microsoft.com/office/drawing/2016/5/12/chartex" xmlns:cx7="http://schemas.microsoft.com/office/drawing/2016/5/13/chartex" xmlns:cx8="http://schemas.microsoft.com/office/drawing/2016/5/14/chartex" xmlns:mc="http://schemas.openxmlformats.org/markup-compatibility/2006" xmlns:aink="http://schemas.microsoft.com/office/drawing/2016/ink" xmlns:am3d="http://schemas.microsoft.com/office/drawing/2017/model3d" xmlns:o="urn:schemas-microsoft-com:office:office" xmlns:oel="http://schemas.microsoft.com/office/2019/extlst" xmlns:r="http://schemas.openxmlformats.org/officeDocument/2006/relationships" xmlns:m="http://schemas.openxmlformats.org/officeDocument/2006/math" xmlns:v="urn:schemas-microsoft-com:vml" xmlns:wp14="http://schemas.microsoft.com/office/word/2010/wordprocessingDrawing" xmlns:wp="http://schemas.openxmlformats.org/drawingml/2006/wordprocessingDrawing" xmlns:w10="urn:schemas-microsoft-com:office:word" xmlns:w="http://schemas.openxmlformats.org/wordprocessingml/2006/main" xmlns:w14="http://schemas.microsoft.com/office/word/2010/wordml" xmlns:w15="http://schemas.microsoft.com/office/word/2012/wordml" xmlns:w16cex="http://schemas.microsoft.com/office/word/2018/wordml/cex" xmlns:w16cid="http://schemas.microsoft.com/office/word/2016/wordml/cid" xmlns:w16="http://schemas.microsoft.com/office/word/2018/wordml" xmlns:w16du="http://schemas.microsoft.com/office/word/2023/wordml/word16du" xmlns:w16sdtdh="http://schemas.microsoft.com/office/word/2020/wordml/sdtdatahash" xmlns:w16sdtfl="http://schemas.microsoft.com/office/word/2024/wordml/sdtformatlock" xmlns:w16se="http://schemas.microsoft.com/office/word/2015/wordml/symex" xmlns:wpg="http://schemas.microsoft.com/office/word/2010/wordprocessingGroup" xmlns:wpi="http://schemas.microsoft.com/office/word/2010/wordprocessingInk" xmlns:wne="http://schemas.microsoft.com/office/word/2006/wordml" xmlns:wps="http://schemas.microsoft.com/office/word/2010/wordprocessingShape" mc:Ignorable="w14 w15 w16se w16cid w16 w16cex w16sdtdh w16sdtfl w16du wp14">
+<w:hdr xmlns:wpc="http://schemas.microsoft.com/office/word/2010/wordprocessingCanvas" xmlns:cx="http://schemas.microsoft.com/office/drawing/2014/chartex" xmlns:cx1="http://schemas.microsoft.com/office/drawing/2015/9/8/chartex" xmlns:cx2="http://schemas.microsoft.com/office/drawing/2015/10/21/chartex" xmlns:cx3="http://schemas.microsoft.com/office/drawing/2016/5/9/chartex" xmlns:cx4="http://schemas.microsoft.com/office/drawing/2016/5/10/chartex" xmlns:cx5="http://schemas.microsoft.com/office/drawing/2016/5/11/chartex" xmlns:cx6="http://schemas.microsoft.com/office/drawing/2016/5/12/chartex" xmlns:cx7="http://schemas.microsoft.com/office/drawing/2016/5/13/chartex" xmlns:cx8="http://schemas.microsoft.com/office/drawing/2016/5/14/chartex" xmlns:mc="http://schemas.openxmlformats.org/markup-compatibility/2006" xmlns:aink="http://schemas.microsoft.com/office/drawing/2016/ink" xmlns:am3d="http://schemas.microsoft.com/office/drawing/2017/model3d" xmlns:o="urn:schemas-microsoft-com:office:office" xmlns:oel="http://schemas.microsoft.com/office/2019/extlst" xmlns:r="http://schemas.openxmlformats.org/officeDocument/2006/relationships" xmlns:m="http://schemas.openxmlformats.org/officeDocument/2006/math" xmlns:v="urn:schemas-microsoft-com:vml" xmlns:wp14="http://schemas.microsoft.com/office/word/2010/wordprocessingDrawing" xmlns:wp="http://schemas.openxmlformats.org/drawingml/2006/wordprocessingDrawing" xmlns:w10="urn:schemas-microsoft-com:office:word" xmlns:w="http://schemas.openxmlformats.org/wordprocessingml/2006/main" xmlns:w14="http://schemas.microsoft.com/office/word/2010/wordml" xmlns:w15="http://schemas.microsoft.com/office/word/2012/wordml" xmlns:w16cex="http://schemas.microsoft.com/office/word/2018/wordml/cex" xmlns:w16cid="http://schemas.microsoft.com/office/word/2016/wordml/cid" xmlns:w16="http://schemas.microsoft.com/office/word/2018/wordml" xmlns:w16sdtdh="http://schemas.microsoft.com/office/word/2020/wordml/sdtdatahash" xmlns:w16se="http://schemas.microsoft.com/office/word/2015/wordml/symex" xmlns:wpg="http://schemas.microsoft.com/office/word/2010/wordprocessingGroup" xmlns:wpi="http://schemas.microsoft.com/office/word/2010/wordprocessingInk" xmlns:wne="http://schemas.microsoft.com/office/word/2006/wordml" xmlns:wps="http://schemas.microsoft.com/office/word/2010/wordprocessingShape" mc:Ignorable="w14 w15 w16se w16cid w16 w16cex w16sdtdh wp14">
   <w:p>
     <w:pPr>
-      <w:pStyle w:val="Header"/>
+      <w:pStyle w:val="a5"/>
       <w:jc w:val="right"/>
     </w:pPr>
   </w:p>
@@ -7790,7 +7877,7 @@
 </file>
 
 <file path=word/numbering.xml><?xml version="1.0" encoding="utf-8"?>
-<w:numbering xmlns:wpc="http://schemas.microsoft.com/office/word/2010/wordprocessingCanvas" xmlns:cx="http://schemas.microsoft.com/office/drawing/2014/chartex" xmlns:cx1="http://schemas.microsoft.com/office/drawing/2015/9/8/chartex" xmlns:cx2="http://schemas.microsoft.com/office/drawing/2015/10/21/chartex" xmlns:cx3="http://schemas.microsoft.com/office/drawing/2016/5/9/chartex" xmlns:cx4="http://schemas.microsoft.com/office/drawing/2016/5/10/chartex" xmlns:cx5="http://schemas.microsoft.com/office/drawing/2016/5/11/chartex" xmlns:cx6="http://schemas.microsoft.com/office/drawing/2016/5/12/chartex" xmlns:cx7="http://schemas.microsoft.com/office/drawing/2016/5/13/chartex" xmlns:cx8="http://schemas.microsoft.com/office/drawing/2016/5/14/chartex" xmlns:mc="http://schemas.openxmlformats.org/markup-compatibility/2006" xmlns:aink="http://schemas.microsoft.com/office/drawing/2016/ink" xmlns:am3d="http://schemas.microsoft.com/office/drawing/2017/model3d" xmlns:o="urn:schemas-microsoft-com:office:office" xmlns:oel="http://schemas.microsoft.com/office/2019/extlst" xmlns:r="http://schemas.openxmlformats.org/officeDocument/2006/relationships" xmlns:m="http://schemas.openxmlformats.org/officeDocument/2006/math" xmlns:v="urn:schemas-microsoft-com:vml" xmlns:wp14="http://schemas.microsoft.com/office/word/2010/wordprocessingDrawing" xmlns:wp="http://schemas.openxmlformats.org/drawingml/2006/wordprocessingDrawing" xmlns:w10="urn:schemas-microsoft-com:office:word" xmlns:w="http://schemas.openxmlformats.org/wordprocessingml/2006/main" xmlns:w14="http://schemas.microsoft.com/office/word/2010/wordml" xmlns:w15="http://schemas.microsoft.com/office/word/2012/wordml" xmlns:w16cex="http://schemas.microsoft.com/office/word/2018/wordml/cex" xmlns:w16cid="http://schemas.microsoft.com/office/word/2016/wordml/cid" xmlns:w16="http://schemas.microsoft.com/office/word/2018/wordml" xmlns:w16du="http://schemas.microsoft.com/office/word/2023/wordml/word16du" xmlns:w16sdtdh="http://schemas.microsoft.com/office/word/2020/wordml/sdtdatahash" xmlns:w16sdtfl="http://schemas.microsoft.com/office/word/2024/wordml/sdtformatlock" xmlns:w16se="http://schemas.microsoft.com/office/word/2015/wordml/symex" xmlns:wpg="http://schemas.microsoft.com/office/word/2010/wordprocessingGroup" xmlns:wpi="http://schemas.microsoft.com/office/word/2010/wordprocessingInk" xmlns:wne="http://schemas.microsoft.com/office/word/2006/wordml" xmlns:wps="http://schemas.microsoft.com/office/word/2010/wordprocessingShape" mc:Ignorable="w14 w15 w16se w16cid w16 w16cex w16sdtdh w16sdtfl w16du wp14">
+<w:numbering xmlns:wpc="http://schemas.microsoft.com/office/word/2010/wordprocessingCanvas" xmlns:cx="http://schemas.microsoft.com/office/drawing/2014/chartex" xmlns:cx1="http://schemas.microsoft.com/office/drawing/2015/9/8/chartex" xmlns:cx2="http://schemas.microsoft.com/office/drawing/2015/10/21/chartex" xmlns:cx3="http://schemas.microsoft.com/office/drawing/2016/5/9/chartex" xmlns:cx4="http://schemas.microsoft.com/office/drawing/2016/5/10/chartex" xmlns:cx5="http://schemas.microsoft.com/office/drawing/2016/5/11/chartex" xmlns:cx6="http://schemas.microsoft.com/office/drawing/2016/5/12/chartex" xmlns:cx7="http://schemas.microsoft.com/office/drawing/2016/5/13/chartex" xmlns:cx8="http://schemas.microsoft.com/office/drawing/2016/5/14/chartex" xmlns:mc="http://schemas.openxmlformats.org/markup-compatibility/2006" xmlns:aink="http://schemas.microsoft.com/office/drawing/2016/ink" xmlns:am3d="http://schemas.microsoft.com/office/drawing/2017/model3d" xmlns:o="urn:schemas-microsoft-com:office:office" xmlns:oel="http://schemas.microsoft.com/office/2019/extlst" xmlns:r="http://schemas.openxmlformats.org/officeDocument/2006/relationships" xmlns:m="http://schemas.openxmlformats.org/officeDocument/2006/math" xmlns:v="urn:schemas-microsoft-com:vml" xmlns:wp14="http://schemas.microsoft.com/office/word/2010/wordprocessingDrawing" xmlns:wp="http://schemas.openxmlformats.org/drawingml/2006/wordprocessingDrawing" xmlns:w10="urn:schemas-microsoft-com:office:word" xmlns:w="http://schemas.openxmlformats.org/wordprocessingml/2006/main" xmlns:w14="http://schemas.microsoft.com/office/word/2010/wordml" xmlns:w15="http://schemas.microsoft.com/office/word/2012/wordml" xmlns:w16cex="http://schemas.microsoft.com/office/word/2018/wordml/cex" xmlns:w16cid="http://schemas.microsoft.com/office/word/2016/wordml/cid" xmlns:w16="http://schemas.microsoft.com/office/word/2018/wordml" xmlns:w16sdtdh="http://schemas.microsoft.com/office/word/2020/wordml/sdtdatahash" xmlns:w16se="http://schemas.microsoft.com/office/word/2015/wordml/symex" xmlns:wpg="http://schemas.microsoft.com/office/word/2010/wordprocessingGroup" xmlns:wpi="http://schemas.microsoft.com/office/word/2010/wordprocessingInk" xmlns:wne="http://schemas.microsoft.com/office/word/2006/wordml" xmlns:wps="http://schemas.microsoft.com/office/word/2010/wordprocessingShape" mc:Ignorable="w14 w15 w16se w16cid w16 w16cex w16sdtdh wp14">
   <w:abstractNum w:abstractNumId="0" w15:restartNumberingAfterBreak="0">
     <w:nsid w:val="FFFFFF7C"/>
     <w:multiLevelType w:val="singleLevel"/>
@@ -7832,7 +7919,7 @@
     <w:lvl w:ilvl="0">
       <w:start w:val="1"/>
       <w:numFmt w:val="decimal"/>
-      <w:pStyle w:val="ListNumber3"/>
+      <w:pStyle w:val="3"/>
       <w:lvlText w:val="%1."/>
       <w:lvlJc w:val="left"/>
       <w:pPr>
@@ -7850,7 +7937,7 @@
     <w:lvl w:ilvl="0">
       <w:start w:val="1"/>
       <w:numFmt w:val="decimal"/>
-      <w:pStyle w:val="ListNumber2"/>
+      <w:pStyle w:val="2"/>
       <w:lvlText w:val="%1."/>
       <w:lvlJc w:val="left"/>
       <w:pPr>
@@ -7888,7 +7975,7 @@
     <w:lvl w:ilvl="0">
       <w:start w:val="1"/>
       <w:numFmt w:val="bullet"/>
-      <w:pStyle w:val="ListBullet3"/>
+      <w:pStyle w:val="30"/>
       <w:lvlText w:val=""/>
       <w:lvlJc w:val="left"/>
       <w:pPr>
@@ -7909,7 +7996,7 @@
     <w:lvl w:ilvl="0">
       <w:start w:val="1"/>
       <w:numFmt w:val="bullet"/>
-      <w:pStyle w:val="ListBullet2"/>
+      <w:pStyle w:val="20"/>
       <w:lvlText w:val=""/>
       <w:lvlJc w:val="left"/>
       <w:pPr>
@@ -7930,7 +8017,7 @@
     <w:lvl w:ilvl="0">
       <w:start w:val="1"/>
       <w:numFmt w:val="decimal"/>
-      <w:pStyle w:val="ListNumber"/>
+      <w:pStyle w:val="a"/>
       <w:lvlText w:val="%1."/>
       <w:lvlJc w:val="left"/>
       <w:pPr>
@@ -7948,7 +8035,7 @@
     <w:lvl w:ilvl="0">
       <w:start w:val="1"/>
       <w:numFmt w:val="bullet"/>
-      <w:pStyle w:val="ListBullet"/>
+      <w:pStyle w:val="a0"/>
       <w:lvlText w:val=""/>
       <w:lvlJc w:val="left"/>
       <w:pPr>
@@ -7993,7 +8080,7 @@
 </file>
 
 <file path=word/styles.xml><?xml version="1.0" encoding="utf-8"?>
-<w:styles xmlns:mc="http://schemas.openxmlformats.org/markup-compatibility/2006" xmlns:r="http://schemas.openxmlformats.org/officeDocument/2006/relationships" xmlns:w="http://schemas.openxmlformats.org/wordprocessingml/2006/main" xmlns:w14="http://schemas.microsoft.com/office/word/2010/wordml" xmlns:w15="http://schemas.microsoft.com/office/word/2012/wordml" xmlns:w16cex="http://schemas.microsoft.com/office/word/2018/wordml/cex" xmlns:w16cid="http://schemas.microsoft.com/office/word/2016/wordml/cid" xmlns:w16="http://schemas.microsoft.com/office/word/2018/wordml" xmlns:w16du="http://schemas.microsoft.com/office/word/2023/wordml/word16du" xmlns:w16sdtdh="http://schemas.microsoft.com/office/word/2020/wordml/sdtdatahash" xmlns:w16sdtfl="http://schemas.microsoft.com/office/word/2024/wordml/sdtformatlock" xmlns:w16se="http://schemas.microsoft.com/office/word/2015/wordml/symex" mc:Ignorable="w14 w15 w16se w16cid w16 w16cex w16sdtdh w16sdtfl w16du">
+<w:styles xmlns:mc="http://schemas.openxmlformats.org/markup-compatibility/2006" xmlns:r="http://schemas.openxmlformats.org/officeDocument/2006/relationships" xmlns:w="http://schemas.openxmlformats.org/wordprocessingml/2006/main" xmlns:w14="http://schemas.microsoft.com/office/word/2010/wordml" xmlns:w15="http://schemas.microsoft.com/office/word/2012/wordml" xmlns:w16cex="http://schemas.microsoft.com/office/word/2018/wordml/cex" xmlns:w16cid="http://schemas.microsoft.com/office/word/2016/wordml/cid" xmlns:w16="http://schemas.microsoft.com/office/word/2018/wordml" xmlns:w16sdtdh="http://schemas.microsoft.com/office/word/2020/wordml/sdtdatahash" xmlns:w16se="http://schemas.microsoft.com/office/word/2015/wordml/symex" mc:Ignorable="w14 w15 w16se w16cid w16 w16cex w16sdtdh">
   <w:docDefaults>
     <w:rPrDefault>
       <w:rPr>
@@ -8378,7 +8465,7 @@
     <w:lsdException w:name="Unresolved Mention" w:semiHidden="1" w:unhideWhenUsed="1"/>
     <w:lsdException w:name="Smart Link" w:semiHidden="1" w:unhideWhenUsed="1"/>
   </w:latentStyles>
-  <w:style w:type="paragraph" w:default="1" w:styleId="Normal">
+  <w:style w:type="paragraph" w:default="1" w:styleId="a1">
     <w:name w:val="Normal"/>
     <w:qFormat/>
     <w:rsid w:val="00FC693F"/>
@@ -8387,11 +8474,11 @@
       <w:sz w:val="21"/>
     </w:rPr>
   </w:style>
-  <w:style w:type="paragraph" w:styleId="Heading1">
+  <w:style w:type="paragraph" w:styleId="1">
     <w:name w:val="heading 1"/>
-    <w:basedOn w:val="Normal"/>
-    <w:next w:val="Normal"/>
-    <w:link w:val="Heading1Char"/>
+    <w:basedOn w:val="a1"/>
+    <w:next w:val="a1"/>
+    <w:link w:val="10"/>
     <w:uiPriority w:val="9"/>
     <w:qFormat/>
     <w:rsid w:val="00FC693F"/>
@@ -8410,11 +8497,11 @@
       <w:szCs w:val="28"/>
     </w:rPr>
   </w:style>
-  <w:style w:type="paragraph" w:styleId="Heading2">
+  <w:style w:type="paragraph" w:styleId="21">
     <w:name w:val="heading 2"/>
-    <w:basedOn w:val="Normal"/>
-    <w:next w:val="Normal"/>
-    <w:link w:val="Heading2Char"/>
+    <w:basedOn w:val="a1"/>
+    <w:next w:val="a1"/>
+    <w:link w:val="22"/>
     <w:uiPriority w:val="9"/>
     <w:unhideWhenUsed/>
     <w:qFormat/>
@@ -8434,11 +8521,11 @@
       <w:szCs w:val="26"/>
     </w:rPr>
   </w:style>
-  <w:style w:type="paragraph" w:styleId="Heading3">
+  <w:style w:type="paragraph" w:styleId="31">
     <w:name w:val="heading 3"/>
-    <w:basedOn w:val="Normal"/>
-    <w:next w:val="Normal"/>
-    <w:link w:val="Heading3Char"/>
+    <w:basedOn w:val="a1"/>
+    <w:next w:val="a1"/>
+    <w:link w:val="32"/>
     <w:uiPriority w:val="9"/>
     <w:unhideWhenUsed/>
     <w:qFormat/>
@@ -8457,11 +8544,11 @@
       <w:sz w:val="22"/>
     </w:rPr>
   </w:style>
-  <w:style w:type="paragraph" w:styleId="Heading4">
+  <w:style w:type="paragraph" w:styleId="4">
     <w:name w:val="heading 4"/>
-    <w:basedOn w:val="Normal"/>
-    <w:next w:val="Normal"/>
-    <w:link w:val="Heading4Char"/>
+    <w:basedOn w:val="a1"/>
+    <w:next w:val="a1"/>
+    <w:link w:val="40"/>
     <w:uiPriority w:val="9"/>
     <w:semiHidden/>
     <w:unhideWhenUsed/>
@@ -8482,11 +8569,11 @@
       <w:color w:val="4F81BD" w:themeColor="accent1"/>
     </w:rPr>
   </w:style>
-  <w:style w:type="paragraph" w:styleId="Heading5">
+  <w:style w:type="paragraph" w:styleId="5">
     <w:name w:val="heading 5"/>
-    <w:basedOn w:val="Normal"/>
-    <w:next w:val="Normal"/>
-    <w:link w:val="Heading5Char"/>
+    <w:basedOn w:val="a1"/>
+    <w:next w:val="a1"/>
+    <w:link w:val="50"/>
     <w:uiPriority w:val="9"/>
     <w:semiHidden/>
     <w:unhideWhenUsed/>
@@ -8503,11 +8590,11 @@
       <w:color w:val="243F60" w:themeColor="accent1" w:themeShade="7F"/>
     </w:rPr>
   </w:style>
-  <w:style w:type="paragraph" w:styleId="Heading6">
+  <w:style w:type="paragraph" w:styleId="6">
     <w:name w:val="heading 6"/>
-    <w:basedOn w:val="Normal"/>
-    <w:next w:val="Normal"/>
-    <w:link w:val="Heading6Char"/>
+    <w:basedOn w:val="a1"/>
+    <w:next w:val="a1"/>
+    <w:link w:val="60"/>
     <w:uiPriority w:val="9"/>
     <w:semiHidden/>
     <w:unhideWhenUsed/>
@@ -8526,11 +8613,11 @@
       <w:color w:val="243F60" w:themeColor="accent1" w:themeShade="7F"/>
     </w:rPr>
   </w:style>
-  <w:style w:type="paragraph" w:styleId="Heading7">
+  <w:style w:type="paragraph" w:styleId="7">
     <w:name w:val="heading 7"/>
-    <w:basedOn w:val="Normal"/>
-    <w:next w:val="Normal"/>
-    <w:link w:val="Heading7Char"/>
+    <w:basedOn w:val="a1"/>
+    <w:next w:val="a1"/>
+    <w:link w:val="70"/>
     <w:uiPriority w:val="9"/>
     <w:semiHidden/>
     <w:unhideWhenUsed/>
@@ -8549,11 +8636,11 @@
       <w:color w:val="404040" w:themeColor="text1" w:themeTint="BF"/>
     </w:rPr>
   </w:style>
-  <w:style w:type="paragraph" w:styleId="Heading8">
+  <w:style w:type="paragraph" w:styleId="8">
     <w:name w:val="heading 8"/>
-    <w:basedOn w:val="Normal"/>
-    <w:next w:val="Normal"/>
-    <w:link w:val="Heading8Char"/>
+    <w:basedOn w:val="a1"/>
+    <w:next w:val="a1"/>
+    <w:link w:val="80"/>
     <w:uiPriority w:val="9"/>
     <w:semiHidden/>
     <w:unhideWhenUsed/>
@@ -8572,11 +8659,11 @@
       <w:szCs w:val="20"/>
     </w:rPr>
   </w:style>
-  <w:style w:type="paragraph" w:styleId="Heading9">
+  <w:style w:type="paragraph" w:styleId="9">
     <w:name w:val="heading 9"/>
-    <w:basedOn w:val="Normal"/>
-    <w:next w:val="Normal"/>
-    <w:link w:val="Heading9Char"/>
+    <w:basedOn w:val="a1"/>
+    <w:next w:val="a1"/>
+    <w:link w:val="90"/>
     <w:uiPriority w:val="9"/>
     <w:semiHidden/>
     <w:unhideWhenUsed/>
@@ -8597,13 +8684,13 @@
       <w:szCs w:val="20"/>
     </w:rPr>
   </w:style>
-  <w:style w:type="character" w:default="1" w:styleId="DefaultParagraphFont">
+  <w:style w:type="character" w:default="1" w:styleId="a2">
     <w:name w:val="Default Paragraph Font"/>
     <w:uiPriority w:val="1"/>
     <w:semiHidden/>
     <w:unhideWhenUsed/>
   </w:style>
-  <w:style w:type="table" w:default="1" w:styleId="TableNormal">
+  <w:style w:type="table" w:default="1" w:styleId="a3">
     <w:name w:val="Normal Table"/>
     <w:uiPriority w:val="99"/>
     <w:semiHidden/>
@@ -8618,16 +8705,16 @@
       </w:tblCellMar>
     </w:tblPr>
   </w:style>
-  <w:style w:type="numbering" w:default="1" w:styleId="NoList">
+  <w:style w:type="numbering" w:default="1" w:styleId="a4">
     <w:name w:val="No List"/>
     <w:uiPriority w:val="99"/>
     <w:semiHidden/>
     <w:unhideWhenUsed/>
   </w:style>
-  <w:style w:type="paragraph" w:styleId="Header">
+  <w:style w:type="paragraph" w:styleId="a5">
     <w:name w:val="header"/>
-    <w:basedOn w:val="Normal"/>
-    <w:link w:val="HeaderChar"/>
+    <w:basedOn w:val="a1"/>
+    <w:link w:val="a6"/>
     <w:uiPriority w:val="99"/>
     <w:unhideWhenUsed/>
     <w:rsid w:val="00E618BF"/>
@@ -8639,17 +8726,17 @@
       <w:spacing w:after="0" w:line="240" w:lineRule="auto"/>
     </w:pPr>
   </w:style>
-  <w:style w:type="character" w:customStyle="1" w:styleId="HeaderChar">
-    <w:name w:val="Header Char"/>
-    <w:basedOn w:val="DefaultParagraphFont"/>
-    <w:link w:val="Header"/>
+  <w:style w:type="character" w:customStyle="1" w:styleId="a6">
+    <w:name w:val="页眉 字符"/>
+    <w:basedOn w:val="a2"/>
+    <w:link w:val="a5"/>
     <w:uiPriority w:val="99"/>
     <w:rsid w:val="00E618BF"/>
   </w:style>
-  <w:style w:type="paragraph" w:styleId="Footer">
+  <w:style w:type="paragraph" w:styleId="a7">
     <w:name w:val="footer"/>
-    <w:basedOn w:val="Normal"/>
-    <w:link w:val="FooterChar"/>
+    <w:basedOn w:val="a1"/>
+    <w:link w:val="a8"/>
     <w:uiPriority w:val="99"/>
     <w:unhideWhenUsed/>
     <w:rsid w:val="00E618BF"/>
@@ -8661,14 +8748,14 @@
       <w:spacing w:after="0" w:line="240" w:lineRule="auto"/>
     </w:pPr>
   </w:style>
-  <w:style w:type="character" w:customStyle="1" w:styleId="FooterChar">
-    <w:name w:val="Footer Char"/>
-    <w:basedOn w:val="DefaultParagraphFont"/>
-    <w:link w:val="Footer"/>
+  <w:style w:type="character" w:customStyle="1" w:styleId="a8">
+    <w:name w:val="页脚 字符"/>
+    <w:basedOn w:val="a2"/>
+    <w:link w:val="a7"/>
     <w:uiPriority w:val="99"/>
     <w:rsid w:val="00E618BF"/>
   </w:style>
-  <w:style w:type="paragraph" w:styleId="NoSpacing">
+  <w:style w:type="paragraph" w:styleId="a9">
     <w:name w:val="No Spacing"/>
     <w:uiPriority w:val="1"/>
     <w:qFormat/>
@@ -8677,10 +8764,10 @@
       <w:spacing w:after="0" w:line="240" w:lineRule="auto"/>
     </w:pPr>
   </w:style>
-  <w:style w:type="character" w:customStyle="1" w:styleId="Heading1Char">
-    <w:name w:val="Heading 1 Char"/>
-    <w:basedOn w:val="DefaultParagraphFont"/>
-    <w:link w:val="Heading1"/>
+  <w:style w:type="character" w:customStyle="1" w:styleId="10">
+    <w:name w:val="标题 1 字符"/>
+    <w:basedOn w:val="a2"/>
+    <w:link w:val="1"/>
     <w:uiPriority w:val="9"/>
     <w:rsid w:val="00FC693F"/>
     <w:rPr>
@@ -8692,10 +8779,10 @@
       <w:szCs w:val="28"/>
     </w:rPr>
   </w:style>
-  <w:style w:type="character" w:customStyle="1" w:styleId="Heading2Char">
-    <w:name w:val="Heading 2 Char"/>
-    <w:basedOn w:val="DefaultParagraphFont"/>
-    <w:link w:val="Heading2"/>
+  <w:style w:type="character" w:customStyle="1" w:styleId="22">
+    <w:name w:val="标题 2 字符"/>
+    <w:basedOn w:val="a2"/>
+    <w:link w:val="21"/>
     <w:uiPriority w:val="9"/>
     <w:rsid w:val="00FC693F"/>
     <w:rPr>
@@ -8707,10 +8794,10 @@
       <w:szCs w:val="26"/>
     </w:rPr>
   </w:style>
-  <w:style w:type="character" w:customStyle="1" w:styleId="Heading3Char">
-    <w:name w:val="Heading 3 Char"/>
-    <w:basedOn w:val="DefaultParagraphFont"/>
-    <w:link w:val="Heading3"/>
+  <w:style w:type="character" w:customStyle="1" w:styleId="32">
+    <w:name w:val="标题 3 字符"/>
+    <w:basedOn w:val="a2"/>
+    <w:link w:val="31"/>
     <w:uiPriority w:val="9"/>
     <w:rsid w:val="00FC693F"/>
     <w:rPr>
@@ -8720,11 +8807,11 @@
       <w:color w:val="4F81BD" w:themeColor="accent1"/>
     </w:rPr>
   </w:style>
-  <w:style w:type="paragraph" w:styleId="Title">
+  <w:style w:type="paragraph" w:styleId="aa">
     <w:name w:val="Title"/>
-    <w:basedOn w:val="Normal"/>
-    <w:next w:val="Normal"/>
-    <w:link w:val="TitleChar"/>
+    <w:basedOn w:val="a1"/>
+    <w:next w:val="a1"/>
+    <w:link w:val="ab"/>
     <w:uiPriority w:val="10"/>
     <w:qFormat/>
     <w:rsid w:val="00FC693F"/>
@@ -8744,10 +8831,10 @@
       <w:szCs w:val="52"/>
     </w:rPr>
   </w:style>
-  <w:style w:type="character" w:customStyle="1" w:styleId="TitleChar">
-    <w:name w:val="Title Char"/>
-    <w:basedOn w:val="DefaultParagraphFont"/>
-    <w:link w:val="Title"/>
+  <w:style w:type="character" w:customStyle="1" w:styleId="ab">
+    <w:name w:val="标题 字符"/>
+    <w:basedOn w:val="a2"/>
+    <w:link w:val="aa"/>
     <w:uiPriority w:val="10"/>
     <w:rsid w:val="00FC693F"/>
     <w:rPr>
@@ -8759,11 +8846,11 @@
       <w:szCs w:val="52"/>
     </w:rPr>
   </w:style>
-  <w:style w:type="paragraph" w:styleId="Subtitle">
+  <w:style w:type="paragraph" w:styleId="ac">
     <w:name w:val="Subtitle"/>
-    <w:basedOn w:val="Normal"/>
-    <w:next w:val="Normal"/>
-    <w:link w:val="SubtitleChar"/>
+    <w:basedOn w:val="a1"/>
+    <w:next w:val="a1"/>
+    <w:link w:val="ad"/>
     <w:uiPriority w:val="11"/>
     <w:qFormat/>
     <w:rsid w:val="00FC693F"/>
@@ -8782,10 +8869,10 @@
       <w:szCs w:val="24"/>
     </w:rPr>
   </w:style>
-  <w:style w:type="character" w:customStyle="1" w:styleId="SubtitleChar">
-    <w:name w:val="Subtitle Char"/>
-    <w:basedOn w:val="DefaultParagraphFont"/>
-    <w:link w:val="Subtitle"/>
+  <w:style w:type="character" w:customStyle="1" w:styleId="ad">
+    <w:name w:val="副标题 字符"/>
+    <w:basedOn w:val="a2"/>
+    <w:link w:val="ac"/>
     <w:uiPriority w:val="11"/>
     <w:rsid w:val="00FC693F"/>
     <w:rPr>
@@ -8798,9 +8885,9 @@
       <w:szCs w:val="24"/>
     </w:rPr>
   </w:style>
-  <w:style w:type="paragraph" w:styleId="ListParagraph">
+  <w:style w:type="paragraph" w:styleId="ae">
     <w:name w:val="List Paragraph"/>
-    <w:basedOn w:val="Normal"/>
+    <w:basedOn w:val="a1"/>
     <w:uiPriority w:val="34"/>
     <w:qFormat/>
     <w:rsid w:val="00FC693F"/>
@@ -8809,10 +8896,10 @@
       <w:contextualSpacing/>
     </w:pPr>
   </w:style>
-  <w:style w:type="paragraph" w:styleId="BodyText">
+  <w:style w:type="paragraph" w:styleId="af">
     <w:name w:val="Body Text"/>
-    <w:basedOn w:val="Normal"/>
-    <w:link w:val="BodyTextChar"/>
+    <w:basedOn w:val="a1"/>
+    <w:link w:val="af0"/>
     <w:uiPriority w:val="99"/>
     <w:unhideWhenUsed/>
     <w:rsid w:val="00AA1D8D"/>
@@ -8820,17 +8907,17 @@
       <w:spacing w:after="120"/>
     </w:pPr>
   </w:style>
-  <w:style w:type="character" w:customStyle="1" w:styleId="BodyTextChar">
-    <w:name w:val="Body Text Char"/>
-    <w:basedOn w:val="DefaultParagraphFont"/>
-    <w:link w:val="BodyText"/>
+  <w:style w:type="character" w:customStyle="1" w:styleId="af0">
+    <w:name w:val="正文文本 字符"/>
+    <w:basedOn w:val="a2"/>
+    <w:link w:val="af"/>
     <w:uiPriority w:val="99"/>
     <w:rsid w:val="00AA1D8D"/>
   </w:style>
-  <w:style w:type="paragraph" w:styleId="BodyText2">
+  <w:style w:type="paragraph" w:styleId="23">
     <w:name w:val="Body Text 2"/>
-    <w:basedOn w:val="Normal"/>
-    <w:link w:val="BodyText2Char"/>
+    <w:basedOn w:val="a1"/>
+    <w:link w:val="24"/>
     <w:uiPriority w:val="99"/>
     <w:unhideWhenUsed/>
     <w:rsid w:val="00AA1D8D"/>
@@ -8838,17 +8925,17 @@
       <w:spacing w:after="120" w:line="480" w:lineRule="auto"/>
     </w:pPr>
   </w:style>
-  <w:style w:type="character" w:customStyle="1" w:styleId="BodyText2Char">
-    <w:name w:val="Body Text 2 Char"/>
-    <w:basedOn w:val="DefaultParagraphFont"/>
-    <w:link w:val="BodyText2"/>
+  <w:style w:type="character" w:customStyle="1" w:styleId="24">
+    <w:name w:val="正文文本 2 字符"/>
+    <w:basedOn w:val="a2"/>
+    <w:link w:val="23"/>
     <w:uiPriority w:val="99"/>
     <w:rsid w:val="00AA1D8D"/>
   </w:style>
-  <w:style w:type="paragraph" w:styleId="BodyText3">
+  <w:style w:type="paragraph" w:styleId="33">
     <w:name w:val="Body Text 3"/>
-    <w:basedOn w:val="Normal"/>
-    <w:link w:val="BodyText3Char"/>
+    <w:basedOn w:val="a1"/>
+    <w:link w:val="34"/>
     <w:uiPriority w:val="99"/>
     <w:unhideWhenUsed/>
     <w:rsid w:val="00AA1D8D"/>
@@ -8860,10 +8947,10 @@
       <w:szCs w:val="16"/>
     </w:rPr>
   </w:style>
-  <w:style w:type="character" w:customStyle="1" w:styleId="BodyText3Char">
-    <w:name w:val="Body Text 3 Char"/>
-    <w:basedOn w:val="DefaultParagraphFont"/>
-    <w:link w:val="BodyText3"/>
+  <w:style w:type="character" w:customStyle="1" w:styleId="34">
+    <w:name w:val="正文文本 3 字符"/>
+    <w:basedOn w:val="a2"/>
+    <w:link w:val="33"/>
     <w:uiPriority w:val="99"/>
     <w:rsid w:val="00AA1D8D"/>
     <w:rPr>
@@ -8871,9 +8958,9 @@
       <w:szCs w:val="16"/>
     </w:rPr>
   </w:style>
-  <w:style w:type="paragraph" w:styleId="List">
+  <w:style w:type="paragraph" w:styleId="af1">
     <w:name w:val="List"/>
-    <w:basedOn w:val="Normal"/>
+    <w:basedOn w:val="a1"/>
     <w:uiPriority w:val="99"/>
     <w:unhideWhenUsed/>
     <w:rsid w:val="00AA1D8D"/>
@@ -8882,9 +8969,9 @@
       <w:contextualSpacing/>
     </w:pPr>
   </w:style>
-  <w:style w:type="paragraph" w:styleId="List2">
+  <w:style w:type="paragraph" w:styleId="25">
     <w:name w:val="List 2"/>
-    <w:basedOn w:val="Normal"/>
+    <w:basedOn w:val="a1"/>
     <w:uiPriority w:val="99"/>
     <w:unhideWhenUsed/>
     <w:rsid w:val="00326F90"/>
@@ -8893,9 +8980,9 @@
       <w:contextualSpacing/>
     </w:pPr>
   </w:style>
-  <w:style w:type="paragraph" w:styleId="List3">
+  <w:style w:type="paragraph" w:styleId="35">
     <w:name w:val="List 3"/>
-    <w:basedOn w:val="Normal"/>
+    <w:basedOn w:val="a1"/>
     <w:uiPriority w:val="99"/>
     <w:unhideWhenUsed/>
     <w:rsid w:val="00326F90"/>
@@ -8904,9 +8991,9 @@
       <w:contextualSpacing/>
     </w:pPr>
   </w:style>
-  <w:style w:type="paragraph" w:styleId="ListBullet">
+  <w:style w:type="paragraph" w:styleId="a0">
     <w:name w:val="List Bullet"/>
-    <w:basedOn w:val="Normal"/>
+    <w:basedOn w:val="a1"/>
     <w:uiPriority w:val="99"/>
     <w:unhideWhenUsed/>
     <w:rsid w:val="00326F90"/>
@@ -8917,9 +9004,9 @@
       <w:contextualSpacing/>
     </w:pPr>
   </w:style>
-  <w:style w:type="paragraph" w:styleId="ListBullet2">
+  <w:style w:type="paragraph" w:styleId="20">
     <w:name w:val="List Bullet 2"/>
-    <w:basedOn w:val="Normal"/>
+    <w:basedOn w:val="a1"/>
     <w:uiPriority w:val="99"/>
     <w:unhideWhenUsed/>
     <w:rsid w:val="00326F90"/>
@@ -8930,9 +9017,9 @@
       <w:contextualSpacing/>
     </w:pPr>
   </w:style>
-  <w:style w:type="paragraph" w:styleId="ListBullet3">
+  <w:style w:type="paragraph" w:styleId="30">
     <w:name w:val="List Bullet 3"/>
-    <w:basedOn w:val="Normal"/>
+    <w:basedOn w:val="a1"/>
     <w:uiPriority w:val="99"/>
     <w:unhideWhenUsed/>
     <w:rsid w:val="00326F90"/>
@@ -8943,9 +9030,9 @@
       <w:contextualSpacing/>
     </w:pPr>
   </w:style>
-  <w:style w:type="paragraph" w:styleId="ListNumber">
+  <w:style w:type="paragraph" w:styleId="a">
     <w:name w:val="List Number"/>
-    <w:basedOn w:val="Normal"/>
+    <w:basedOn w:val="a1"/>
     <w:uiPriority w:val="99"/>
     <w:unhideWhenUsed/>
     <w:rsid w:val="00326F90"/>
@@ -8956,9 +9043,9 @@
       <w:contextualSpacing/>
     </w:pPr>
   </w:style>
-  <w:style w:type="paragraph" w:styleId="ListNumber2">
+  <w:style w:type="paragraph" w:styleId="2">
     <w:name w:val="List Number 2"/>
-    <w:basedOn w:val="Normal"/>
+    <w:basedOn w:val="a1"/>
     <w:uiPriority w:val="99"/>
     <w:unhideWhenUsed/>
     <w:rsid w:val="0029639D"/>
@@ -8969,9 +9056,9 @@
       <w:contextualSpacing/>
     </w:pPr>
   </w:style>
-  <w:style w:type="paragraph" w:styleId="ListNumber3">
+  <w:style w:type="paragraph" w:styleId="3">
     <w:name w:val="List Number 3"/>
-    <w:basedOn w:val="Normal"/>
+    <w:basedOn w:val="a1"/>
     <w:uiPriority w:val="99"/>
     <w:unhideWhenUsed/>
     <w:rsid w:val="0029639D"/>
@@ -8982,9 +9069,9 @@
       <w:contextualSpacing/>
     </w:pPr>
   </w:style>
-  <w:style w:type="paragraph" w:styleId="ListContinue">
+  <w:style w:type="paragraph" w:styleId="af2">
     <w:name w:val="List Continue"/>
-    <w:basedOn w:val="Normal"/>
+    <w:basedOn w:val="a1"/>
     <w:uiPriority w:val="99"/>
     <w:unhideWhenUsed/>
     <w:rsid w:val="0029639D"/>
@@ -8994,9 +9081,9 @@
       <w:contextualSpacing/>
     </w:pPr>
   </w:style>
-  <w:style w:type="paragraph" w:styleId="ListContinue2">
+  <w:style w:type="paragraph" w:styleId="26">
     <w:name w:val="List Continue 2"/>
-    <w:basedOn w:val="Normal"/>
+    <w:basedOn w:val="a1"/>
     <w:uiPriority w:val="99"/>
     <w:unhideWhenUsed/>
     <w:rsid w:val="0029639D"/>
@@ -9006,9 +9093,9 @@
       <w:contextualSpacing/>
     </w:pPr>
   </w:style>
-  <w:style w:type="paragraph" w:styleId="ListContinue3">
+  <w:style w:type="paragraph" w:styleId="36">
     <w:name w:val="List Continue 3"/>
-    <w:basedOn w:val="Normal"/>
+    <w:basedOn w:val="a1"/>
     <w:uiPriority w:val="99"/>
     <w:unhideWhenUsed/>
     <w:rsid w:val="0029639D"/>
@@ -9018,9 +9105,9 @@
       <w:contextualSpacing/>
     </w:pPr>
   </w:style>
-  <w:style w:type="paragraph" w:styleId="MacroText">
+  <w:style w:type="paragraph" w:styleId="af3">
     <w:name w:val="macro"/>
-    <w:link w:val="MacroTextChar"/>
+    <w:link w:val="af4"/>
     <w:uiPriority w:val="99"/>
     <w:unhideWhenUsed/>
     <w:rsid w:val="0029639D"/>
@@ -9041,10 +9128,10 @@
       <w:szCs w:val="20"/>
     </w:rPr>
   </w:style>
-  <w:style w:type="character" w:customStyle="1" w:styleId="MacroTextChar">
-    <w:name w:val="Macro Text Char"/>
-    <w:basedOn w:val="DefaultParagraphFont"/>
-    <w:link w:val="MacroText"/>
+  <w:style w:type="character" w:customStyle="1" w:styleId="af4">
+    <w:name w:val="宏文本 字符"/>
+    <w:basedOn w:val="a2"/>
+    <w:link w:val="af3"/>
     <w:uiPriority w:val="99"/>
     <w:rsid w:val="0029639D"/>
     <w:rPr>
@@ -9053,11 +9140,11 @@
       <w:szCs w:val="20"/>
     </w:rPr>
   </w:style>
-  <w:style w:type="paragraph" w:styleId="Quote">
+  <w:style w:type="paragraph" w:styleId="af5">
     <w:name w:val="Quote"/>
-    <w:basedOn w:val="Normal"/>
-    <w:next w:val="Normal"/>
-    <w:link w:val="QuoteChar"/>
+    <w:basedOn w:val="a1"/>
+    <w:next w:val="a1"/>
+    <w:link w:val="af6"/>
     <w:uiPriority w:val="29"/>
     <w:qFormat/>
     <w:rsid w:val="00FC693F"/>
@@ -9067,10 +9154,10 @@
       <w:color w:val="000000" w:themeColor="text1"/>
     </w:rPr>
   </w:style>
-  <w:style w:type="character" w:customStyle="1" w:styleId="QuoteChar">
-    <w:name w:val="Quote Char"/>
-    <w:basedOn w:val="DefaultParagraphFont"/>
-    <w:link w:val="Quote"/>
+  <w:style w:type="character" w:customStyle="1" w:styleId="af6">
+    <w:name w:val="引用 字符"/>
+    <w:basedOn w:val="a2"/>
+    <w:link w:val="af5"/>
     <w:uiPriority w:val="29"/>
     <w:rsid w:val="00FC693F"/>
     <w:rPr>
@@ -9079,10 +9166,10 @@
       <w:color w:val="000000" w:themeColor="text1"/>
     </w:rPr>
   </w:style>
-  <w:style w:type="character" w:customStyle="1" w:styleId="Heading4Char">
-    <w:name w:val="Heading 4 Char"/>
-    <w:basedOn w:val="DefaultParagraphFont"/>
-    <w:link w:val="Heading4"/>
+  <w:style w:type="character" w:customStyle="1" w:styleId="40">
+    <w:name w:val="标题 4 字符"/>
+    <w:basedOn w:val="a2"/>
+    <w:link w:val="4"/>
     <w:uiPriority w:val="9"/>
     <w:semiHidden/>
     <w:rsid w:val="00FC693F"/>
@@ -9095,10 +9182,10 @@
       <w:color w:val="4F81BD" w:themeColor="accent1"/>
     </w:rPr>
   </w:style>
-  <w:style w:type="character" w:customStyle="1" w:styleId="Heading5Char">
-    <w:name w:val="Heading 5 Char"/>
-    <w:basedOn w:val="DefaultParagraphFont"/>
-    <w:link w:val="Heading5"/>
+  <w:style w:type="character" w:customStyle="1" w:styleId="50">
+    <w:name w:val="标题 5 字符"/>
+    <w:basedOn w:val="a2"/>
+    <w:link w:val="5"/>
     <w:uiPriority w:val="9"/>
     <w:semiHidden/>
     <w:rsid w:val="00FC693F"/>
@@ -9107,10 +9194,10 @@
       <w:color w:val="243F60" w:themeColor="accent1" w:themeShade="7F"/>
     </w:rPr>
   </w:style>
-  <w:style w:type="character" w:customStyle="1" w:styleId="Heading6Char">
-    <w:name w:val="Heading 6 Char"/>
-    <w:basedOn w:val="DefaultParagraphFont"/>
-    <w:link w:val="Heading6"/>
+  <w:style w:type="character" w:customStyle="1" w:styleId="60">
+    <w:name w:val="标题 6 字符"/>
+    <w:basedOn w:val="a2"/>
+    <w:link w:val="6"/>
     <w:uiPriority w:val="9"/>
     <w:semiHidden/>
     <w:rsid w:val="00FC693F"/>
@@ -9121,10 +9208,10 @@
       <w:color w:val="243F60" w:themeColor="accent1" w:themeShade="7F"/>
     </w:rPr>
   </w:style>
-  <w:style w:type="character" w:customStyle="1" w:styleId="Heading7Char">
-    <w:name w:val="Heading 7 Char"/>
-    <w:basedOn w:val="DefaultParagraphFont"/>
-    <w:link w:val="Heading7"/>
+  <w:style w:type="character" w:customStyle="1" w:styleId="70">
+    <w:name w:val="标题 7 字符"/>
+    <w:basedOn w:val="a2"/>
+    <w:link w:val="7"/>
     <w:uiPriority w:val="9"/>
     <w:semiHidden/>
     <w:rsid w:val="00FC693F"/>
@@ -9135,10 +9222,10 @@
       <w:color w:val="404040" w:themeColor="text1" w:themeTint="BF"/>
     </w:rPr>
   </w:style>
-  <w:style w:type="character" w:customStyle="1" w:styleId="Heading8Char">
-    <w:name w:val="Heading 8 Char"/>
-    <w:basedOn w:val="DefaultParagraphFont"/>
-    <w:link w:val="Heading8"/>
+  <w:style w:type="character" w:customStyle="1" w:styleId="80">
+    <w:name w:val="标题 8 字符"/>
+    <w:basedOn w:val="a2"/>
+    <w:link w:val="8"/>
     <w:uiPriority w:val="9"/>
     <w:semiHidden/>
     <w:rsid w:val="00FC693F"/>
@@ -9149,10 +9236,10 @@
       <w:szCs w:val="20"/>
     </w:rPr>
   </w:style>
-  <w:style w:type="character" w:customStyle="1" w:styleId="Heading9Char">
-    <w:name w:val="Heading 9 Char"/>
-    <w:basedOn w:val="DefaultParagraphFont"/>
-    <w:link w:val="Heading9"/>
+  <w:style w:type="character" w:customStyle="1" w:styleId="90">
+    <w:name w:val="标题 9 字符"/>
+    <w:basedOn w:val="a2"/>
+    <w:link w:val="9"/>
     <w:uiPriority w:val="9"/>
     <w:semiHidden/>
     <w:rsid w:val="00FC693F"/>
@@ -9165,10 +9252,10 @@
       <w:szCs w:val="20"/>
     </w:rPr>
   </w:style>
-  <w:style w:type="paragraph" w:styleId="Caption">
+  <w:style w:type="paragraph" w:styleId="af7">
     <w:name w:val="caption"/>
-    <w:basedOn w:val="Normal"/>
-    <w:next w:val="Normal"/>
+    <w:basedOn w:val="a1"/>
+    <w:next w:val="a1"/>
     <w:uiPriority w:val="35"/>
     <w:semiHidden/>
     <w:unhideWhenUsed/>
@@ -9185,9 +9272,9 @@
       <w:szCs w:val="18"/>
     </w:rPr>
   </w:style>
-  <w:style w:type="character" w:styleId="Strong">
+  <w:style w:type="character" w:styleId="af8">
     <w:name w:val="Strong"/>
-    <w:basedOn w:val="DefaultParagraphFont"/>
+    <w:basedOn w:val="a2"/>
     <w:uiPriority w:val="22"/>
     <w:qFormat/>
     <w:rsid w:val="00FC693F"/>
@@ -9196,9 +9283,9 @@
       <w:bCs/>
     </w:rPr>
   </w:style>
-  <w:style w:type="character" w:styleId="Emphasis">
+  <w:style w:type="character" w:styleId="af9">
     <w:name w:val="Emphasis"/>
-    <w:basedOn w:val="DefaultParagraphFont"/>
+    <w:basedOn w:val="a2"/>
     <w:uiPriority w:val="20"/>
     <w:qFormat/>
     <w:rsid w:val="00FC693F"/>
@@ -9207,11 +9294,11 @@
       <w:iCs/>
     </w:rPr>
   </w:style>
-  <w:style w:type="paragraph" w:styleId="IntenseQuote">
+  <w:style w:type="paragraph" w:styleId="afa">
     <w:name w:val="Intense Quote"/>
-    <w:basedOn w:val="Normal"/>
-    <w:next w:val="Normal"/>
-    <w:link w:val="IntenseQuoteChar"/>
+    <w:basedOn w:val="a1"/>
+    <w:next w:val="a1"/>
+    <w:link w:val="afb"/>
     <w:uiPriority w:val="30"/>
     <w:qFormat/>
     <w:rsid w:val="00FC693F"/>
@@ -9230,10 +9317,10 @@
       <w:color w:val="4F81BD" w:themeColor="accent1"/>
     </w:rPr>
   </w:style>
-  <w:style w:type="character" w:customStyle="1" w:styleId="IntenseQuoteChar">
-    <w:name w:val="Intense Quote Char"/>
-    <w:basedOn w:val="DefaultParagraphFont"/>
-    <w:link w:val="IntenseQuote"/>
+  <w:style w:type="character" w:customStyle="1" w:styleId="afb">
+    <w:name w:val="明显引用 字符"/>
+    <w:basedOn w:val="a2"/>
+    <w:link w:val="afa"/>
     <w:uiPriority w:val="30"/>
     <w:rsid w:val="00FC693F"/>
     <w:rPr>
@@ -9244,9 +9331,9 @@
       <w:color w:val="4F81BD" w:themeColor="accent1"/>
     </w:rPr>
   </w:style>
-  <w:style w:type="character" w:styleId="SubtleEmphasis">
+  <w:style w:type="character" w:styleId="afc">
     <w:name w:val="Subtle Emphasis"/>
-    <w:basedOn w:val="DefaultParagraphFont"/>
+    <w:basedOn w:val="a2"/>
     <w:uiPriority w:val="19"/>
     <w:qFormat/>
     <w:rsid w:val="00FC693F"/>
@@ -9256,9 +9343,9 @@
       <w:color w:val="808080" w:themeColor="text1" w:themeTint="7F"/>
     </w:rPr>
   </w:style>
-  <w:style w:type="character" w:styleId="IntenseEmphasis">
+  <w:style w:type="character" w:styleId="afd">
     <w:name w:val="Intense Emphasis"/>
-    <w:basedOn w:val="DefaultParagraphFont"/>
+    <w:basedOn w:val="a2"/>
     <w:uiPriority w:val="21"/>
     <w:qFormat/>
     <w:rsid w:val="00FC693F"/>
@@ -9270,9 +9357,9 @@
       <w:color w:val="4F81BD" w:themeColor="accent1"/>
     </w:rPr>
   </w:style>
-  <w:style w:type="character" w:styleId="SubtleReference">
+  <w:style w:type="character" w:styleId="afe">
     <w:name w:val="Subtle Reference"/>
-    <w:basedOn w:val="DefaultParagraphFont"/>
+    <w:basedOn w:val="a2"/>
     <w:uiPriority w:val="31"/>
     <w:qFormat/>
     <w:rsid w:val="00FC693F"/>
@@ -9282,9 +9369,9 @@
       <w:u w:val="single"/>
     </w:rPr>
   </w:style>
-  <w:style w:type="character" w:styleId="IntenseReference">
+  <w:style w:type="character" w:styleId="aff">
     <w:name w:val="Intense Reference"/>
-    <w:basedOn w:val="DefaultParagraphFont"/>
+    <w:basedOn w:val="a2"/>
     <w:uiPriority w:val="32"/>
     <w:qFormat/>
     <w:rsid w:val="00FC693F"/>
@@ -9297,9 +9384,9 @@
       <w:u w:val="single"/>
     </w:rPr>
   </w:style>
-  <w:style w:type="character" w:styleId="BookTitle">
+  <w:style w:type="character" w:styleId="aff0">
     <w:name w:val="Book Title"/>
-    <w:basedOn w:val="DefaultParagraphFont"/>
+    <w:basedOn w:val="a2"/>
     <w:uiPriority w:val="33"/>
     <w:qFormat/>
     <w:rsid w:val="00FC693F"/>
@@ -9310,10 +9397,10 @@
       <w:spacing w:val="5"/>
     </w:rPr>
   </w:style>
-  <w:style w:type="paragraph" w:styleId="TOCHeading">
+  <w:style w:type="paragraph" w:styleId="TOC">
     <w:name w:val="TOC Heading"/>
-    <w:basedOn w:val="Heading1"/>
-    <w:next w:val="Normal"/>
+    <w:basedOn w:val="1"/>
+    <w:next w:val="a1"/>
     <w:uiPriority w:val="39"/>
     <w:unhideWhenUsed/>
     <w:qFormat/>
@@ -9322,9 +9409,9 @@
       <w:outlineLvl w:val="9"/>
     </w:pPr>
   </w:style>
-  <w:style w:type="table" w:styleId="TableGrid">
+  <w:style w:type="table" w:styleId="aff1">
     <w:name w:val="Table Grid"/>
-    <w:basedOn w:val="TableNormal"/>
+    <w:basedOn w:val="a3"/>
     <w:uiPriority w:val="59"/>
     <w:rsid w:val="00FC693F"/>
     <w:pPr>
@@ -9341,9 +9428,9 @@
       </w:tblBorders>
     </w:tblPr>
   </w:style>
-  <w:style w:type="table" w:styleId="LightShading">
+  <w:style w:type="table" w:styleId="aff2">
     <w:name w:val="Light Shading"/>
-    <w:basedOn w:val="TableNormal"/>
+    <w:basedOn w:val="a3"/>
     <w:uiPriority w:val="60"/>
     <w:rsid w:val="00FC693F"/>
     <w:pPr>
@@ -9437,9 +9524,9 @@
       </w:tcPr>
     </w:tblStylePr>
   </w:style>
-  <w:style w:type="table" w:styleId="LightShading-Accent1">
+  <w:style w:type="table" w:styleId="-1">
     <w:name w:val="Light Shading Accent 1"/>
-    <w:basedOn w:val="TableNormal"/>
+    <w:basedOn w:val="a3"/>
     <w:uiPriority w:val="60"/>
     <w:rsid w:val="00FC693F"/>
     <w:pPr>
@@ -9533,9 +9620,9 @@
       </w:tcPr>
     </w:tblStylePr>
   </w:style>
-  <w:style w:type="table" w:styleId="LightShading-Accent2">
+  <w:style w:type="table" w:styleId="-2">
     <w:name w:val="Light Shading Accent 2"/>
-    <w:basedOn w:val="TableNormal"/>
+    <w:basedOn w:val="a3"/>
     <w:uiPriority w:val="60"/>
     <w:rsid w:val="00FC693F"/>
     <w:pPr>
@@ -9629,9 +9716,9 @@
       </w:tcPr>
     </w:tblStylePr>
   </w:style>
-  <w:style w:type="table" w:styleId="LightShading-Accent3">
+  <w:style w:type="table" w:styleId="-3">
     <w:name w:val="Light Shading Accent 3"/>
-    <w:basedOn w:val="TableNormal"/>
+    <w:basedOn w:val="a3"/>
     <w:uiPriority w:val="60"/>
     <w:rsid w:val="00FC693F"/>
     <w:pPr>
@@ -9725,9 +9812,9 @@
       </w:tcPr>
     </w:tblStylePr>
   </w:style>
-  <w:style w:type="table" w:styleId="LightShading-Accent4">
+  <w:style w:type="table" w:styleId="-4">
     <w:name w:val="Light Shading Accent 4"/>
-    <w:basedOn w:val="TableNormal"/>
+    <w:basedOn w:val="a3"/>
     <w:uiPriority w:val="60"/>
     <w:rsid w:val="00FC693F"/>
     <w:pPr>
@@ -9821,9 +9908,9 @@
       </w:tcPr>
     </w:tblStylePr>
   </w:style>
-  <w:style w:type="table" w:styleId="LightShading-Accent5">
+  <w:style w:type="table" w:styleId="-5">
     <w:name w:val="Light Shading Accent 5"/>
-    <w:basedOn w:val="TableNormal"/>
+    <w:basedOn w:val="a3"/>
     <w:uiPriority w:val="60"/>
     <w:rsid w:val="00FC693F"/>
     <w:pPr>
@@ -9917,9 +10004,9 @@
       </w:tcPr>
     </w:tblStylePr>
   </w:style>
-  <w:style w:type="table" w:styleId="LightShading-Accent6">
+  <w:style w:type="table" w:styleId="-6">
     <w:name w:val="Light Shading Accent 6"/>
-    <w:basedOn w:val="TableNormal"/>
+    <w:basedOn w:val="a3"/>
     <w:uiPriority w:val="60"/>
     <w:rsid w:val="00FC693F"/>
     <w:pPr>
@@ -10013,9 +10100,9 @@
       </w:tcPr>
     </w:tblStylePr>
   </w:style>
-  <w:style w:type="table" w:styleId="LightList">
+  <w:style w:type="table" w:styleId="aff3">
     <w:name w:val="Light List"/>
-    <w:basedOn w:val="TableNormal"/>
+    <w:basedOn w:val="a3"/>
     <w:uiPriority w:val="61"/>
     <w:rsid w:val="00FC693F"/>
     <w:pPr>
@@ -10098,9 +10185,9 @@
       </w:tcPr>
     </w:tblStylePr>
   </w:style>
-  <w:style w:type="table" w:styleId="LightList-Accent1">
+  <w:style w:type="table" w:styleId="-10">
     <w:name w:val="Light List Accent 1"/>
-    <w:basedOn w:val="TableNormal"/>
+    <w:basedOn w:val="a3"/>
     <w:uiPriority w:val="61"/>
     <w:rsid w:val="00FC693F"/>
     <w:pPr>
@@ -10183,9 +10270,9 @@
       </w:tcPr>
     </w:tblStylePr>
   </w:style>
-  <w:style w:type="table" w:styleId="LightList-Accent2">
+  <w:style w:type="table" w:styleId="-20">
     <w:name w:val="Light List Accent 2"/>
-    <w:basedOn w:val="TableNormal"/>
+    <w:basedOn w:val="a3"/>
     <w:uiPriority w:val="61"/>
     <w:rsid w:val="00CB0664"/>
     <w:pPr>
@@ -10268,9 +10355,9 @@
       </w:tcPr>
     </w:tblStylePr>
   </w:style>
-  <w:style w:type="table" w:styleId="LightList-Accent3">
+  <w:style w:type="table" w:styleId="-30">
     <w:name w:val="Light List Accent 3"/>
-    <w:basedOn w:val="TableNormal"/>
+    <w:basedOn w:val="a3"/>
     <w:uiPriority w:val="61"/>
     <w:rsid w:val="00CB0664"/>
     <w:pPr>
@@ -10353,9 +10440,9 @@
       </w:tcPr>
     </w:tblStylePr>
   </w:style>
-  <w:style w:type="table" w:styleId="LightList-Accent4">
+  <w:style w:type="table" w:styleId="-40">
     <w:name w:val="Light List Accent 4"/>
-    <w:basedOn w:val="TableNormal"/>
+    <w:basedOn w:val="a3"/>
     <w:uiPriority w:val="61"/>
     <w:rsid w:val="00CB0664"/>
     <w:pPr>
@@ -10438,9 +10525,9 @@
       </w:tcPr>
     </w:tblStylePr>
   </w:style>
-  <w:style w:type="table" w:styleId="LightList-Accent5">
+  <w:style w:type="table" w:styleId="-50">
     <w:name w:val="Light List Accent 5"/>
-    <w:basedOn w:val="TableNormal"/>
+    <w:basedOn w:val="a3"/>
     <w:uiPriority w:val="61"/>
     <w:rsid w:val="00CB0664"/>
     <w:pPr>
@@ -10523,9 +10610,9 @@
       </w:tcPr>
     </w:tblStylePr>
   </w:style>
-  <w:style w:type="table" w:styleId="LightList-Accent6">
+  <w:style w:type="table" w:styleId="-60">
     <w:name w:val="Light List Accent 6"/>
-    <w:basedOn w:val="TableNormal"/>
+    <w:basedOn w:val="a3"/>
     <w:uiPriority w:val="61"/>
     <w:rsid w:val="00CB0664"/>
     <w:pPr>
@@ -10608,9 +10695,9 @@
       </w:tcPr>
     </w:tblStylePr>
   </w:style>
-  <w:style w:type="table" w:styleId="LightGrid">
+  <w:style w:type="table" w:styleId="aff4">
     <w:name w:val="Light Grid"/>
-    <w:basedOn w:val="TableNormal"/>
+    <w:basedOn w:val="a3"/>
     <w:uiPriority w:val="62"/>
     <w:rsid w:val="00CB0664"/>
     <w:pPr>
@@ -10731,9 +10818,9 @@
       </w:tcPr>
     </w:tblStylePr>
   </w:style>
-  <w:style w:type="table" w:styleId="LightGrid-Accent1">
+  <w:style w:type="table" w:styleId="-11">
     <w:name w:val="Light Grid Accent 1"/>
-    <w:basedOn w:val="TableNormal"/>
+    <w:basedOn w:val="a3"/>
     <w:uiPriority w:val="62"/>
     <w:rsid w:val="00CB0664"/>
     <w:pPr>
@@ -10854,9 +10941,9 @@
       </w:tcPr>
     </w:tblStylePr>
   </w:style>
-  <w:style w:type="table" w:styleId="LightGrid-Accent2">
+  <w:style w:type="table" w:styleId="-21">
     <w:name w:val="Light Grid Accent 2"/>
-    <w:basedOn w:val="TableNormal"/>
+    <w:basedOn w:val="a3"/>
     <w:uiPriority w:val="62"/>
     <w:rsid w:val="00CB0664"/>
     <w:pPr>
@@ -10977,9 +11064,9 @@
       </w:tcPr>
     </w:tblStylePr>
   </w:style>
-  <w:style w:type="table" w:styleId="LightGrid-Accent3">
+  <w:style w:type="table" w:styleId="-31">
     <w:name w:val="Light Grid Accent 3"/>
-    <w:basedOn w:val="TableNormal"/>
+    <w:basedOn w:val="a3"/>
     <w:uiPriority w:val="62"/>
     <w:rsid w:val="00CB0664"/>
     <w:pPr>
@@ -11100,9 +11187,9 @@
       </w:tcPr>
     </w:tblStylePr>
   </w:style>
-  <w:style w:type="table" w:styleId="LightGrid-Accent4">
+  <w:style w:type="table" w:styleId="-41">
     <w:name w:val="Light Grid Accent 4"/>
-    <w:basedOn w:val="TableNormal"/>
+    <w:basedOn w:val="a3"/>
     <w:uiPriority w:val="62"/>
     <w:rsid w:val="00CB0664"/>
     <w:pPr>
@@ -11223,9 +11310,9 @@
       </w:tcPr>
     </w:tblStylePr>
   </w:style>
-  <w:style w:type="table" w:styleId="LightGrid-Accent5">
+  <w:style w:type="table" w:styleId="-51">
     <w:name w:val="Light Grid Accent 5"/>
-    <w:basedOn w:val="TableNormal"/>
+    <w:basedOn w:val="a3"/>
     <w:uiPriority w:val="62"/>
     <w:rsid w:val="00CB0664"/>
     <w:pPr>
@@ -11346,9 +11433,9 @@
       </w:tcPr>
     </w:tblStylePr>
   </w:style>
-  <w:style w:type="table" w:styleId="LightGrid-Accent6">
+  <w:style w:type="table" w:styleId="-61">
     <w:name w:val="Light Grid Accent 6"/>
-    <w:basedOn w:val="TableNormal"/>
+    <w:basedOn w:val="a3"/>
     <w:uiPriority w:val="62"/>
     <w:rsid w:val="00CB0664"/>
     <w:pPr>
@@ -11469,9 +11556,9 @@
       </w:tcPr>
     </w:tblStylePr>
   </w:style>
-  <w:style w:type="table" w:styleId="MediumShading1">
+  <w:style w:type="table" w:styleId="11">
     <w:name w:val="Medium Shading 1"/>
-    <w:basedOn w:val="TableNormal"/>
+    <w:basedOn w:val="a3"/>
     <w:uiPriority w:val="63"/>
     <w:rsid w:val="00CB0664"/>
     <w:pPr>
@@ -11568,9 +11655,9 @@
       </w:tcPr>
     </w:tblStylePr>
   </w:style>
-  <w:style w:type="table" w:styleId="MediumShading1-Accent1">
+  <w:style w:type="table" w:styleId="1-1">
     <w:name w:val="Medium Shading 1 Accent 1"/>
-    <w:basedOn w:val="TableNormal"/>
+    <w:basedOn w:val="a3"/>
     <w:uiPriority w:val="63"/>
     <w:rsid w:val="00CB0664"/>
     <w:pPr>
@@ -11667,9 +11754,9 @@
       </w:tcPr>
     </w:tblStylePr>
   </w:style>
-  <w:style w:type="table" w:styleId="MediumShading1-Accent2">
+  <w:style w:type="table" w:styleId="1-2">
     <w:name w:val="Medium Shading 1 Accent 2"/>
-    <w:basedOn w:val="TableNormal"/>
+    <w:basedOn w:val="a3"/>
     <w:uiPriority w:val="63"/>
     <w:rsid w:val="00CB0664"/>
     <w:pPr>
@@ -11766,9 +11853,9 @@
       </w:tcPr>
     </w:tblStylePr>
   </w:style>
-  <w:style w:type="table" w:styleId="MediumShading1-Accent3">
+  <w:style w:type="table" w:styleId="1-3">
     <w:name w:val="Medium Shading 1 Accent 3"/>
-    <w:basedOn w:val="TableNormal"/>
+    <w:basedOn w:val="a3"/>
     <w:uiPriority w:val="63"/>
     <w:rsid w:val="00CB0664"/>
     <w:pPr>
@@ -11865,9 +11952,9 @@
       </w:tcPr>
     </w:tblStylePr>
   </w:style>
-  <w:style w:type="table" w:styleId="MediumShading1-Accent4">
+  <w:style w:type="table" w:styleId="1-4">
     <w:name w:val="Medium Shading 1 Accent 4"/>
-    <w:basedOn w:val="TableNormal"/>
+    <w:basedOn w:val="a3"/>
     <w:uiPriority w:val="63"/>
     <w:rsid w:val="00CB0664"/>
     <w:pPr>
@@ -11964,9 +12051,9 @@
       </w:tcPr>
     </w:tblStylePr>
   </w:style>
-  <w:style w:type="table" w:styleId="MediumShading1-Accent5">
+  <w:style w:type="table" w:styleId="1-5">
     <w:name w:val="Medium Shading 1 Accent 5"/>
-    <w:basedOn w:val="TableNormal"/>
+    <w:basedOn w:val="a3"/>
     <w:uiPriority w:val="63"/>
     <w:rsid w:val="00CB0664"/>
     <w:pPr>
@@ -12063,9 +12150,9 @@
       </w:tcPr>
     </w:tblStylePr>
   </w:style>
-  <w:style w:type="table" w:styleId="MediumShading1-Accent6">
+  <w:style w:type="table" w:styleId="1-6">
     <w:name w:val="Medium Shading 1 Accent 6"/>
-    <w:basedOn w:val="TableNormal"/>
+    <w:basedOn w:val="a3"/>
     <w:uiPriority w:val="63"/>
     <w:rsid w:val="00CB0664"/>
     <w:pPr>
@@ -12162,9 +12249,9 @@
       </w:tcPr>
     </w:tblStylePr>
   </w:style>
-  <w:style w:type="table" w:styleId="MediumShading2">
+  <w:style w:type="table" w:styleId="27">
     <w:name w:val="Medium Shading 2"/>
-    <w:basedOn w:val="TableNormal"/>
+    <w:basedOn w:val="a3"/>
     <w:uiPriority w:val="64"/>
     <w:rsid w:val="00CB0664"/>
     <w:pPr>
@@ -12304,9 +12391,9 @@
       </w:tcPr>
     </w:tblStylePr>
   </w:style>
-  <w:style w:type="table" w:styleId="MediumShading2-Accent1">
+  <w:style w:type="table" w:styleId="2-1">
     <w:name w:val="Medium Shading 2 Accent 1"/>
-    <w:basedOn w:val="TableNormal"/>
+    <w:basedOn w:val="a3"/>
     <w:uiPriority w:val="64"/>
     <w:rsid w:val="00CB0664"/>
     <w:pPr>
@@ -12446,9 +12533,9 @@
       </w:tcPr>
     </w:tblStylePr>
   </w:style>
-  <w:style w:type="table" w:styleId="MediumShading2-Accent2">
+  <w:style w:type="table" w:styleId="2-2">
     <w:name w:val="Medium Shading 2 Accent 2"/>
-    <w:basedOn w:val="TableNormal"/>
+    <w:basedOn w:val="a3"/>
     <w:uiPriority w:val="64"/>
     <w:rsid w:val="00CB0664"/>
     <w:pPr>
@@ -12588,9 +12675,9 @@
       </w:tcPr>
     </w:tblStylePr>
   </w:style>
-  <w:style w:type="table" w:styleId="MediumShading2-Accent3">
+  <w:style w:type="table" w:styleId="2-3">
     <w:name w:val="Medium Shading 2 Accent 3"/>
-    <w:basedOn w:val="TableNormal"/>
+    <w:basedOn w:val="a3"/>
     <w:uiPriority w:val="64"/>
     <w:rsid w:val="00CB0664"/>
     <w:pPr>
@@ -12730,9 +12817,9 @@
       </w:tcPr>
     </w:tblStylePr>
   </w:style>
-  <w:style w:type="table" w:styleId="MediumShading2-Accent4">
+  <w:style w:type="table" w:styleId="2-4">
     <w:name w:val="Medium Shading 2 Accent 4"/>
-    <w:basedOn w:val="TableNormal"/>
+    <w:basedOn w:val="a3"/>
     <w:uiPriority w:val="64"/>
     <w:rsid w:val="00CB0664"/>
     <w:pPr>
@@ -12872,9 +12959,9 @@
       </w:tcPr>
     </w:tblStylePr>
   </w:style>
-  <w:style w:type="table" w:styleId="MediumShading2-Accent5">
+  <w:style w:type="table" w:styleId="2-5">
     <w:name w:val="Medium Shading 2 Accent 5"/>
-    <w:basedOn w:val="TableNormal"/>
+    <w:basedOn w:val="a3"/>
     <w:uiPriority w:val="64"/>
     <w:rsid w:val="00CB0664"/>
     <w:pPr>
@@ -13014,9 +13101,9 @@
       </w:tcPr>
     </w:tblStylePr>
   </w:style>
-  <w:style w:type="table" w:styleId="MediumShading2-Accent6">
+  <w:style w:type="table" w:styleId="2-6">
     <w:name w:val="Medium Shading 2 Accent 6"/>
-    <w:basedOn w:val="TableNormal"/>
+    <w:basedOn w:val="a3"/>
     <w:uiPriority w:val="64"/>
     <w:rsid w:val="00CB0664"/>
     <w:pPr>
@@ -13156,9 +13243,9 @@
       </w:tcPr>
     </w:tblStylePr>
   </w:style>
-  <w:style w:type="table" w:styleId="MediumList1">
+  <w:style w:type="table" w:styleId="12">
     <w:name w:val="Medium List 1"/>
-    <w:basedOn w:val="TableNormal"/>
+    <w:basedOn w:val="a3"/>
     <w:uiPriority w:val="65"/>
     <w:rsid w:val="00CB0664"/>
     <w:pPr>
@@ -13233,9 +13320,9 @@
       </w:tcPr>
     </w:tblStylePr>
   </w:style>
-  <w:style w:type="table" w:styleId="MediumList1-Accent1">
+  <w:style w:type="table" w:styleId="1-10">
     <w:name w:val="Medium List 1 Accent 1"/>
-    <w:basedOn w:val="TableNormal"/>
+    <w:basedOn w:val="a3"/>
     <w:uiPriority w:val="65"/>
     <w:rsid w:val="00CB0664"/>
     <w:pPr>
@@ -13310,9 +13397,9 @@
       </w:tcPr>
     </w:tblStylePr>
   </w:style>
-  <w:style w:type="table" w:styleId="MediumList1-Accent2">
+  <w:style w:type="table" w:styleId="1-20">
     <w:name w:val="Medium List 1 Accent 2"/>
-    <w:basedOn w:val="TableNormal"/>
+    <w:basedOn w:val="a3"/>
     <w:uiPriority w:val="65"/>
     <w:rsid w:val="00CB0664"/>
     <w:pPr>
@@ -13387,9 +13474,9 @@
       </w:tcPr>
     </w:tblStylePr>
   </w:style>
-  <w:style w:type="table" w:styleId="MediumList1-Accent3">
+  <w:style w:type="table" w:styleId="1-30">
     <w:name w:val="Medium List 1 Accent 3"/>
-    <w:basedOn w:val="TableNormal"/>
+    <w:basedOn w:val="a3"/>
     <w:uiPriority w:val="65"/>
     <w:rsid w:val="00CB0664"/>
     <w:pPr>
@@ -13464,9 +13551,9 @@
       </w:tcPr>
     </w:tblStylePr>
   </w:style>
-  <w:style w:type="table" w:styleId="MediumList1-Accent4">
+  <w:style w:type="table" w:styleId="1-40">
     <w:name w:val="Medium List 1 Accent 4"/>
-    <w:basedOn w:val="TableNormal"/>
+    <w:basedOn w:val="a3"/>
     <w:uiPriority w:val="65"/>
     <w:rsid w:val="00CB0664"/>
     <w:pPr>
@@ -13541,9 +13628,9 @@
       </w:tcPr>
     </w:tblStylePr>
   </w:style>
-  <w:style w:type="table" w:styleId="MediumList1-Accent5">
+  <w:style w:type="table" w:styleId="1-50">
     <w:name w:val="Medium List 1 Accent 5"/>
-    <w:basedOn w:val="TableNormal"/>
+    <w:basedOn w:val="a3"/>
     <w:uiPriority w:val="65"/>
     <w:rsid w:val="00CB0664"/>
     <w:pPr>
@@ -13618,9 +13705,9 @@
       </w:tcPr>
     </w:tblStylePr>
   </w:style>
-  <w:style w:type="table" w:styleId="MediumList1-Accent6">
+  <w:style w:type="table" w:styleId="1-60">
     <w:name w:val="Medium List 1 Accent 6"/>
-    <w:basedOn w:val="TableNormal"/>
+    <w:basedOn w:val="a3"/>
     <w:uiPriority w:val="65"/>
     <w:rsid w:val="00CB0664"/>
     <w:pPr>
@@ -13695,9 +13782,9 @@
       </w:tcPr>
     </w:tblStylePr>
   </w:style>
-  <w:style w:type="table" w:styleId="MediumList2">
+  <w:style w:type="table" w:styleId="28">
     <w:name w:val="Medium List 2"/>
-    <w:basedOn w:val="TableNormal"/>
+    <w:basedOn w:val="a3"/>
     <w:uiPriority w:val="66"/>
     <w:rsid w:val="00CB0664"/>
     <w:pPr>
@@ -13816,9 +13903,9 @@
       </w:tcPr>
     </w:tblStylePr>
   </w:style>
-  <w:style w:type="table" w:styleId="MediumList2-Accent1">
+  <w:style w:type="table" w:styleId="2-10">
     <w:name w:val="Medium List 2 Accent 1"/>
-    <w:basedOn w:val="TableNormal"/>
+    <w:basedOn w:val="a3"/>
     <w:uiPriority w:val="66"/>
     <w:rsid w:val="00CB0664"/>
     <w:pPr>
@@ -13937,9 +14024,9 @@
       </w:tcPr>
     </w:tblStylePr>
   </w:style>
-  <w:style w:type="table" w:styleId="MediumList2-Accent2">
+  <w:style w:type="table" w:styleId="2-20">
     <w:name w:val="Medium List 2 Accent 2"/>
-    <w:basedOn w:val="TableNormal"/>
+    <w:basedOn w:val="a3"/>
     <w:uiPriority w:val="66"/>
     <w:rsid w:val="00CB0664"/>
     <w:pPr>
@@ -14058,9 +14145,9 @@
       </w:tcPr>
     </w:tblStylePr>
   </w:style>
-  <w:style w:type="table" w:styleId="MediumList2-Accent3">
+  <w:style w:type="table" w:styleId="2-30">
     <w:name w:val="Medium List 2 Accent 3"/>
-    <w:basedOn w:val="TableNormal"/>
+    <w:basedOn w:val="a3"/>
     <w:uiPriority w:val="66"/>
     <w:rsid w:val="00CB0664"/>
     <w:pPr>
@@ -14179,9 +14266,9 @@
       </w:tcPr>
     </w:tblStylePr>
   </w:style>
-  <w:style w:type="table" w:styleId="MediumList2-Accent4">
+  <w:style w:type="table" w:styleId="2-40">
     <w:name w:val="Medium List 2 Accent 4"/>
-    <w:basedOn w:val="TableNormal"/>
+    <w:basedOn w:val="a3"/>
     <w:uiPriority w:val="66"/>
     <w:rsid w:val="00CB0664"/>
     <w:pPr>
@@ -14300,9 +14387,9 @@
       </w:tcPr>
     </w:tblStylePr>
   </w:style>
-  <w:style w:type="table" w:styleId="MediumList2-Accent5">
+  <w:style w:type="table" w:styleId="2-50">
     <w:name w:val="Medium List 2 Accent 5"/>
-    <w:basedOn w:val="TableNormal"/>
+    <w:basedOn w:val="a3"/>
     <w:uiPriority w:val="66"/>
     <w:rsid w:val="00CB0664"/>
     <w:pPr>
@@ -14421,9 +14508,9 @@
       </w:tcPr>
     </w:tblStylePr>
   </w:style>
-  <w:style w:type="table" w:styleId="MediumList2-Accent6">
+  <w:style w:type="table" w:styleId="2-60">
     <w:name w:val="Medium List 2 Accent 6"/>
-    <w:basedOn w:val="TableNormal"/>
+    <w:basedOn w:val="a3"/>
     <w:uiPriority w:val="66"/>
     <w:rsid w:val="00CB0664"/>
     <w:pPr>
@@ -14542,9 +14629,9 @@
       </w:tcPr>
     </w:tblStylePr>
   </w:style>
-  <w:style w:type="table" w:styleId="MediumGrid1">
+  <w:style w:type="table" w:styleId="13">
     <w:name w:val="Medium Grid 1"/>
-    <w:basedOn w:val="TableNormal"/>
+    <w:basedOn w:val="a3"/>
     <w:uiPriority w:val="67"/>
     <w:rsid w:val="00CB0664"/>
     <w:pPr>
@@ -14608,9 +14695,9 @@
       </w:tcPr>
     </w:tblStylePr>
   </w:style>
-  <w:style w:type="table" w:styleId="MediumGrid1-Accent1">
+  <w:style w:type="table" w:styleId="1-11">
     <w:name w:val="Medium Grid 1 Accent 1"/>
-    <w:basedOn w:val="TableNormal"/>
+    <w:basedOn w:val="a3"/>
     <w:uiPriority w:val="67"/>
     <w:rsid w:val="00CB0664"/>
     <w:pPr>
@@ -14674,9 +14761,9 @@
       </w:tcPr>
     </w:tblStylePr>
   </w:style>
-  <w:style w:type="table" w:styleId="MediumGrid1-Accent2">
+  <w:style w:type="table" w:styleId="1-21">
     <w:name w:val="Medium Grid 1 Accent 2"/>
-    <w:basedOn w:val="TableNormal"/>
+    <w:basedOn w:val="a3"/>
     <w:uiPriority w:val="67"/>
     <w:rsid w:val="00CB0664"/>
     <w:pPr>
@@ -14740,9 +14827,9 @@
       </w:tcPr>
     </w:tblStylePr>
   </w:style>
-  <w:style w:type="table" w:styleId="MediumGrid1-Accent3">
+  <w:style w:type="table" w:styleId="1-31">
     <w:name w:val="Medium Grid 1 Accent 3"/>
-    <w:basedOn w:val="TableNormal"/>
+    <w:basedOn w:val="a3"/>
     <w:uiPriority w:val="67"/>
     <w:rsid w:val="00CB0664"/>
     <w:pPr>
@@ -14806,9 +14893,9 @@
       </w:tcPr>
     </w:tblStylePr>
   </w:style>
-  <w:style w:type="table" w:styleId="MediumGrid1-Accent4">
+  <w:style w:type="table" w:styleId="1-41">
     <w:name w:val="Medium Grid 1 Accent 4"/>
-    <w:basedOn w:val="TableNormal"/>
+    <w:basedOn w:val="a3"/>
     <w:uiPriority w:val="67"/>
     <w:rsid w:val="00CB0664"/>
     <w:pPr>
@@ -14872,9 +14959,9 @@
       </w:tcPr>
     </w:tblStylePr>
   </w:style>
-  <w:style w:type="table" w:styleId="MediumGrid1-Accent5">
+  <w:style w:type="table" w:styleId="1-51">
     <w:name w:val="Medium Grid 1 Accent 5"/>
-    <w:basedOn w:val="TableNormal"/>
+    <w:basedOn w:val="a3"/>
     <w:uiPriority w:val="67"/>
     <w:rsid w:val="00CB0664"/>
     <w:pPr>
@@ -14938,9 +15025,9 @@
       </w:tcPr>
     </w:tblStylePr>
   </w:style>
-  <w:style w:type="table" w:styleId="MediumGrid1-Accent6">
+  <w:style w:type="table" w:styleId="1-61">
     <w:name w:val="Medium Grid 1 Accent 6"/>
-    <w:basedOn w:val="TableNormal"/>
+    <w:basedOn w:val="a3"/>
     <w:uiPriority w:val="67"/>
     <w:rsid w:val="00CB0664"/>
     <w:pPr>
@@ -15004,9 +15091,9 @@
       </w:tcPr>
     </w:tblStylePr>
   </w:style>
-  <w:style w:type="table" w:styleId="MediumGrid2">
+  <w:style w:type="table" w:styleId="29">
     <w:name w:val="Medium Grid 2"/>
-    <w:basedOn w:val="TableNormal"/>
+    <w:basedOn w:val="a3"/>
     <w:uiPriority w:val="68"/>
     <w:rsid w:val="00CB0664"/>
     <w:pPr>
@@ -15122,9 +15209,9 @@
       </w:tcPr>
     </w:tblStylePr>
   </w:style>
-  <w:style w:type="table" w:styleId="MediumGrid2-Accent1">
+  <w:style w:type="table" w:styleId="2-11">
     <w:name w:val="Medium Grid 2 Accent 1"/>
-    <w:basedOn w:val="TableNormal"/>
+    <w:basedOn w:val="a3"/>
     <w:uiPriority w:val="68"/>
     <w:rsid w:val="00CB0664"/>
     <w:pPr>
@@ -15240,9 +15327,9 @@
       </w:tcPr>
     </w:tblStylePr>
   </w:style>
-  <w:style w:type="table" w:styleId="MediumGrid2-Accent2">
+  <w:style w:type="table" w:styleId="2-21">
     <w:name w:val="Medium Grid 2 Accent 2"/>
-    <w:basedOn w:val="TableNormal"/>
+    <w:basedOn w:val="a3"/>
     <w:uiPriority w:val="68"/>
     <w:rsid w:val="00CB0664"/>
     <w:pPr>
@@ -15358,9 +15445,9 @@
       </w:tcPr>
     </w:tblStylePr>
   </w:style>
-  <w:style w:type="table" w:styleId="MediumGrid2-Accent3">
+  <w:style w:type="table" w:styleId="2-31">
     <w:name w:val="Medium Grid 2 Accent 3"/>
-    <w:basedOn w:val="TableNormal"/>
+    <w:basedOn w:val="a3"/>
     <w:uiPriority w:val="68"/>
     <w:rsid w:val="00CB0664"/>
     <w:pPr>
@@ -15476,9 +15563,9 @@
       </w:tcPr>
     </w:tblStylePr>
   </w:style>
-  <w:style w:type="table" w:styleId="MediumGrid2-Accent4">
+  <w:style w:type="table" w:styleId="2-41">
     <w:name w:val="Medium Grid 2 Accent 4"/>
-    <w:basedOn w:val="TableNormal"/>
+    <w:basedOn w:val="a3"/>
     <w:uiPriority w:val="68"/>
     <w:rsid w:val="00CB0664"/>
     <w:pPr>
@@ -15594,9 +15681,9 @@
       </w:tcPr>
     </w:tblStylePr>
   </w:style>
-  <w:style w:type="table" w:styleId="MediumGrid2-Accent5">
+  <w:style w:type="table" w:styleId="2-51">
     <w:name w:val="Medium Grid 2 Accent 5"/>
-    <w:basedOn w:val="TableNormal"/>
+    <w:basedOn w:val="a3"/>
     <w:uiPriority w:val="68"/>
     <w:rsid w:val="00CB0664"/>
     <w:pPr>
@@ -15712,9 +15799,9 @@
       </w:tcPr>
     </w:tblStylePr>
   </w:style>
-  <w:style w:type="table" w:styleId="MediumGrid2-Accent6">
+  <w:style w:type="table" w:styleId="2-61">
     <w:name w:val="Medium Grid 2 Accent 6"/>
-    <w:basedOn w:val="TableNormal"/>
+    <w:basedOn w:val="a3"/>
     <w:uiPriority w:val="68"/>
     <w:rsid w:val="00CB0664"/>
     <w:pPr>
@@ -15830,9 +15917,9 @@
       </w:tcPr>
     </w:tblStylePr>
   </w:style>
-  <w:style w:type="table" w:styleId="MediumGrid3">
+  <w:style w:type="table" w:styleId="37">
     <w:name w:val="Medium Grid 3"/>
-    <w:basedOn w:val="TableNormal"/>
+    <w:basedOn w:val="a3"/>
     <w:uiPriority w:val="69"/>
     <w:rsid w:val="00CB0664"/>
     <w:pPr>
@@ -15964,9 +16051,9 @@
       </w:tcPr>
     </w:tblStylePr>
   </w:style>
-  <w:style w:type="table" w:styleId="MediumGrid3-Accent1">
+  <w:style w:type="table" w:styleId="3-1">
     <w:name w:val="Medium Grid 3 Accent 1"/>
-    <w:basedOn w:val="TableNormal"/>
+    <w:basedOn w:val="a3"/>
     <w:uiPriority w:val="69"/>
     <w:rsid w:val="00CB0664"/>
     <w:pPr>
@@ -16098,9 +16185,9 @@
       </w:tcPr>
     </w:tblStylePr>
   </w:style>
-  <w:style w:type="table" w:styleId="MediumGrid3-Accent2">
+  <w:style w:type="table" w:styleId="3-2">
     <w:name w:val="Medium Grid 3 Accent 2"/>
-    <w:basedOn w:val="TableNormal"/>
+    <w:basedOn w:val="a3"/>
     <w:uiPriority w:val="69"/>
     <w:rsid w:val="00CB0664"/>
     <w:pPr>
@@ -16232,9 +16319,9 @@
       </w:tcPr>
     </w:tblStylePr>
   </w:style>
-  <w:style w:type="table" w:styleId="MediumGrid3-Accent3">
+  <w:style w:type="table" w:styleId="3-3">
     <w:name w:val="Medium Grid 3 Accent 3"/>
-    <w:basedOn w:val="TableNormal"/>
+    <w:basedOn w:val="a3"/>
     <w:uiPriority w:val="69"/>
     <w:rsid w:val="00CB0664"/>
     <w:pPr>
@@ -16366,9 +16453,9 @@
       </w:tcPr>
     </w:tblStylePr>
   </w:style>
-  <w:style w:type="table" w:styleId="MediumGrid3-Accent4">
+  <w:style w:type="table" w:styleId="3-4">
     <w:name w:val="Medium Grid 3 Accent 4"/>
-    <w:basedOn w:val="TableNormal"/>
+    <w:basedOn w:val="a3"/>
     <w:uiPriority w:val="69"/>
     <w:rsid w:val="00CB0664"/>
     <w:pPr>
@@ -16500,9 +16587,9 @@
       </w:tcPr>
     </w:tblStylePr>
   </w:style>
-  <w:style w:type="table" w:styleId="MediumGrid3-Accent5">
+  <w:style w:type="table" w:styleId="3-5">
     <w:name w:val="Medium Grid 3 Accent 5"/>
-    <w:basedOn w:val="TableNormal"/>
+    <w:basedOn w:val="a3"/>
     <w:uiPriority w:val="69"/>
     <w:rsid w:val="00CB0664"/>
     <w:pPr>
@@ -16634,9 +16721,9 @@
       </w:tcPr>
     </w:tblStylePr>
   </w:style>
-  <w:style w:type="table" w:styleId="MediumGrid3-Accent6">
+  <w:style w:type="table" w:styleId="3-6">
     <w:name w:val="Medium Grid 3 Accent 6"/>
-    <w:basedOn w:val="TableNormal"/>
+    <w:basedOn w:val="a3"/>
     <w:uiPriority w:val="69"/>
     <w:rsid w:val="00CB0664"/>
     <w:pPr>
@@ -16768,9 +16855,9 @@
       </w:tcPr>
     </w:tblStylePr>
   </w:style>
-  <w:style w:type="table" w:styleId="DarkList">
+  <w:style w:type="table" w:styleId="aff5">
     <w:name w:val="Dark List"/>
-    <w:basedOn w:val="TableNormal"/>
+    <w:basedOn w:val="a3"/>
     <w:uiPriority w:val="70"/>
     <w:rsid w:val="00CB0664"/>
     <w:pPr>
@@ -16875,9 +16962,9 @@
       </w:tcPr>
     </w:tblStylePr>
   </w:style>
-  <w:style w:type="table" w:styleId="DarkList-Accent1">
+  <w:style w:type="table" w:styleId="-12">
     <w:name w:val="Dark List Accent 1"/>
-    <w:basedOn w:val="TableNormal"/>
+    <w:basedOn w:val="a3"/>
     <w:uiPriority w:val="70"/>
     <w:rsid w:val="00CB0664"/>
     <w:pPr>
@@ -16982,9 +17069,9 @@
       </w:tcPr>
     </w:tblStylePr>
   </w:style>
-  <w:style w:type="table" w:styleId="DarkList-Accent2">
+  <w:style w:type="table" w:styleId="-22">
     <w:name w:val="Dark List Accent 2"/>
-    <w:basedOn w:val="TableNormal"/>
+    <w:basedOn w:val="a3"/>
     <w:uiPriority w:val="70"/>
     <w:rsid w:val="00CB0664"/>
     <w:pPr>
@@ -17089,9 +17176,9 @@
       </w:tcPr>
     </w:tblStylePr>
   </w:style>
-  <w:style w:type="table" w:styleId="DarkList-Accent3">
+  <w:style w:type="table" w:styleId="-32">
     <w:name w:val="Dark List Accent 3"/>
-    <w:basedOn w:val="TableNormal"/>
+    <w:basedOn w:val="a3"/>
     <w:uiPriority w:val="70"/>
     <w:rsid w:val="00CB0664"/>
     <w:pPr>
@@ -17196,9 +17283,9 @@
       </w:tcPr>
     </w:tblStylePr>
   </w:style>
-  <w:style w:type="table" w:styleId="DarkList-Accent4">
+  <w:style w:type="table" w:styleId="-42">
     <w:name w:val="Dark List Accent 4"/>
-    <w:basedOn w:val="TableNormal"/>
+    <w:basedOn w:val="a3"/>
     <w:uiPriority w:val="70"/>
     <w:rsid w:val="00CB0664"/>
     <w:pPr>
@@ -17303,9 +17390,9 @@
       </w:tcPr>
     </w:tblStylePr>
   </w:style>
-  <w:style w:type="table" w:styleId="DarkList-Accent5">
+  <w:style w:type="table" w:styleId="-52">
     <w:name w:val="Dark List Accent 5"/>
-    <w:basedOn w:val="TableNormal"/>
+    <w:basedOn w:val="a3"/>
     <w:uiPriority w:val="70"/>
     <w:rsid w:val="00CB0664"/>
     <w:pPr>
@@ -17410,9 +17497,9 @@
       </w:tcPr>
     </w:tblStylePr>
   </w:style>
-  <w:style w:type="table" w:styleId="DarkList-Accent6">
+  <w:style w:type="table" w:styleId="-62">
     <w:name w:val="Dark List Accent 6"/>
-    <w:basedOn w:val="TableNormal"/>
+    <w:basedOn w:val="a3"/>
     <w:uiPriority w:val="70"/>
     <w:rsid w:val="00CB0664"/>
     <w:pPr>
@@ -17517,9 +17604,9 @@
       </w:tcPr>
     </w:tblStylePr>
   </w:style>
-  <w:style w:type="table" w:styleId="ColorfulShading">
+  <w:style w:type="table" w:styleId="aff6">
     <w:name w:val="Colorful Shading"/>
-    <w:basedOn w:val="TableNormal"/>
+    <w:basedOn w:val="a3"/>
     <w:uiPriority w:val="71"/>
     <w:rsid w:val="00CB0664"/>
     <w:pPr>
@@ -17632,9 +17719,9 @@
       </w:rPr>
     </w:tblStylePr>
   </w:style>
-  <w:style w:type="table" w:styleId="ColorfulShading-Accent1">
+  <w:style w:type="table" w:styleId="-13">
     <w:name w:val="Colorful Shading Accent 1"/>
-    <w:basedOn w:val="TableNormal"/>
+    <w:basedOn w:val="a3"/>
     <w:uiPriority w:val="71"/>
     <w:rsid w:val="00CB0664"/>
     <w:pPr>
@@ -17747,9 +17834,9 @@
       </w:rPr>
     </w:tblStylePr>
   </w:style>
-  <w:style w:type="table" w:styleId="ColorfulShading-Accent2">
+  <w:style w:type="table" w:styleId="-23">
     <w:name w:val="Colorful Shading Accent 2"/>
-    <w:basedOn w:val="TableNormal"/>
+    <w:basedOn w:val="a3"/>
     <w:uiPriority w:val="71"/>
     <w:rsid w:val="00CB0664"/>
     <w:pPr>
@@ -17862,9 +17949,9 @@
       </w:rPr>
     </w:tblStylePr>
   </w:style>
-  <w:style w:type="table" w:styleId="ColorfulShading-Accent3">
+  <w:style w:type="table" w:styleId="-33">
     <w:name w:val="Colorful Shading Accent 3"/>
-    <w:basedOn w:val="TableNormal"/>
+    <w:basedOn w:val="a3"/>
     <w:uiPriority w:val="71"/>
     <w:rsid w:val="00CB0664"/>
     <w:pPr>
@@ -17967,9 +18054,9 @@
       </w:tcPr>
     </w:tblStylePr>
   </w:style>
-  <w:style w:type="table" w:styleId="ColorfulShading-Accent4">
+  <w:style w:type="table" w:styleId="-43">
     <w:name w:val="Colorful Shading Accent 4"/>
-    <w:basedOn w:val="TableNormal"/>
+    <w:basedOn w:val="a3"/>
     <w:uiPriority w:val="71"/>
     <w:rsid w:val="00CB0664"/>
     <w:pPr>
@@ -18082,9 +18169,9 @@
       </w:rPr>
     </w:tblStylePr>
   </w:style>
-  <w:style w:type="table" w:styleId="ColorfulShading-Accent5">
+  <w:style w:type="table" w:styleId="-53">
     <w:name w:val="Colorful Shading Accent 5"/>
-    <w:basedOn w:val="TableNormal"/>
+    <w:basedOn w:val="a3"/>
     <w:uiPriority w:val="71"/>
     <w:rsid w:val="00CB0664"/>
     <w:pPr>
@@ -18197,9 +18284,9 @@
       </w:rPr>
     </w:tblStylePr>
   </w:style>
-  <w:style w:type="table" w:styleId="ColorfulShading-Accent6">
+  <w:style w:type="table" w:styleId="-63">
     <w:name w:val="Colorful Shading Accent 6"/>
-    <w:basedOn w:val="TableNormal"/>
+    <w:basedOn w:val="a3"/>
     <w:uiPriority w:val="71"/>
     <w:rsid w:val="00CB0664"/>
     <w:pPr>
@@ -18312,9 +18399,9 @@
       </w:rPr>
     </w:tblStylePr>
   </w:style>
-  <w:style w:type="table" w:styleId="ColorfulList">
+  <w:style w:type="table" w:styleId="aff7">
     <w:name w:val="Colorful List"/>
-    <w:basedOn w:val="TableNormal"/>
+    <w:basedOn w:val="a3"/>
     <w:uiPriority w:val="72"/>
     <w:rsid w:val="00CB0664"/>
     <w:pPr>
@@ -18391,9 +18478,9 @@
       </w:tcPr>
     </w:tblStylePr>
   </w:style>
-  <w:style w:type="table" w:styleId="ColorfulList-Accent1">
+  <w:style w:type="table" w:styleId="-14">
     <w:name w:val="Colorful List Accent 1"/>
-    <w:basedOn w:val="TableNormal"/>
+    <w:basedOn w:val="a3"/>
     <w:uiPriority w:val="72"/>
     <w:rsid w:val="00CB0664"/>
     <w:pPr>
@@ -18470,9 +18557,9 @@
       </w:tcPr>
     </w:tblStylePr>
   </w:style>
-  <w:style w:type="table" w:styleId="ColorfulList-Accent2">
+  <w:style w:type="table" w:styleId="-24">
     <w:name w:val="Colorful List Accent 2"/>
-    <w:basedOn w:val="TableNormal"/>
+    <w:basedOn w:val="a3"/>
     <w:uiPriority w:val="72"/>
     <w:rsid w:val="00CB0664"/>
     <w:pPr>
@@ -18549,9 +18636,9 @@
       </w:tcPr>
     </w:tblStylePr>
   </w:style>
-  <w:style w:type="table" w:styleId="ColorfulList-Accent3">
+  <w:style w:type="table" w:styleId="-34">
     <w:name w:val="Colorful List Accent 3"/>
-    <w:basedOn w:val="TableNormal"/>
+    <w:basedOn w:val="a3"/>
     <w:uiPriority w:val="72"/>
     <w:rsid w:val="00CB0664"/>
     <w:pPr>
@@ -18628,9 +18715,9 @@
       </w:tcPr>
     </w:tblStylePr>
   </w:style>
-  <w:style w:type="table" w:styleId="ColorfulList-Accent4">
+  <w:style w:type="table" w:styleId="-44">
     <w:name w:val="Colorful List Accent 4"/>
-    <w:basedOn w:val="TableNormal"/>
+    <w:basedOn w:val="a3"/>
     <w:uiPriority w:val="72"/>
     <w:rsid w:val="00CB0664"/>
     <w:pPr>
@@ -18707,9 +18794,9 @@
       </w:tcPr>
     </w:tblStylePr>
   </w:style>
-  <w:style w:type="table" w:styleId="ColorfulList-Accent5">
+  <w:style w:type="table" w:styleId="-54">
     <w:name w:val="Colorful List Accent 5"/>
-    <w:basedOn w:val="TableNormal"/>
+    <w:basedOn w:val="a3"/>
     <w:uiPriority w:val="72"/>
     <w:rsid w:val="00CB0664"/>
     <w:pPr>
@@ -18786,9 +18873,9 @@
       </w:tcPr>
     </w:tblStylePr>
   </w:style>
-  <w:style w:type="table" w:styleId="ColorfulList-Accent6">
+  <w:style w:type="table" w:styleId="-64">
     <w:name w:val="Colorful List Accent 6"/>
-    <w:basedOn w:val="TableNormal"/>
+    <w:basedOn w:val="a3"/>
     <w:uiPriority w:val="72"/>
     <w:rsid w:val="00CB0664"/>
     <w:pPr>
@@ -18865,9 +18952,9 @@
       </w:tcPr>
     </w:tblStylePr>
   </w:style>
-  <w:style w:type="table" w:styleId="ColorfulGrid">
+  <w:style w:type="table" w:styleId="aff8">
     <w:name w:val="Colorful Grid"/>
-    <w:basedOn w:val="TableNormal"/>
+    <w:basedOn w:val="a3"/>
     <w:uiPriority w:val="73"/>
     <w:rsid w:val="00CB0664"/>
     <w:pPr>
@@ -18938,9 +19025,9 @@
       </w:tcPr>
     </w:tblStylePr>
   </w:style>
-  <w:style w:type="table" w:styleId="ColorfulGrid-Accent1">
+  <w:style w:type="table" w:styleId="-15">
     <w:name w:val="Colorful Grid Accent 1"/>
-    <w:basedOn w:val="TableNormal"/>
+    <w:basedOn w:val="a3"/>
     <w:uiPriority w:val="73"/>
     <w:rsid w:val="00CB0664"/>
     <w:pPr>
@@ -19011,9 +19098,9 @@
       </w:tcPr>
     </w:tblStylePr>
   </w:style>
-  <w:style w:type="table" w:styleId="ColorfulGrid-Accent2">
+  <w:style w:type="table" w:styleId="-25">
     <w:name w:val="Colorful Grid Accent 2"/>
-    <w:basedOn w:val="TableNormal"/>
+    <w:basedOn w:val="a3"/>
     <w:uiPriority w:val="73"/>
     <w:rsid w:val="00CB0664"/>
     <w:pPr>
@@ -19084,9 +19171,9 @@
       </w:tcPr>
     </w:tblStylePr>
   </w:style>
-  <w:style w:type="table" w:styleId="ColorfulGrid-Accent3">
+  <w:style w:type="table" w:styleId="-35">
     <w:name w:val="Colorful Grid Accent 3"/>
-    <w:basedOn w:val="TableNormal"/>
+    <w:basedOn w:val="a3"/>
     <w:uiPriority w:val="73"/>
     <w:rsid w:val="00CB0664"/>
     <w:pPr>
@@ -19157,9 +19244,9 @@
       </w:tcPr>
     </w:tblStylePr>
   </w:style>
-  <w:style w:type="table" w:styleId="ColorfulGrid-Accent4">
+  <w:style w:type="table" w:styleId="-45">
     <w:name w:val="Colorful Grid Accent 4"/>
-    <w:basedOn w:val="TableNormal"/>
+    <w:basedOn w:val="a3"/>
     <w:uiPriority w:val="73"/>
     <w:rsid w:val="00CB0664"/>
     <w:pPr>
@@ -19230,9 +19317,9 @@
       </w:tcPr>
     </w:tblStylePr>
   </w:style>
-  <w:style w:type="table" w:styleId="ColorfulGrid-Accent5">
+  <w:style w:type="table" w:styleId="-55">
     <w:name w:val="Colorful Grid Accent 5"/>
-    <w:basedOn w:val="TableNormal"/>
+    <w:basedOn w:val="a3"/>
     <w:uiPriority w:val="73"/>
     <w:rsid w:val="00CB0664"/>
     <w:pPr>
@@ -19303,9 +19390,9 @@
       </w:tcPr>
     </w:tblStylePr>
   </w:style>
-  <w:style w:type="table" w:styleId="ColorfulGrid-Accent6">
+  <w:style w:type="table" w:styleId="-65">
     <w:name w:val="Colorful Grid Accent 6"/>
-    <w:basedOn w:val="TableNormal"/>
+    <w:basedOn w:val="a3"/>
     <w:uiPriority w:val="73"/>
     <w:rsid w:val="00CB0664"/>
     <w:pPr>
@@ -19378,7 +19465,7 @@
   </w:style>
   <w:style w:type="paragraph" w:customStyle="1" w:styleId="ReportTitle">
     <w:name w:val="ReportTitle"/>
-    <w:basedOn w:val="Title"/>
+    <w:basedOn w:val="aa"/>
     <w:pPr>
       <w:spacing w:after="120"/>
     </w:pPr>
@@ -19391,7 +19478,7 @@
   </w:style>
   <w:style w:type="paragraph" w:customStyle="1" w:styleId="ReportSubtitle">
     <w:name w:val="ReportSubtitle"/>
-    <w:basedOn w:val="Subtitle"/>
+    <w:basedOn w:val="ac"/>
     <w:pPr>
       <w:spacing w:after="240"/>
     </w:pPr>
@@ -19403,7 +19490,7 @@
   </w:style>
   <w:style w:type="paragraph" w:customStyle="1" w:styleId="Callout">
     <w:name w:val="Callout"/>
-    <w:basedOn w:val="Normal"/>
+    <w:basedOn w:val="a1"/>
     <w:pPr>
       <w:spacing w:before="120" w:after="120"/>
       <w:ind w:left="288" w:right="288"/>
@@ -19411,7 +19498,7 @@
   </w:style>
   <w:style w:type="paragraph" w:customStyle="1" w:styleId="FigureCaption">
     <w:name w:val="FigureCaption"/>
-    <w:basedOn w:val="Caption"/>
+    <w:basedOn w:val="af7"/>
     <w:pPr>
       <w:spacing w:before="60" w:after="160"/>
       <w:jc w:val="center"/>
@@ -19423,8 +19510,8 @@
   </w:style>
   <w:style w:type="paragraph" w:styleId="TOC1">
     <w:name w:val="toc 1"/>
-    <w:basedOn w:val="Normal"/>
-    <w:next w:val="Normal"/>
+    <w:basedOn w:val="a1"/>
+    <w:next w:val="a1"/>
     <w:autoRedefine/>
     <w:uiPriority w:val="39"/>
     <w:unhideWhenUsed/>
@@ -19435,8 +19522,8 @@
   </w:style>
   <w:style w:type="paragraph" w:styleId="TOC2">
     <w:name w:val="toc 2"/>
-    <w:basedOn w:val="Normal"/>
-    <w:next w:val="Normal"/>
+    <w:basedOn w:val="a1"/>
+    <w:next w:val="a1"/>
     <w:autoRedefine/>
     <w:uiPriority w:val="39"/>
     <w:unhideWhenUsed/>
@@ -19448,8 +19535,8 @@
   </w:style>
   <w:style w:type="paragraph" w:styleId="TOC3">
     <w:name w:val="toc 3"/>
-    <w:basedOn w:val="Normal"/>
-    <w:next w:val="Normal"/>
+    <w:basedOn w:val="a1"/>
+    <w:next w:val="a1"/>
     <w:autoRedefine/>
     <w:uiPriority w:val="39"/>
     <w:unhideWhenUsed/>
@@ -19459,9 +19546,9 @@
       <w:ind w:left="420"/>
     </w:pPr>
   </w:style>
-  <w:style w:type="character" w:styleId="Hyperlink">
+  <w:style w:type="character" w:styleId="aff9">
     <w:name w:val="Hyperlink"/>
-    <w:basedOn w:val="DefaultParagraphFont"/>
+    <w:basedOn w:val="a2"/>
     <w:uiPriority w:val="99"/>
     <w:unhideWhenUsed/>
     <w:rsid w:val="005C6452"/>
@@ -19470,9 +19557,9 @@
       <w:u w:val="single"/>
     </w:rPr>
   </w:style>
-  <w:style w:type="paragraph" w:styleId="NormalWeb">
+  <w:style w:type="paragraph" w:styleId="affa">
     <w:name w:val="Normal (Web)"/>
-    <w:basedOn w:val="Normal"/>
+    <w:basedOn w:val="a1"/>
     <w:uiPriority w:val="99"/>
     <w:unhideWhenUsed/>
     <w:rsid w:val="001F73AE"/>
